--- a/Java_PF_2.docx
+++ b/Java_PF_2.docx
@@ -8707,6 +8707,425 @@
           <w:lang w:eastAsia="en-IN"/>
         </w:rPr>
         <w:t> </w:t>
+      </w:r>
+    </w:p>
+    <w:p>
+      <w:pPr>
+        <w:shd w:val="clear" w:color="auto" w:fill="FFFFFF"/>
+        <w:spacing w:after="150" w:line="240" w:lineRule="auto"/>
+        <w:jc w:val="center"/>
+        <w:rPr>
+          <w:rFonts w:ascii="Segoe UI" w:eastAsia="Times New Roman" w:hAnsi="Segoe UI" w:cs="Segoe UI"/>
+          <w:color w:val="212121"/>
+          <w:sz w:val="23"/>
+          <w:szCs w:val="23"/>
+          <w:lang w:eastAsia="en-IN"/>
+        </w:rPr>
+      </w:pPr>
+      <w:r>
+        <w:rPr>
+          <w:rFonts w:ascii="Arial" w:eastAsia="Times New Roman" w:hAnsi="Arial" w:cs="Arial"/>
+          <w:b/>
+          <w:bCs/>
+          <w:color w:val="333333"/>
+          <w:sz w:val="27"/>
+          <w:szCs w:val="27"/>
+          <w:shd w:val="clear" w:color="auto" w:fill="FFFFFF"/>
+          <w:lang w:eastAsia="en-IN"/>
+        </w:rPr>
+        <w:t>Maximum Product</w:t>
+      </w:r>
+    </w:p>
+    <w:p>
+      <w:pPr>
+        <w:shd w:val="clear" w:color="auto" w:fill="FFFFFF"/>
+        <w:spacing w:after="150" w:line="240" w:lineRule="auto"/>
+        <w:rPr>
+          <w:rFonts w:ascii="Segoe UI" w:eastAsia="Times New Roman" w:hAnsi="Segoe UI" w:cs="Segoe UI"/>
+          <w:color w:val="212121"/>
+          <w:sz w:val="23"/>
+          <w:szCs w:val="23"/>
+          <w:lang w:eastAsia="en-IN"/>
+        </w:rPr>
+      </w:pPr>
+      <w:r>
+        <w:rPr>
+          <w:rFonts w:ascii="Arial" w:eastAsia="Times New Roman" w:hAnsi="Arial" w:cs="Arial"/>
+          <w:color w:val="333333"/>
+          <w:sz w:val="24"/>
+          <w:szCs w:val="24"/>
+          <w:shd w:val="clear" w:color="auto" w:fill="FFFFFF"/>
+          <w:lang w:eastAsia="en-IN"/>
+        </w:rPr>
+        <w:t>Playing with arrays has become a hobby for Arun. This time Arun wants to find the greatest number in the array such that it is the product of any two numbers in the array.</w:t>
+      </w:r>
+      <w:r>
+        <w:rPr>
+          <w:rFonts w:ascii="Arial" w:eastAsia="Times New Roman" w:hAnsi="Arial" w:cs="Arial"/>
+          <w:color w:val="333333"/>
+          <w:sz w:val="24"/>
+          <w:szCs w:val="24"/>
+          <w:shd w:val="clear" w:color="auto" w:fill="FFFFFF"/>
+          <w:lang w:eastAsia="en-IN"/>
+        </w:rPr>
+        <w:br/>
+        <w:t>Write a program to help Arun to the do the task. If no such number exists, then print -1.</w:t>
+      </w:r>
+      <w:r>
+        <w:rPr>
+          <w:rFonts w:ascii="Arial" w:eastAsia="Times New Roman" w:hAnsi="Arial" w:cs="Arial"/>
+          <w:color w:val="333333"/>
+          <w:sz w:val="24"/>
+          <w:szCs w:val="24"/>
+          <w:shd w:val="clear" w:color="auto" w:fill="FFFFFF"/>
+          <w:lang w:eastAsia="en-IN"/>
+        </w:rPr>
+        <w:br/>
+        <w:t>[</w:t>
+      </w:r>
+      <w:r>
+        <w:rPr>
+          <w:rFonts w:ascii="Arial" w:eastAsia="Times New Roman" w:hAnsi="Arial" w:cs="Arial"/>
+          <w:b/>
+          <w:bCs/>
+          <w:color w:val="333333"/>
+          <w:sz w:val="24"/>
+          <w:szCs w:val="24"/>
+          <w:shd w:val="clear" w:color="auto" w:fill="FFFFFF"/>
+          <w:lang w:eastAsia="en-IN"/>
+        </w:rPr>
+        <w:t>Note:</w:t>
+      </w:r>
+      <w:r>
+        <w:rPr>
+          <w:rFonts w:ascii="Arial" w:eastAsia="Times New Roman" w:hAnsi="Arial" w:cs="Arial"/>
+          <w:color w:val="333333"/>
+          <w:sz w:val="24"/>
+          <w:szCs w:val="24"/>
+          <w:shd w:val="clear" w:color="auto" w:fill="FFFFFF"/>
+          <w:lang w:eastAsia="en-IN"/>
+        </w:rPr>
+        <w:t> The two number that are used to find the product can be the number itself.  For example, if the array elements are [1,2,3</w:t>
+      </w:r>
+      <w:proofErr w:type="gramStart"/>
+      <w:r>
+        <w:rPr>
+          <w:rFonts w:ascii="Arial" w:eastAsia="Times New Roman" w:hAnsi="Arial" w:cs="Arial"/>
+          <w:color w:val="333333"/>
+          <w:sz w:val="24"/>
+          <w:szCs w:val="24"/>
+          <w:shd w:val="clear" w:color="auto" w:fill="FFFFFF"/>
+          <w:lang w:eastAsia="en-IN"/>
+        </w:rPr>
+        <w:t>] ,</w:t>
+      </w:r>
+      <w:proofErr w:type="gramEnd"/>
+      <w:r>
+        <w:rPr>
+          <w:rFonts w:ascii="Arial" w:eastAsia="Times New Roman" w:hAnsi="Arial" w:cs="Arial"/>
+          <w:color w:val="333333"/>
+          <w:sz w:val="24"/>
+          <w:szCs w:val="24"/>
+          <w:shd w:val="clear" w:color="auto" w:fill="FFFFFF"/>
+          <w:lang w:eastAsia="en-IN"/>
+        </w:rPr>
+        <w:t xml:space="preserve"> then 1*3 = 3 will be the solution for this array.]</w:t>
+      </w:r>
+      <w:r>
+        <w:rPr>
+          <w:rFonts w:ascii="Arial" w:eastAsia="Times New Roman" w:hAnsi="Arial" w:cs="Arial"/>
+          <w:color w:val="333333"/>
+          <w:sz w:val="24"/>
+          <w:szCs w:val="24"/>
+          <w:shd w:val="clear" w:color="auto" w:fill="FFFFFF"/>
+          <w:lang w:eastAsia="en-IN"/>
+        </w:rPr>
+        <w:br/>
+      </w:r>
+      <w:r>
+        <w:rPr>
+          <w:rFonts w:ascii="Arial" w:eastAsia="Times New Roman" w:hAnsi="Arial" w:cs="Arial"/>
+          <w:color w:val="333333"/>
+          <w:sz w:val="24"/>
+          <w:szCs w:val="24"/>
+          <w:shd w:val="clear" w:color="auto" w:fill="FFFFFF"/>
+          <w:lang w:eastAsia="en-IN"/>
+        </w:rPr>
+        <w:br/>
+      </w:r>
+      <w:r>
+        <w:rPr>
+          <w:rFonts w:ascii="Arial" w:eastAsia="Times New Roman" w:hAnsi="Arial" w:cs="Arial"/>
+          <w:b/>
+          <w:bCs/>
+          <w:color w:val="333333"/>
+          <w:sz w:val="24"/>
+          <w:szCs w:val="24"/>
+          <w:shd w:val="clear" w:color="auto" w:fill="FFFFFF"/>
+          <w:lang w:eastAsia="en-IN"/>
+        </w:rPr>
+        <w:t>Input Format :</w:t>
+      </w:r>
+      <w:r>
+        <w:rPr>
+          <w:rFonts w:ascii="Arial" w:eastAsia="Times New Roman" w:hAnsi="Arial" w:cs="Arial"/>
+          <w:color w:val="333333"/>
+          <w:sz w:val="24"/>
+          <w:szCs w:val="24"/>
+          <w:shd w:val="clear" w:color="auto" w:fill="FFFFFF"/>
+          <w:lang w:eastAsia="en-IN"/>
+        </w:rPr>
+        <w:br/>
+        <w:t>First input is an integer value that denotes the size of the array.</w:t>
+      </w:r>
+      <w:r>
+        <w:rPr>
+          <w:rFonts w:ascii="Arial" w:eastAsia="Times New Roman" w:hAnsi="Arial" w:cs="Arial"/>
+          <w:color w:val="333333"/>
+          <w:sz w:val="24"/>
+          <w:szCs w:val="24"/>
+          <w:shd w:val="clear" w:color="auto" w:fill="FFFFFF"/>
+          <w:lang w:eastAsia="en-IN"/>
+        </w:rPr>
+        <w:br/>
+        <w:t>Second input is a series of integers separated by space that denotes the array values.</w:t>
+      </w:r>
+      <w:r>
+        <w:rPr>
+          <w:rFonts w:ascii="Arial" w:eastAsia="Times New Roman" w:hAnsi="Arial" w:cs="Arial"/>
+          <w:color w:val="333333"/>
+          <w:sz w:val="24"/>
+          <w:szCs w:val="24"/>
+          <w:shd w:val="clear" w:color="auto" w:fill="FFFFFF"/>
+          <w:lang w:eastAsia="en-IN"/>
+        </w:rPr>
+        <w:br/>
+      </w:r>
+      <w:r>
+        <w:rPr>
+          <w:rFonts w:ascii="Arial" w:eastAsia="Times New Roman" w:hAnsi="Arial" w:cs="Arial"/>
+          <w:color w:val="333333"/>
+          <w:sz w:val="24"/>
+          <w:szCs w:val="24"/>
+          <w:shd w:val="clear" w:color="auto" w:fill="FFFFFF"/>
+          <w:lang w:eastAsia="en-IN"/>
+        </w:rPr>
+        <w:br/>
+      </w:r>
+      <w:r>
+        <w:rPr>
+          <w:rFonts w:ascii="Arial" w:eastAsia="Times New Roman" w:hAnsi="Arial" w:cs="Arial"/>
+          <w:b/>
+          <w:bCs/>
+          <w:color w:val="333333"/>
+          <w:sz w:val="24"/>
+          <w:szCs w:val="24"/>
+          <w:shd w:val="clear" w:color="auto" w:fill="FFFFFF"/>
+          <w:lang w:eastAsia="en-IN"/>
+        </w:rPr>
+        <w:t>Output Format :</w:t>
+      </w:r>
+      <w:r>
+        <w:rPr>
+          <w:rFonts w:ascii="Arial" w:eastAsia="Times New Roman" w:hAnsi="Arial" w:cs="Arial"/>
+          <w:color w:val="333333"/>
+          <w:sz w:val="24"/>
+          <w:szCs w:val="24"/>
+          <w:shd w:val="clear" w:color="auto" w:fill="FFFFFF"/>
+          <w:lang w:eastAsia="en-IN"/>
+        </w:rPr>
+        <w:br/>
+        <w:t>Output is an  integer that denotes the maximum product.</w:t>
+      </w:r>
+      <w:r>
+        <w:rPr>
+          <w:rFonts w:ascii="Arial" w:eastAsia="Times New Roman" w:hAnsi="Arial" w:cs="Arial"/>
+          <w:color w:val="333333"/>
+          <w:sz w:val="24"/>
+          <w:szCs w:val="24"/>
+          <w:shd w:val="clear" w:color="auto" w:fill="FFFFFF"/>
+          <w:lang w:eastAsia="en-IN"/>
+        </w:rPr>
+        <w:br/>
+      </w:r>
+      <w:r>
+        <w:rPr>
+          <w:rFonts w:ascii="Arial" w:eastAsia="Times New Roman" w:hAnsi="Arial" w:cs="Arial"/>
+          <w:color w:val="333333"/>
+          <w:sz w:val="24"/>
+          <w:szCs w:val="24"/>
+          <w:shd w:val="clear" w:color="auto" w:fill="FFFFFF"/>
+          <w:lang w:eastAsia="en-IN"/>
+        </w:rPr>
+        <w:br/>
+      </w:r>
+      <w:r>
+        <w:rPr>
+          <w:rFonts w:ascii="Arial" w:eastAsia="Times New Roman" w:hAnsi="Arial" w:cs="Arial"/>
+          <w:b/>
+          <w:bCs/>
+          <w:color w:val="333333"/>
+          <w:sz w:val="24"/>
+          <w:szCs w:val="24"/>
+          <w:shd w:val="clear" w:color="auto" w:fill="FFFFFF"/>
+          <w:lang w:eastAsia="en-IN"/>
+        </w:rPr>
+        <w:t>Sample Input 1:</w:t>
+      </w:r>
+      <w:r>
+        <w:rPr>
+          <w:rFonts w:ascii="Arial" w:eastAsia="Times New Roman" w:hAnsi="Arial" w:cs="Arial"/>
+          <w:color w:val="333333"/>
+          <w:sz w:val="24"/>
+          <w:szCs w:val="24"/>
+          <w:shd w:val="clear" w:color="auto" w:fill="FFFFFF"/>
+          <w:lang w:eastAsia="en-IN"/>
+        </w:rPr>
+        <w:br/>
+        <w:t>5</w:t>
+      </w:r>
+      <w:r>
+        <w:rPr>
+          <w:rFonts w:ascii="Arial" w:eastAsia="Times New Roman" w:hAnsi="Arial" w:cs="Arial"/>
+          <w:color w:val="333333"/>
+          <w:sz w:val="24"/>
+          <w:szCs w:val="24"/>
+          <w:shd w:val="clear" w:color="auto" w:fill="FFFFFF"/>
+          <w:lang w:eastAsia="en-IN"/>
+        </w:rPr>
+        <w:br/>
+        <w:t>35 30 7 6 5</w:t>
+      </w:r>
+      <w:r>
+        <w:rPr>
+          <w:rFonts w:ascii="Arial" w:eastAsia="Times New Roman" w:hAnsi="Arial" w:cs="Arial"/>
+          <w:color w:val="333333"/>
+          <w:sz w:val="24"/>
+          <w:szCs w:val="24"/>
+          <w:shd w:val="clear" w:color="auto" w:fill="FFFFFF"/>
+          <w:lang w:eastAsia="en-IN"/>
+        </w:rPr>
+        <w:br/>
+      </w:r>
+      <w:r>
+        <w:rPr>
+          <w:rFonts w:ascii="Arial" w:eastAsia="Times New Roman" w:hAnsi="Arial" w:cs="Arial"/>
+          <w:b/>
+          <w:bCs/>
+          <w:color w:val="333333"/>
+          <w:sz w:val="24"/>
+          <w:szCs w:val="24"/>
+          <w:shd w:val="clear" w:color="auto" w:fill="FFFFFF"/>
+          <w:lang w:eastAsia="en-IN"/>
+        </w:rPr>
+        <w:t>Sample Output 1:</w:t>
+      </w:r>
+      <w:r>
+        <w:rPr>
+          <w:rFonts w:ascii="Arial" w:eastAsia="Times New Roman" w:hAnsi="Arial" w:cs="Arial"/>
+          <w:color w:val="333333"/>
+          <w:sz w:val="24"/>
+          <w:szCs w:val="24"/>
+          <w:shd w:val="clear" w:color="auto" w:fill="FFFFFF"/>
+          <w:lang w:eastAsia="en-IN"/>
+        </w:rPr>
+        <w:br/>
+        <w:t>35</w:t>
+      </w:r>
+      <w:r>
+        <w:rPr>
+          <w:rFonts w:ascii="Arial" w:eastAsia="Times New Roman" w:hAnsi="Arial" w:cs="Arial"/>
+          <w:color w:val="333333"/>
+          <w:sz w:val="24"/>
+          <w:szCs w:val="24"/>
+          <w:shd w:val="clear" w:color="auto" w:fill="FFFFFF"/>
+          <w:lang w:eastAsia="en-IN"/>
+        </w:rPr>
+        <w:br/>
+      </w:r>
+      <w:r>
+        <w:rPr>
+          <w:rFonts w:ascii="Arial" w:eastAsia="Times New Roman" w:hAnsi="Arial" w:cs="Arial"/>
+          <w:color w:val="333333"/>
+          <w:sz w:val="24"/>
+          <w:szCs w:val="24"/>
+          <w:shd w:val="clear" w:color="auto" w:fill="FFFFFF"/>
+          <w:lang w:eastAsia="en-IN"/>
+        </w:rPr>
+        <w:br/>
+      </w:r>
+      <w:r>
+        <w:rPr>
+          <w:rFonts w:ascii="Arial" w:eastAsia="Times New Roman" w:hAnsi="Arial" w:cs="Arial"/>
+          <w:b/>
+          <w:bCs/>
+          <w:color w:val="333333"/>
+          <w:sz w:val="24"/>
+          <w:szCs w:val="24"/>
+          <w:shd w:val="clear" w:color="auto" w:fill="FFFFFF"/>
+          <w:lang w:eastAsia="en-IN"/>
+        </w:rPr>
+        <w:t>Sample Input 2:</w:t>
+      </w:r>
+      <w:r>
+        <w:rPr>
+          <w:rFonts w:ascii="Arial" w:eastAsia="Times New Roman" w:hAnsi="Arial" w:cs="Arial"/>
+          <w:color w:val="333333"/>
+          <w:sz w:val="24"/>
+          <w:szCs w:val="24"/>
+          <w:shd w:val="clear" w:color="auto" w:fill="FFFFFF"/>
+          <w:lang w:eastAsia="en-IN"/>
+        </w:rPr>
+        <w:br/>
+        <w:t>5</w:t>
+      </w:r>
+      <w:r>
+        <w:rPr>
+          <w:rFonts w:ascii="Arial" w:eastAsia="Times New Roman" w:hAnsi="Arial" w:cs="Arial"/>
+          <w:color w:val="333333"/>
+          <w:sz w:val="24"/>
+          <w:szCs w:val="24"/>
+          <w:shd w:val="clear" w:color="auto" w:fill="FFFFFF"/>
+          <w:lang w:eastAsia="en-IN"/>
+        </w:rPr>
+        <w:br/>
+        <w:t>2 4 6 89 78</w:t>
+      </w:r>
+      <w:r>
+        <w:rPr>
+          <w:rFonts w:ascii="Arial" w:eastAsia="Times New Roman" w:hAnsi="Arial" w:cs="Arial"/>
+          <w:color w:val="333333"/>
+          <w:sz w:val="24"/>
+          <w:szCs w:val="24"/>
+          <w:shd w:val="clear" w:color="auto" w:fill="FFFFFF"/>
+          <w:lang w:eastAsia="en-IN"/>
+        </w:rPr>
+        <w:br/>
+      </w:r>
+      <w:r>
+        <w:rPr>
+          <w:rFonts w:ascii="Arial" w:eastAsia="Times New Roman" w:hAnsi="Arial" w:cs="Arial"/>
+          <w:b/>
+          <w:bCs/>
+          <w:color w:val="333333"/>
+          <w:sz w:val="24"/>
+          <w:szCs w:val="24"/>
+          <w:shd w:val="clear" w:color="auto" w:fill="FFFFFF"/>
+          <w:lang w:eastAsia="en-IN"/>
+        </w:rPr>
+        <w:t>Sample Output 2:</w:t>
+      </w:r>
+      <w:r>
+        <w:rPr>
+          <w:rFonts w:ascii="Arial" w:eastAsia="Times New Roman" w:hAnsi="Arial" w:cs="Arial"/>
+          <w:color w:val="333333"/>
+          <w:sz w:val="24"/>
+          <w:szCs w:val="24"/>
+          <w:shd w:val="clear" w:color="auto" w:fill="FFFFFF"/>
+          <w:lang w:eastAsia="en-IN"/>
+        </w:rPr>
+        <w:br/>
+        <w:t>-1</w:t>
       </w:r>
     </w:p>
     <w:p/>
@@ -9080,6 +9499,7 @@
     <w:lsdException w:name="HTML Sample" w:semiHidden="1" w:unhideWhenUsed="1"/>
     <w:lsdException w:name="HTML Typewriter" w:semiHidden="1" w:unhideWhenUsed="1"/>
     <w:lsdException w:name="HTML Variable" w:semiHidden="1" w:unhideWhenUsed="1"/>
+    <w:lsdException w:name="Normal Table" w:semiHidden="1" w:unhideWhenUsed="1"/>
     <w:lsdException w:name="annotation subject" w:semiHidden="1" w:unhideWhenUsed="1"/>
     <w:lsdException w:name="No List" w:semiHidden="1" w:unhideWhenUsed="1"/>
     <w:lsdException w:name="Outline List 1" w:semiHidden="1" w:unhideWhenUsed="1"/>
@@ -9126,8 +9546,10 @@
     <w:lsdException w:name="Table Subtle 2" w:semiHidden="1" w:unhideWhenUsed="1"/>
     <w:lsdException w:name="Table Web 1" w:semiHidden="1" w:unhideWhenUsed="1"/>
     <w:lsdException w:name="Table Web 2" w:semiHidden="1" w:unhideWhenUsed="1"/>
+    <w:lsdException w:name="Table Web 3" w:semiHidden="1" w:unhideWhenUsed="1"/>
     <w:lsdException w:name="Balloon Text" w:semiHidden="1" w:unhideWhenUsed="1"/>
     <w:lsdException w:name="Table Grid" w:uiPriority="39"/>
+    <w:lsdException w:name="Table Theme" w:semiHidden="1" w:unhideWhenUsed="1"/>
     <w:lsdException w:name="Placeholder Text" w:semiHidden="1"/>
     <w:lsdException w:name="No Spacing" w:uiPriority="1" w:qFormat="1"/>
     <w:lsdException w:name="Light Shading" w:uiPriority="60"/>

--- a/Java_PF_2.docx
+++ b/Java_PF_2.docx
@@ -61,8 +61,45 @@
           <w:shd w:val="clear" w:color="auto" w:fill="FFFFFF"/>
           <w:lang w:eastAsia="en-IN"/>
         </w:rPr>
-        <w:t>Each player will be allowed to throw  a dice 2 times. The points for each player will be calculated as follows :</w:t>
-      </w:r>
+        <w:t xml:space="preserve">Each player will be allowed to </w:t>
+      </w:r>
+      <w:proofErr w:type="gramStart"/>
+      <w:r>
+        <w:rPr>
+          <w:rFonts w:ascii="Times New Roman" w:eastAsia="Times New Roman" w:hAnsi="Times New Roman" w:cs="Times New Roman"/>
+          <w:color w:val="333333"/>
+          <w:sz w:val="21"/>
+          <w:szCs w:val="21"/>
+          <w:shd w:val="clear" w:color="auto" w:fill="FFFFFF"/>
+          <w:lang w:eastAsia="en-IN"/>
+        </w:rPr>
+        <w:t>throw  a</w:t>
+      </w:r>
+      <w:proofErr w:type="gramEnd"/>
+      <w:r>
+        <w:rPr>
+          <w:rFonts w:ascii="Times New Roman" w:eastAsia="Times New Roman" w:hAnsi="Times New Roman" w:cs="Times New Roman"/>
+          <w:color w:val="333333"/>
+          <w:sz w:val="21"/>
+          <w:szCs w:val="21"/>
+          <w:shd w:val="clear" w:color="auto" w:fill="FFFFFF"/>
+          <w:lang w:eastAsia="en-IN"/>
+        </w:rPr>
+        <w:t xml:space="preserve"> dice 2 times. The points for each player will be calculated as </w:t>
+      </w:r>
+      <w:proofErr w:type="gramStart"/>
+      <w:r>
+        <w:rPr>
+          <w:rFonts w:ascii="Times New Roman" w:eastAsia="Times New Roman" w:hAnsi="Times New Roman" w:cs="Times New Roman"/>
+          <w:color w:val="333333"/>
+          <w:sz w:val="21"/>
+          <w:szCs w:val="21"/>
+          <w:shd w:val="clear" w:color="auto" w:fill="FFFFFF"/>
+          <w:lang w:eastAsia="en-IN"/>
+        </w:rPr>
+        <w:t>follows :</w:t>
+      </w:r>
+      <w:proofErr w:type="gramEnd"/>
       <w:r>
         <w:rPr>
           <w:rFonts w:ascii="Arial" w:eastAsia="Times New Roman" w:hAnsi="Arial" w:cs="Arial"/>
@@ -239,7 +276,31 @@
           <w:shd w:val="clear" w:color="auto" w:fill="FFFFFF"/>
           <w:lang w:eastAsia="en-IN"/>
         </w:rPr>
-        <w:t>Refer sample input and output for formatting specificaions.</w:t>
+        <w:t xml:space="preserve">Refer sample input and output for formatting </w:t>
+      </w:r>
+      <w:proofErr w:type="spellStart"/>
+      <w:r>
+        <w:rPr>
+          <w:rFonts w:ascii="Times New Roman" w:eastAsia="Times New Roman" w:hAnsi="Times New Roman" w:cs="Times New Roman"/>
+          <w:color w:val="333333"/>
+          <w:sz w:val="21"/>
+          <w:szCs w:val="21"/>
+          <w:shd w:val="clear" w:color="auto" w:fill="FFFFFF"/>
+          <w:lang w:eastAsia="en-IN"/>
+        </w:rPr>
+        <w:t>specificaions</w:t>
+      </w:r>
+      <w:proofErr w:type="spellEnd"/>
+      <w:r>
+        <w:rPr>
+          <w:rFonts w:ascii="Times New Roman" w:eastAsia="Times New Roman" w:hAnsi="Times New Roman" w:cs="Times New Roman"/>
+          <w:color w:val="333333"/>
+          <w:sz w:val="21"/>
+          <w:szCs w:val="21"/>
+          <w:shd w:val="clear" w:color="auto" w:fill="FFFFFF"/>
+          <w:lang w:eastAsia="en-IN"/>
+        </w:rPr>
+        <w:t>.</w:t>
       </w:r>
       <w:r>
         <w:rPr>
@@ -559,8 +620,21 @@
           <w:shd w:val="clear" w:color="auto" w:fill="FFFFFF"/>
           <w:lang w:eastAsia="en-IN"/>
         </w:rPr>
-        <w:t>The points scored is  20</w:t>
-      </w:r>
+        <w:t xml:space="preserve">The points scored </w:t>
+      </w:r>
+      <w:proofErr w:type="gramStart"/>
+      <w:r>
+        <w:rPr>
+          <w:rFonts w:ascii="Times New Roman" w:eastAsia="Times New Roman" w:hAnsi="Times New Roman" w:cs="Times New Roman"/>
+          <w:color w:val="333333"/>
+          <w:sz w:val="21"/>
+          <w:szCs w:val="21"/>
+          <w:shd w:val="clear" w:color="auto" w:fill="FFFFFF"/>
+          <w:lang w:eastAsia="en-IN"/>
+        </w:rPr>
+        <w:t>is  20</w:t>
+      </w:r>
+      <w:proofErr w:type="gramEnd"/>
       <w:r>
         <w:rPr>
           <w:rFonts w:ascii="Arial" w:eastAsia="Times New Roman" w:hAnsi="Arial" w:cs="Arial"/>
@@ -784,6 +858,7 @@
           <w:shd w:val="clear" w:color="auto" w:fill="FFFFFF"/>
           <w:lang w:eastAsia="en-IN"/>
         </w:rPr>
+        <w:lastRenderedPageBreak/>
         <w:t> </w:t>
       </w:r>
     </w:p>
@@ -835,8 +910,21 @@
           <w:shd w:val="clear" w:color="auto" w:fill="FFFFFF"/>
           <w:lang w:eastAsia="en-IN"/>
         </w:rPr>
-        <w:t>Each player will be allowed to throw a dice 2 times. The points for each player will be calculated as follows :</w:t>
-      </w:r>
+        <w:t xml:space="preserve">Each player will be allowed to throw a dice 2 times. The points for each player will be calculated as </w:t>
+      </w:r>
+      <w:proofErr w:type="gramStart"/>
+      <w:r>
+        <w:rPr>
+          <w:rFonts w:ascii="Times New Roman" w:eastAsia="Times New Roman" w:hAnsi="Times New Roman" w:cs="Times New Roman"/>
+          <w:color w:val="333333"/>
+          <w:sz w:val="21"/>
+          <w:szCs w:val="21"/>
+          <w:shd w:val="clear" w:color="auto" w:fill="FFFFFF"/>
+          <w:lang w:eastAsia="en-IN"/>
+        </w:rPr>
+        <w:t>follows :</w:t>
+      </w:r>
+      <w:proofErr w:type="gramEnd"/>
       <w:r>
         <w:rPr>
           <w:rFonts w:ascii="Arial" w:eastAsia="Times New Roman" w:hAnsi="Arial" w:cs="Arial"/>
@@ -1024,7 +1112,31 @@
           <w:shd w:val="clear" w:color="auto" w:fill="FFFFFF"/>
           <w:lang w:eastAsia="en-IN"/>
         </w:rPr>
-        <w:t>Refer sample input and output for formatting specificaions.</w:t>
+        <w:t xml:space="preserve">Refer sample input and output for formatting </w:t>
+      </w:r>
+      <w:proofErr w:type="spellStart"/>
+      <w:r>
+        <w:rPr>
+          <w:rFonts w:ascii="Times New Roman" w:eastAsia="Times New Roman" w:hAnsi="Times New Roman" w:cs="Times New Roman"/>
+          <w:color w:val="333333"/>
+          <w:sz w:val="21"/>
+          <w:szCs w:val="21"/>
+          <w:shd w:val="clear" w:color="auto" w:fill="FFFFFF"/>
+          <w:lang w:eastAsia="en-IN"/>
+        </w:rPr>
+        <w:t>specificaions</w:t>
+      </w:r>
+      <w:proofErr w:type="spellEnd"/>
+      <w:r>
+        <w:rPr>
+          <w:rFonts w:ascii="Times New Roman" w:eastAsia="Times New Roman" w:hAnsi="Times New Roman" w:cs="Times New Roman"/>
+          <w:color w:val="333333"/>
+          <w:sz w:val="21"/>
+          <w:szCs w:val="21"/>
+          <w:shd w:val="clear" w:color="auto" w:fill="FFFFFF"/>
+          <w:lang w:eastAsia="en-IN"/>
+        </w:rPr>
+        <w:t>.</w:t>
       </w:r>
       <w:r>
         <w:rPr>
@@ -1081,7 +1193,6 @@
           <w:shd w:val="clear" w:color="auto" w:fill="FFFFFF"/>
           <w:lang w:eastAsia="en-IN"/>
         </w:rPr>
-        <w:lastRenderedPageBreak/>
         <w:t>Sample Input and Output 1:</w:t>
       </w:r>
       <w:r>
@@ -1367,8 +1478,21 @@
           <w:shd w:val="clear" w:color="auto" w:fill="FFFFFF"/>
           <w:lang w:eastAsia="en-IN"/>
         </w:rPr>
-        <w:t>The points scored is  3</w:t>
-      </w:r>
+        <w:t xml:space="preserve">The points scored </w:t>
+      </w:r>
+      <w:proofErr w:type="gramStart"/>
+      <w:r>
+        <w:rPr>
+          <w:rFonts w:ascii="Times New Roman" w:eastAsia="Times New Roman" w:hAnsi="Times New Roman" w:cs="Times New Roman"/>
+          <w:color w:val="333333"/>
+          <w:sz w:val="21"/>
+          <w:szCs w:val="21"/>
+          <w:shd w:val="clear" w:color="auto" w:fill="FFFFFF"/>
+          <w:lang w:eastAsia="en-IN"/>
+        </w:rPr>
+        <w:t>is  3</w:t>
+      </w:r>
+      <w:proofErr w:type="gramEnd"/>
       <w:r>
         <w:rPr>
           <w:rFonts w:ascii="Arial" w:eastAsia="Times New Roman" w:hAnsi="Arial" w:cs="Arial"/>
@@ -1505,6 +1629,7 @@
           <w:shd w:val="clear" w:color="auto" w:fill="FFFFFF"/>
           <w:lang w:eastAsia="en-IN"/>
         </w:rPr>
+        <w:lastRenderedPageBreak/>
         <w:t>6</w:t>
       </w:r>
       <w:r>
@@ -1791,7 +1916,31 @@
           <w:shd w:val="clear" w:color="auto" w:fill="FFFFFF"/>
           <w:lang w:eastAsia="en-IN"/>
         </w:rPr>
-        <w:t>Refer sample input and output for formatting specificaions.</w:t>
+        <w:t xml:space="preserve">Refer sample input and output for formatting </w:t>
+      </w:r>
+      <w:proofErr w:type="spellStart"/>
+      <w:r>
+        <w:rPr>
+          <w:rFonts w:ascii="Times New Roman" w:eastAsia="Times New Roman" w:hAnsi="Times New Roman" w:cs="Times New Roman"/>
+          <w:color w:val="333333"/>
+          <w:sz w:val="21"/>
+          <w:szCs w:val="21"/>
+          <w:shd w:val="clear" w:color="auto" w:fill="FFFFFF"/>
+          <w:lang w:eastAsia="en-IN"/>
+        </w:rPr>
+        <w:t>specificaions</w:t>
+      </w:r>
+      <w:proofErr w:type="spellEnd"/>
+      <w:r>
+        <w:rPr>
+          <w:rFonts w:ascii="Times New Roman" w:eastAsia="Times New Roman" w:hAnsi="Times New Roman" w:cs="Times New Roman"/>
+          <w:color w:val="333333"/>
+          <w:sz w:val="21"/>
+          <w:szCs w:val="21"/>
+          <w:shd w:val="clear" w:color="auto" w:fill="FFFFFF"/>
+          <w:lang w:eastAsia="en-IN"/>
+        </w:rPr>
+        <w:t>.</w:t>
       </w:r>
       <w:r>
         <w:rPr>
@@ -2144,7 +2293,6 @@
           <w:shd w:val="clear" w:color="auto" w:fill="FFFFFF"/>
           <w:lang w:eastAsia="en-IN"/>
         </w:rPr>
-        <w:lastRenderedPageBreak/>
         <w:t>Incorrect</w:t>
       </w:r>
       <w:r>
@@ -2180,6 +2328,7 @@
           <w:shd w:val="clear" w:color="auto" w:fill="FFFFFF"/>
           <w:lang w:eastAsia="en-IN"/>
         </w:rPr>
+        <w:lastRenderedPageBreak/>
         <w:t>Sample Input and Output 3:</w:t>
       </w:r>
       <w:r>
@@ -2602,7 +2751,31 @@
           <w:shd w:val="clear" w:color="auto" w:fill="FFFFFF"/>
           <w:lang w:eastAsia="en-IN"/>
         </w:rPr>
-        <w:t>Refer sample input and output for formatting specificaions.</w:t>
+        <w:t xml:space="preserve">Refer sample input and output for formatting </w:t>
+      </w:r>
+      <w:proofErr w:type="spellStart"/>
+      <w:r>
+        <w:rPr>
+          <w:rFonts w:ascii="Times New Roman" w:eastAsia="Times New Roman" w:hAnsi="Times New Roman" w:cs="Times New Roman"/>
+          <w:color w:val="333333"/>
+          <w:sz w:val="21"/>
+          <w:szCs w:val="21"/>
+          <w:shd w:val="clear" w:color="auto" w:fill="FFFFFF"/>
+          <w:lang w:eastAsia="en-IN"/>
+        </w:rPr>
+        <w:t>specificaions</w:t>
+      </w:r>
+      <w:proofErr w:type="spellEnd"/>
+      <w:r>
+        <w:rPr>
+          <w:rFonts w:ascii="Times New Roman" w:eastAsia="Times New Roman" w:hAnsi="Times New Roman" w:cs="Times New Roman"/>
+          <w:color w:val="333333"/>
+          <w:sz w:val="21"/>
+          <w:szCs w:val="21"/>
+          <w:shd w:val="clear" w:color="auto" w:fill="FFFFFF"/>
+          <w:lang w:eastAsia="en-IN"/>
+        </w:rPr>
+        <w:t>.</w:t>
       </w:r>
       <w:r>
         <w:rPr>
@@ -2854,6 +3027,7 @@
           <w:shd w:val="clear" w:color="auto" w:fill="FFFFFF"/>
           <w:lang w:eastAsia="en-IN"/>
         </w:rPr>
+        <w:lastRenderedPageBreak/>
         <w:t>Present</w:t>
       </w:r>
       <w:r>
@@ -2992,6 +3166,7 @@
         </w:rPr>
         <w:br/>
       </w:r>
+      <w:proofErr w:type="spellStart"/>
       <w:r>
         <w:rPr>
           <w:rFonts w:ascii="Arial" w:eastAsia="Times New Roman" w:hAnsi="Arial" w:cs="Arial"/>
@@ -3005,6 +3180,7 @@
         </w:rPr>
         <w:t>Prsent</w:t>
       </w:r>
+      <w:proofErr w:type="spellEnd"/>
       <w:r>
         <w:rPr>
           <w:rFonts w:ascii="Arial" w:eastAsia="Times New Roman" w:hAnsi="Arial" w:cs="Arial"/>
@@ -3133,7 +3309,6 @@
           <w:shd w:val="clear" w:color="auto" w:fill="FFFFFF"/>
           <w:lang w:eastAsia="en-IN"/>
         </w:rPr>
-        <w:lastRenderedPageBreak/>
         <w:t>Lucky Prize IV</w:t>
       </w:r>
     </w:p>
@@ -3182,7 +3357,31 @@
           <w:shd w:val="clear" w:color="auto" w:fill="FFFFFF"/>
           <w:lang w:eastAsia="en-IN"/>
         </w:rPr>
-        <w:t>In all the theatres in the Amphi Multiplex, prizes will be given to few lucky winners every day.</w:t>
+        <w:t xml:space="preserve">In all the theatres in the </w:t>
+      </w:r>
+      <w:proofErr w:type="spellStart"/>
+      <w:r>
+        <w:rPr>
+          <w:rFonts w:ascii="Arial" w:eastAsia="Times New Roman" w:hAnsi="Arial" w:cs="Arial"/>
+          <w:color w:val="333333"/>
+          <w:sz w:val="21"/>
+          <w:szCs w:val="21"/>
+          <w:shd w:val="clear" w:color="auto" w:fill="FFFFFF"/>
+          <w:lang w:eastAsia="en-IN"/>
+        </w:rPr>
+        <w:t>Amphi</w:t>
+      </w:r>
+      <w:proofErr w:type="spellEnd"/>
+      <w:r>
+        <w:rPr>
+          <w:rFonts w:ascii="Arial" w:eastAsia="Times New Roman" w:hAnsi="Arial" w:cs="Arial"/>
+          <w:color w:val="333333"/>
+          <w:sz w:val="21"/>
+          <w:szCs w:val="21"/>
+          <w:shd w:val="clear" w:color="auto" w:fill="FFFFFF"/>
+          <w:lang w:eastAsia="en-IN"/>
+        </w:rPr>
+        <w:t xml:space="preserve"> Multiplex, prizes will be given to few lucky winners every day.</w:t>
       </w:r>
     </w:p>
     <w:p>
@@ -3254,8 +3453,45 @@
           <w:shd w:val="clear" w:color="auto" w:fill="FFFFFF"/>
           <w:lang w:eastAsia="en-IN"/>
         </w:rPr>
-        <w:t>The criteria set for day 4 is that prizes will be given to all ticket holders whose ticket number satisy both the conditions given below :</w:t>
-      </w:r>
+        <w:t xml:space="preserve">The criteria set for day 4 is that prizes will be given to all ticket holders whose ticket number </w:t>
+      </w:r>
+      <w:proofErr w:type="spellStart"/>
+      <w:r>
+        <w:rPr>
+          <w:rFonts w:ascii="Arial" w:eastAsia="Times New Roman" w:hAnsi="Arial" w:cs="Arial"/>
+          <w:color w:val="333333"/>
+          <w:sz w:val="21"/>
+          <w:szCs w:val="21"/>
+          <w:shd w:val="clear" w:color="auto" w:fill="FFFFFF"/>
+          <w:lang w:eastAsia="en-IN"/>
+        </w:rPr>
+        <w:t>satisy</w:t>
+      </w:r>
+      <w:proofErr w:type="spellEnd"/>
+      <w:r>
+        <w:rPr>
+          <w:rFonts w:ascii="Arial" w:eastAsia="Times New Roman" w:hAnsi="Arial" w:cs="Arial"/>
+          <w:color w:val="333333"/>
+          <w:sz w:val="21"/>
+          <w:szCs w:val="21"/>
+          <w:shd w:val="clear" w:color="auto" w:fill="FFFFFF"/>
+          <w:lang w:eastAsia="en-IN"/>
+        </w:rPr>
+        <w:t xml:space="preserve"> both the conditions given </w:t>
+      </w:r>
+      <w:proofErr w:type="gramStart"/>
+      <w:r>
+        <w:rPr>
+          <w:rFonts w:ascii="Arial" w:eastAsia="Times New Roman" w:hAnsi="Arial" w:cs="Arial"/>
+          <w:color w:val="333333"/>
+          <w:sz w:val="21"/>
+          <w:szCs w:val="21"/>
+          <w:shd w:val="clear" w:color="auto" w:fill="FFFFFF"/>
+          <w:lang w:eastAsia="en-IN"/>
+        </w:rPr>
+        <w:t>below :</w:t>
+      </w:r>
+      <w:proofErr w:type="gramEnd"/>
     </w:p>
     <w:p>
       <w:pPr>
@@ -3702,6 +3938,7 @@
           <w:shd w:val="clear" w:color="auto" w:fill="FFFFFF"/>
           <w:lang w:eastAsia="en-IN"/>
         </w:rPr>
+        <w:lastRenderedPageBreak/>
         <w:t>7896</w:t>
       </w:r>
     </w:p>
@@ -3896,7 +4133,31 @@
           <w:shd w:val="clear" w:color="auto" w:fill="FFFFFF"/>
           <w:lang w:eastAsia="en-IN"/>
         </w:rPr>
-        <w:t>In all the theatres in the Amphi Multiplex, prizes will be given to few lucky winners every day.</w:t>
+        <w:t xml:space="preserve">In all the theatres in the </w:t>
+      </w:r>
+      <w:proofErr w:type="spellStart"/>
+      <w:r>
+        <w:rPr>
+          <w:rFonts w:ascii="Arial" w:eastAsia="Times New Roman" w:hAnsi="Arial" w:cs="Arial"/>
+          <w:color w:val="333333"/>
+          <w:sz w:val="21"/>
+          <w:szCs w:val="21"/>
+          <w:shd w:val="clear" w:color="auto" w:fill="FFFFFF"/>
+          <w:lang w:eastAsia="en-IN"/>
+        </w:rPr>
+        <w:t>Amphi</w:t>
+      </w:r>
+      <w:proofErr w:type="spellEnd"/>
+      <w:r>
+        <w:rPr>
+          <w:rFonts w:ascii="Arial" w:eastAsia="Times New Roman" w:hAnsi="Arial" w:cs="Arial"/>
+          <w:color w:val="333333"/>
+          <w:sz w:val="21"/>
+          <w:szCs w:val="21"/>
+          <w:shd w:val="clear" w:color="auto" w:fill="FFFFFF"/>
+          <w:lang w:eastAsia="en-IN"/>
+        </w:rPr>
+        <w:t xml:space="preserve"> Multiplex, prizes will be given to few lucky winners every day.</w:t>
       </w:r>
     </w:p>
     <w:p>
@@ -3968,8 +4229,45 @@
           <w:shd w:val="clear" w:color="auto" w:fill="FFFFFF"/>
           <w:lang w:eastAsia="en-IN"/>
         </w:rPr>
-        <w:t>The criteria set for day 3 is that prizes will be given to all ticket holders whose ticket number satisy all the 3 conditions given below :</w:t>
-      </w:r>
+        <w:t xml:space="preserve">The criteria set for day 3 is that prizes will be given to all ticket holders whose ticket number </w:t>
+      </w:r>
+      <w:proofErr w:type="spellStart"/>
+      <w:r>
+        <w:rPr>
+          <w:rFonts w:ascii="Arial" w:eastAsia="Times New Roman" w:hAnsi="Arial" w:cs="Arial"/>
+          <w:color w:val="333333"/>
+          <w:sz w:val="21"/>
+          <w:szCs w:val="21"/>
+          <w:shd w:val="clear" w:color="auto" w:fill="FFFFFF"/>
+          <w:lang w:eastAsia="en-IN"/>
+        </w:rPr>
+        <w:t>satisy</w:t>
+      </w:r>
+      <w:proofErr w:type="spellEnd"/>
+      <w:r>
+        <w:rPr>
+          <w:rFonts w:ascii="Arial" w:eastAsia="Times New Roman" w:hAnsi="Arial" w:cs="Arial"/>
+          <w:color w:val="333333"/>
+          <w:sz w:val="21"/>
+          <w:szCs w:val="21"/>
+          <w:shd w:val="clear" w:color="auto" w:fill="FFFFFF"/>
+          <w:lang w:eastAsia="en-IN"/>
+        </w:rPr>
+        <w:t xml:space="preserve"> all the 3 conditions given </w:t>
+      </w:r>
+      <w:proofErr w:type="gramStart"/>
+      <w:r>
+        <w:rPr>
+          <w:rFonts w:ascii="Arial" w:eastAsia="Times New Roman" w:hAnsi="Arial" w:cs="Arial"/>
+          <w:color w:val="333333"/>
+          <w:sz w:val="21"/>
+          <w:szCs w:val="21"/>
+          <w:shd w:val="clear" w:color="auto" w:fill="FFFFFF"/>
+          <w:lang w:eastAsia="en-IN"/>
+        </w:rPr>
+        <w:t>below :</w:t>
+      </w:r>
+      <w:proofErr w:type="gramEnd"/>
     </w:p>
     <w:p>
       <w:pPr>
@@ -4394,7 +4692,6 @@
           <w:shd w:val="clear" w:color="auto" w:fill="FFFFFF"/>
           <w:lang w:eastAsia="en-IN"/>
         </w:rPr>
-        <w:lastRenderedPageBreak/>
         <w:t> </w:t>
       </w:r>
     </w:p>
@@ -4567,6 +4864,7 @@
           <w:shd w:val="clear" w:color="auto" w:fill="FFFFFF"/>
           <w:lang w:eastAsia="en-IN"/>
         </w:rPr>
+        <w:lastRenderedPageBreak/>
         <w:t>Run Length IV</w:t>
       </w:r>
     </w:p>
@@ -4654,6 +4952,7 @@
           <w:lang w:eastAsia="en-IN"/>
         </w:rPr>
       </w:pPr>
+      <w:proofErr w:type="gramStart"/>
       <w:r>
         <w:rPr>
           <w:rFonts w:ascii="Arial" w:eastAsia="Times New Roman" w:hAnsi="Arial" w:cs="Arial"/>
@@ -4667,6 +4966,7 @@
         </w:rPr>
         <w:t>Example :</w:t>
       </w:r>
+      <w:proofErr w:type="gramEnd"/>
     </w:p>
     <w:p>
       <w:pPr>
@@ -4713,7 +5013,31 @@
           <w:shd w:val="clear" w:color="auto" w:fill="FFFFFF"/>
           <w:lang w:eastAsia="en-IN"/>
         </w:rPr>
-        <w:t>Consider the array ... { 2, 16, 15, 2, 6, 8, 10, 7, 22, 4 , 6}</w:t>
+        <w:t xml:space="preserve">Consider the array ... </w:t>
+      </w:r>
+      <w:proofErr w:type="gramStart"/>
+      <w:r>
+        <w:rPr>
+          <w:rFonts w:ascii="Arial" w:eastAsia="Times New Roman" w:hAnsi="Arial" w:cs="Arial"/>
+          <w:color w:val="333333"/>
+          <w:sz w:val="21"/>
+          <w:szCs w:val="21"/>
+          <w:shd w:val="clear" w:color="auto" w:fill="FFFFFF"/>
+          <w:lang w:eastAsia="en-IN"/>
+        </w:rPr>
+        <w:t>{ 2</w:t>
+      </w:r>
+      <w:proofErr w:type="gramEnd"/>
+      <w:r>
+        <w:rPr>
+          <w:rFonts w:ascii="Arial" w:eastAsia="Times New Roman" w:hAnsi="Arial" w:cs="Arial"/>
+          <w:color w:val="333333"/>
+          <w:sz w:val="21"/>
+          <w:szCs w:val="21"/>
+          <w:shd w:val="clear" w:color="auto" w:fill="FFFFFF"/>
+          <w:lang w:eastAsia="en-IN"/>
+        </w:rPr>
+        <w:t>, 16, 15, 2, 6, 8, 10, 7, 22, 4 , 6}</w:t>
       </w:r>
     </w:p>
     <w:p>
@@ -5005,7 +5329,31 @@
           <w:shd w:val="clear" w:color="auto" w:fill="FFFFFF"/>
           <w:lang w:eastAsia="en-IN"/>
         </w:rPr>
-        <w:t>The first line of the input consists of an integer n that corresponds to the number of elements in the array. The next 'n' lines of input consists of a single integer that correspond to the elements in the array.</w:t>
+        <w:t xml:space="preserve">The first line of the input consists of an integer n that corresponds to the number of elements in the array. The next 'n' lines of input </w:t>
+      </w:r>
+      <w:proofErr w:type="gramStart"/>
+      <w:r>
+        <w:rPr>
+          <w:rFonts w:ascii="Arial" w:eastAsia="Times New Roman" w:hAnsi="Arial" w:cs="Arial"/>
+          <w:color w:val="333333"/>
+          <w:sz w:val="21"/>
+          <w:szCs w:val="21"/>
+          <w:shd w:val="clear" w:color="auto" w:fill="FFFFFF"/>
+          <w:lang w:eastAsia="en-IN"/>
+        </w:rPr>
+        <w:t>consists</w:t>
+      </w:r>
+      <w:proofErr w:type="gramEnd"/>
+      <w:r>
+        <w:rPr>
+          <w:rFonts w:ascii="Arial" w:eastAsia="Times New Roman" w:hAnsi="Arial" w:cs="Arial"/>
+          <w:color w:val="333333"/>
+          <w:sz w:val="21"/>
+          <w:szCs w:val="21"/>
+          <w:shd w:val="clear" w:color="auto" w:fill="FFFFFF"/>
+          <w:lang w:eastAsia="en-IN"/>
+        </w:rPr>
+        <w:t xml:space="preserve"> of a single integer that correspond to the elements in the array.</w:t>
       </w:r>
     </w:p>
     <w:p>
@@ -5103,333 +5451,9 @@
           <w:shd w:val="clear" w:color="auto" w:fill="FFFFFF"/>
           <w:lang w:eastAsia="en-IN"/>
         </w:rPr>
-        <w:t>Sample Input :</w:t>
-      </w:r>
-    </w:p>
-    <w:p>
-      <w:pPr>
-        <w:shd w:val="clear" w:color="auto" w:fill="FFFFFF"/>
-        <w:spacing w:after="0" w:line="240" w:lineRule="auto"/>
-        <w:rPr>
-          <w:rFonts w:ascii="Segoe UI" w:eastAsia="Times New Roman" w:hAnsi="Segoe UI" w:cs="Segoe UI"/>
-          <w:color w:val="212121"/>
-          <w:sz w:val="23"/>
-          <w:szCs w:val="23"/>
-          <w:lang w:eastAsia="en-IN"/>
-        </w:rPr>
-      </w:pPr>
-      <w:r>
-        <w:rPr>
-          <w:rFonts w:ascii="Arial" w:eastAsia="Times New Roman" w:hAnsi="Arial" w:cs="Arial"/>
-          <w:color w:val="333333"/>
-          <w:sz w:val="21"/>
-          <w:szCs w:val="21"/>
-          <w:shd w:val="clear" w:color="auto" w:fill="FFFFFF"/>
-          <w:lang w:eastAsia="en-IN"/>
-        </w:rPr>
-        <w:t>11</w:t>
-      </w:r>
-    </w:p>
-    <w:p>
-      <w:pPr>
-        <w:shd w:val="clear" w:color="auto" w:fill="FFFFFF"/>
-        <w:spacing w:after="0" w:line="240" w:lineRule="auto"/>
-        <w:rPr>
-          <w:rFonts w:ascii="Segoe UI" w:eastAsia="Times New Roman" w:hAnsi="Segoe UI" w:cs="Segoe UI"/>
-          <w:color w:val="212121"/>
-          <w:sz w:val="23"/>
-          <w:szCs w:val="23"/>
-          <w:lang w:eastAsia="en-IN"/>
-        </w:rPr>
-      </w:pPr>
-      <w:r>
-        <w:rPr>
-          <w:rFonts w:ascii="Arial" w:eastAsia="Times New Roman" w:hAnsi="Arial" w:cs="Arial"/>
-          <w:color w:val="333333"/>
-          <w:sz w:val="21"/>
-          <w:szCs w:val="21"/>
-          <w:shd w:val="clear" w:color="auto" w:fill="FFFFFF"/>
-          <w:lang w:eastAsia="en-IN"/>
-        </w:rPr>
-        <w:t>2</w:t>
-      </w:r>
-    </w:p>
-    <w:p>
-      <w:pPr>
-        <w:shd w:val="clear" w:color="auto" w:fill="FFFFFF"/>
-        <w:spacing w:after="0" w:line="240" w:lineRule="auto"/>
-        <w:rPr>
-          <w:rFonts w:ascii="Segoe UI" w:eastAsia="Times New Roman" w:hAnsi="Segoe UI" w:cs="Segoe UI"/>
-          <w:color w:val="212121"/>
-          <w:sz w:val="23"/>
-          <w:szCs w:val="23"/>
-          <w:lang w:eastAsia="en-IN"/>
-        </w:rPr>
-      </w:pPr>
-      <w:r>
-        <w:rPr>
-          <w:rFonts w:ascii="Arial" w:eastAsia="Times New Roman" w:hAnsi="Arial" w:cs="Arial"/>
-          <w:color w:val="333333"/>
-          <w:sz w:val="21"/>
-          <w:szCs w:val="21"/>
-          <w:shd w:val="clear" w:color="auto" w:fill="FFFFFF"/>
-          <w:lang w:eastAsia="en-IN"/>
-        </w:rPr>
-        <w:t>16</w:t>
-      </w:r>
-    </w:p>
-    <w:p>
-      <w:pPr>
-        <w:shd w:val="clear" w:color="auto" w:fill="FFFFFF"/>
-        <w:spacing w:after="0" w:line="240" w:lineRule="auto"/>
-        <w:rPr>
-          <w:rFonts w:ascii="Segoe UI" w:eastAsia="Times New Roman" w:hAnsi="Segoe UI" w:cs="Segoe UI"/>
-          <w:color w:val="212121"/>
-          <w:sz w:val="23"/>
-          <w:szCs w:val="23"/>
-          <w:lang w:eastAsia="en-IN"/>
-        </w:rPr>
-      </w:pPr>
-      <w:r>
-        <w:rPr>
-          <w:rFonts w:ascii="Arial" w:eastAsia="Times New Roman" w:hAnsi="Arial" w:cs="Arial"/>
-          <w:color w:val="333333"/>
-          <w:sz w:val="21"/>
-          <w:szCs w:val="21"/>
-          <w:shd w:val="clear" w:color="auto" w:fill="FFFFFF"/>
-          <w:lang w:eastAsia="en-IN"/>
-        </w:rPr>
-        <w:t>15</w:t>
-      </w:r>
-    </w:p>
-    <w:p>
-      <w:pPr>
-        <w:shd w:val="clear" w:color="auto" w:fill="FFFFFF"/>
-        <w:spacing w:after="0" w:line="240" w:lineRule="auto"/>
-        <w:rPr>
-          <w:rFonts w:ascii="Segoe UI" w:eastAsia="Times New Roman" w:hAnsi="Segoe UI" w:cs="Segoe UI"/>
-          <w:color w:val="212121"/>
-          <w:sz w:val="23"/>
-          <w:szCs w:val="23"/>
-          <w:lang w:eastAsia="en-IN"/>
-        </w:rPr>
-      </w:pPr>
-      <w:r>
-        <w:rPr>
-          <w:rFonts w:ascii="Arial" w:eastAsia="Times New Roman" w:hAnsi="Arial" w:cs="Arial"/>
-          <w:color w:val="333333"/>
-          <w:sz w:val="21"/>
-          <w:szCs w:val="21"/>
-          <w:shd w:val="clear" w:color="auto" w:fill="FFFFFF"/>
-          <w:lang w:eastAsia="en-IN"/>
-        </w:rPr>
-        <w:t>2</w:t>
-      </w:r>
-    </w:p>
-    <w:p>
-      <w:pPr>
-        <w:shd w:val="clear" w:color="auto" w:fill="FFFFFF"/>
-        <w:spacing w:after="0" w:line="240" w:lineRule="auto"/>
-        <w:rPr>
-          <w:rFonts w:ascii="Segoe UI" w:eastAsia="Times New Roman" w:hAnsi="Segoe UI" w:cs="Segoe UI"/>
-          <w:color w:val="212121"/>
-          <w:sz w:val="23"/>
-          <w:szCs w:val="23"/>
-          <w:lang w:eastAsia="en-IN"/>
-        </w:rPr>
-      </w:pPr>
-      <w:r>
-        <w:rPr>
-          <w:rFonts w:ascii="Arial" w:eastAsia="Times New Roman" w:hAnsi="Arial" w:cs="Arial"/>
-          <w:color w:val="333333"/>
-          <w:sz w:val="21"/>
-          <w:szCs w:val="21"/>
-          <w:shd w:val="clear" w:color="auto" w:fill="FFFFFF"/>
-          <w:lang w:eastAsia="en-IN"/>
-        </w:rPr>
-        <w:t>6</w:t>
-      </w:r>
-    </w:p>
-    <w:p>
-      <w:pPr>
-        <w:shd w:val="clear" w:color="auto" w:fill="FFFFFF"/>
-        <w:spacing w:after="0" w:line="240" w:lineRule="auto"/>
-        <w:rPr>
-          <w:rFonts w:ascii="Segoe UI" w:eastAsia="Times New Roman" w:hAnsi="Segoe UI" w:cs="Segoe UI"/>
-          <w:color w:val="212121"/>
-          <w:sz w:val="23"/>
-          <w:szCs w:val="23"/>
-          <w:lang w:eastAsia="en-IN"/>
-        </w:rPr>
-      </w:pPr>
-      <w:r>
-        <w:rPr>
-          <w:rFonts w:ascii="Arial" w:eastAsia="Times New Roman" w:hAnsi="Arial" w:cs="Arial"/>
-          <w:color w:val="333333"/>
-          <w:sz w:val="21"/>
-          <w:szCs w:val="21"/>
-          <w:shd w:val="clear" w:color="auto" w:fill="FFFFFF"/>
-          <w:lang w:eastAsia="en-IN"/>
-        </w:rPr>
-        <w:t>8</w:t>
-      </w:r>
-    </w:p>
-    <w:p>
-      <w:pPr>
-        <w:shd w:val="clear" w:color="auto" w:fill="FFFFFF"/>
-        <w:spacing w:after="0" w:line="240" w:lineRule="auto"/>
-        <w:rPr>
-          <w:rFonts w:ascii="Segoe UI" w:eastAsia="Times New Roman" w:hAnsi="Segoe UI" w:cs="Segoe UI"/>
-          <w:color w:val="212121"/>
-          <w:sz w:val="23"/>
-          <w:szCs w:val="23"/>
-          <w:lang w:eastAsia="en-IN"/>
-        </w:rPr>
-      </w:pPr>
-      <w:r>
-        <w:rPr>
-          <w:rFonts w:ascii="Arial" w:eastAsia="Times New Roman" w:hAnsi="Arial" w:cs="Arial"/>
-          <w:color w:val="333333"/>
-          <w:sz w:val="21"/>
-          <w:szCs w:val="21"/>
-          <w:shd w:val="clear" w:color="auto" w:fill="FFFFFF"/>
-          <w:lang w:eastAsia="en-IN"/>
-        </w:rPr>
-        <w:t>10</w:t>
-      </w:r>
-    </w:p>
-    <w:p>
-      <w:pPr>
-        <w:shd w:val="clear" w:color="auto" w:fill="FFFFFF"/>
-        <w:spacing w:after="0" w:line="240" w:lineRule="auto"/>
-        <w:rPr>
-          <w:rFonts w:ascii="Segoe UI" w:eastAsia="Times New Roman" w:hAnsi="Segoe UI" w:cs="Segoe UI"/>
-          <w:color w:val="212121"/>
-          <w:sz w:val="23"/>
-          <w:szCs w:val="23"/>
-          <w:lang w:eastAsia="en-IN"/>
-        </w:rPr>
-      </w:pPr>
-      <w:r>
-        <w:rPr>
-          <w:rFonts w:ascii="Arial" w:eastAsia="Times New Roman" w:hAnsi="Arial" w:cs="Arial"/>
-          <w:color w:val="333333"/>
-          <w:sz w:val="21"/>
-          <w:szCs w:val="21"/>
-          <w:shd w:val="clear" w:color="auto" w:fill="FFFFFF"/>
-          <w:lang w:eastAsia="en-IN"/>
-        </w:rPr>
-        <w:t>7</w:t>
-      </w:r>
-    </w:p>
-    <w:p>
-      <w:pPr>
-        <w:shd w:val="clear" w:color="auto" w:fill="FFFFFF"/>
-        <w:spacing w:after="0" w:line="240" w:lineRule="auto"/>
-        <w:rPr>
-          <w:rFonts w:ascii="Segoe UI" w:eastAsia="Times New Roman" w:hAnsi="Segoe UI" w:cs="Segoe UI"/>
-          <w:color w:val="212121"/>
-          <w:sz w:val="23"/>
-          <w:szCs w:val="23"/>
-          <w:lang w:eastAsia="en-IN"/>
-        </w:rPr>
-      </w:pPr>
-      <w:r>
-        <w:rPr>
-          <w:rFonts w:ascii="Arial" w:eastAsia="Times New Roman" w:hAnsi="Arial" w:cs="Arial"/>
-          <w:color w:val="333333"/>
-          <w:sz w:val="21"/>
-          <w:szCs w:val="21"/>
-          <w:shd w:val="clear" w:color="auto" w:fill="FFFFFF"/>
-          <w:lang w:eastAsia="en-IN"/>
-        </w:rPr>
-        <w:t>22</w:t>
-      </w:r>
-    </w:p>
-    <w:p>
-      <w:pPr>
-        <w:shd w:val="clear" w:color="auto" w:fill="FFFFFF"/>
-        <w:spacing w:after="0" w:line="240" w:lineRule="auto"/>
-        <w:rPr>
-          <w:rFonts w:ascii="Segoe UI" w:eastAsia="Times New Roman" w:hAnsi="Segoe UI" w:cs="Segoe UI"/>
-          <w:color w:val="212121"/>
-          <w:sz w:val="23"/>
-          <w:szCs w:val="23"/>
-          <w:lang w:eastAsia="en-IN"/>
-        </w:rPr>
-      </w:pPr>
-      <w:r>
-        <w:rPr>
-          <w:rFonts w:ascii="Arial" w:eastAsia="Times New Roman" w:hAnsi="Arial" w:cs="Arial"/>
-          <w:color w:val="333333"/>
-          <w:sz w:val="21"/>
-          <w:szCs w:val="21"/>
-          <w:shd w:val="clear" w:color="auto" w:fill="FFFFFF"/>
-          <w:lang w:eastAsia="en-IN"/>
-        </w:rPr>
-        <w:t>4</w:t>
-      </w:r>
-    </w:p>
-    <w:p>
-      <w:pPr>
-        <w:shd w:val="clear" w:color="auto" w:fill="FFFFFF"/>
-        <w:spacing w:after="0" w:line="240" w:lineRule="auto"/>
-        <w:rPr>
-          <w:rFonts w:ascii="Segoe UI" w:eastAsia="Times New Roman" w:hAnsi="Segoe UI" w:cs="Segoe UI"/>
-          <w:color w:val="212121"/>
-          <w:sz w:val="23"/>
-          <w:szCs w:val="23"/>
-          <w:lang w:eastAsia="en-IN"/>
-        </w:rPr>
-      </w:pPr>
-      <w:r>
-        <w:rPr>
-          <w:rFonts w:ascii="Arial" w:eastAsia="Times New Roman" w:hAnsi="Arial" w:cs="Arial"/>
-          <w:color w:val="333333"/>
-          <w:sz w:val="21"/>
-          <w:szCs w:val="21"/>
-          <w:shd w:val="clear" w:color="auto" w:fill="FFFFFF"/>
-          <w:lang w:eastAsia="en-IN"/>
-        </w:rPr>
-        <w:t>6</w:t>
-      </w:r>
-    </w:p>
-    <w:p>
-      <w:pPr>
-        <w:shd w:val="clear" w:color="auto" w:fill="FFFFFF"/>
-        <w:spacing w:after="0" w:line="240" w:lineRule="auto"/>
-        <w:rPr>
-          <w:rFonts w:ascii="Segoe UI" w:eastAsia="Times New Roman" w:hAnsi="Segoe UI" w:cs="Segoe UI"/>
-          <w:color w:val="212121"/>
-          <w:sz w:val="23"/>
-          <w:szCs w:val="23"/>
-          <w:lang w:eastAsia="en-IN"/>
-        </w:rPr>
-      </w:pPr>
-      <w:r>
-        <w:rPr>
-          <w:rFonts w:ascii="Arial" w:eastAsia="Times New Roman" w:hAnsi="Arial" w:cs="Arial"/>
-          <w:color w:val="333333"/>
-          <w:sz w:val="21"/>
-          <w:szCs w:val="21"/>
-          <w:shd w:val="clear" w:color="auto" w:fill="FFFFFF"/>
-          <w:lang w:eastAsia="en-IN"/>
-        </w:rPr>
-        <w:t> </w:t>
-      </w:r>
-    </w:p>
-    <w:p>
-      <w:pPr>
-        <w:shd w:val="clear" w:color="auto" w:fill="FFFFFF"/>
-        <w:spacing w:after="0" w:line="240" w:lineRule="auto"/>
-        <w:rPr>
-          <w:rFonts w:ascii="Segoe UI" w:eastAsia="Times New Roman" w:hAnsi="Segoe UI" w:cs="Segoe UI"/>
-          <w:color w:val="212121"/>
-          <w:sz w:val="23"/>
-          <w:szCs w:val="23"/>
-          <w:lang w:eastAsia="en-IN"/>
-        </w:rPr>
-      </w:pPr>
+        <w:t xml:space="preserve">Sample </w:t>
+      </w:r>
+      <w:proofErr w:type="gramStart"/>
       <w:r>
         <w:rPr>
           <w:rFonts w:ascii="Arial" w:eastAsia="Times New Roman" w:hAnsi="Arial" w:cs="Arial"/>
@@ -5441,8 +5465,363 @@
           <w:shd w:val="clear" w:color="auto" w:fill="FFFFFF"/>
           <w:lang w:eastAsia="en-IN"/>
         </w:rPr>
-        <w:t>Sample Output :</w:t>
-      </w:r>
+        <w:t>Input :</w:t>
+      </w:r>
+      <w:proofErr w:type="gramEnd"/>
+    </w:p>
+    <w:p>
+      <w:pPr>
+        <w:shd w:val="clear" w:color="auto" w:fill="FFFFFF"/>
+        <w:spacing w:after="0" w:line="240" w:lineRule="auto"/>
+        <w:rPr>
+          <w:rFonts w:ascii="Segoe UI" w:eastAsia="Times New Roman" w:hAnsi="Segoe UI" w:cs="Segoe UI"/>
+          <w:color w:val="212121"/>
+          <w:sz w:val="23"/>
+          <w:szCs w:val="23"/>
+          <w:lang w:eastAsia="en-IN"/>
+        </w:rPr>
+      </w:pPr>
+      <w:r>
+        <w:rPr>
+          <w:rFonts w:ascii="Arial" w:eastAsia="Times New Roman" w:hAnsi="Arial" w:cs="Arial"/>
+          <w:color w:val="333333"/>
+          <w:sz w:val="21"/>
+          <w:szCs w:val="21"/>
+          <w:shd w:val="clear" w:color="auto" w:fill="FFFFFF"/>
+          <w:lang w:eastAsia="en-IN"/>
+        </w:rPr>
+        <w:t>11</w:t>
+      </w:r>
+    </w:p>
+    <w:p>
+      <w:pPr>
+        <w:shd w:val="clear" w:color="auto" w:fill="FFFFFF"/>
+        <w:spacing w:after="0" w:line="240" w:lineRule="auto"/>
+        <w:rPr>
+          <w:rFonts w:ascii="Segoe UI" w:eastAsia="Times New Roman" w:hAnsi="Segoe UI" w:cs="Segoe UI"/>
+          <w:color w:val="212121"/>
+          <w:sz w:val="23"/>
+          <w:szCs w:val="23"/>
+          <w:lang w:eastAsia="en-IN"/>
+        </w:rPr>
+      </w:pPr>
+      <w:r>
+        <w:rPr>
+          <w:rFonts w:ascii="Arial" w:eastAsia="Times New Roman" w:hAnsi="Arial" w:cs="Arial"/>
+          <w:color w:val="333333"/>
+          <w:sz w:val="21"/>
+          <w:szCs w:val="21"/>
+          <w:shd w:val="clear" w:color="auto" w:fill="FFFFFF"/>
+          <w:lang w:eastAsia="en-IN"/>
+        </w:rPr>
+        <w:t>2</w:t>
+      </w:r>
+    </w:p>
+    <w:p>
+      <w:pPr>
+        <w:shd w:val="clear" w:color="auto" w:fill="FFFFFF"/>
+        <w:spacing w:after="0" w:line="240" w:lineRule="auto"/>
+        <w:rPr>
+          <w:rFonts w:ascii="Segoe UI" w:eastAsia="Times New Roman" w:hAnsi="Segoe UI" w:cs="Segoe UI"/>
+          <w:color w:val="212121"/>
+          <w:sz w:val="23"/>
+          <w:szCs w:val="23"/>
+          <w:lang w:eastAsia="en-IN"/>
+        </w:rPr>
+      </w:pPr>
+      <w:r>
+        <w:rPr>
+          <w:rFonts w:ascii="Arial" w:eastAsia="Times New Roman" w:hAnsi="Arial" w:cs="Arial"/>
+          <w:color w:val="333333"/>
+          <w:sz w:val="21"/>
+          <w:szCs w:val="21"/>
+          <w:shd w:val="clear" w:color="auto" w:fill="FFFFFF"/>
+          <w:lang w:eastAsia="en-IN"/>
+        </w:rPr>
+        <w:t>16</w:t>
+      </w:r>
+    </w:p>
+    <w:p>
+      <w:pPr>
+        <w:shd w:val="clear" w:color="auto" w:fill="FFFFFF"/>
+        <w:spacing w:after="0" w:line="240" w:lineRule="auto"/>
+        <w:rPr>
+          <w:rFonts w:ascii="Segoe UI" w:eastAsia="Times New Roman" w:hAnsi="Segoe UI" w:cs="Segoe UI"/>
+          <w:color w:val="212121"/>
+          <w:sz w:val="23"/>
+          <w:szCs w:val="23"/>
+          <w:lang w:eastAsia="en-IN"/>
+        </w:rPr>
+      </w:pPr>
+      <w:r>
+        <w:rPr>
+          <w:rFonts w:ascii="Arial" w:eastAsia="Times New Roman" w:hAnsi="Arial" w:cs="Arial"/>
+          <w:color w:val="333333"/>
+          <w:sz w:val="21"/>
+          <w:szCs w:val="21"/>
+          <w:shd w:val="clear" w:color="auto" w:fill="FFFFFF"/>
+          <w:lang w:eastAsia="en-IN"/>
+        </w:rPr>
+        <w:t>15</w:t>
+      </w:r>
+    </w:p>
+    <w:p>
+      <w:pPr>
+        <w:shd w:val="clear" w:color="auto" w:fill="FFFFFF"/>
+        <w:spacing w:after="0" w:line="240" w:lineRule="auto"/>
+        <w:rPr>
+          <w:rFonts w:ascii="Segoe UI" w:eastAsia="Times New Roman" w:hAnsi="Segoe UI" w:cs="Segoe UI"/>
+          <w:color w:val="212121"/>
+          <w:sz w:val="23"/>
+          <w:szCs w:val="23"/>
+          <w:lang w:eastAsia="en-IN"/>
+        </w:rPr>
+      </w:pPr>
+      <w:r>
+        <w:rPr>
+          <w:rFonts w:ascii="Arial" w:eastAsia="Times New Roman" w:hAnsi="Arial" w:cs="Arial"/>
+          <w:color w:val="333333"/>
+          <w:sz w:val="21"/>
+          <w:szCs w:val="21"/>
+          <w:shd w:val="clear" w:color="auto" w:fill="FFFFFF"/>
+          <w:lang w:eastAsia="en-IN"/>
+        </w:rPr>
+        <w:t>2</w:t>
+      </w:r>
+    </w:p>
+    <w:p>
+      <w:pPr>
+        <w:shd w:val="clear" w:color="auto" w:fill="FFFFFF"/>
+        <w:spacing w:after="0" w:line="240" w:lineRule="auto"/>
+        <w:rPr>
+          <w:rFonts w:ascii="Segoe UI" w:eastAsia="Times New Roman" w:hAnsi="Segoe UI" w:cs="Segoe UI"/>
+          <w:color w:val="212121"/>
+          <w:sz w:val="23"/>
+          <w:szCs w:val="23"/>
+          <w:lang w:eastAsia="en-IN"/>
+        </w:rPr>
+      </w:pPr>
+      <w:r>
+        <w:rPr>
+          <w:rFonts w:ascii="Arial" w:eastAsia="Times New Roman" w:hAnsi="Arial" w:cs="Arial"/>
+          <w:color w:val="333333"/>
+          <w:sz w:val="21"/>
+          <w:szCs w:val="21"/>
+          <w:shd w:val="clear" w:color="auto" w:fill="FFFFFF"/>
+          <w:lang w:eastAsia="en-IN"/>
+        </w:rPr>
+        <w:t>6</w:t>
+      </w:r>
+    </w:p>
+    <w:p>
+      <w:pPr>
+        <w:shd w:val="clear" w:color="auto" w:fill="FFFFFF"/>
+        <w:spacing w:after="0" w:line="240" w:lineRule="auto"/>
+        <w:rPr>
+          <w:rFonts w:ascii="Segoe UI" w:eastAsia="Times New Roman" w:hAnsi="Segoe UI" w:cs="Segoe UI"/>
+          <w:color w:val="212121"/>
+          <w:sz w:val="23"/>
+          <w:szCs w:val="23"/>
+          <w:lang w:eastAsia="en-IN"/>
+        </w:rPr>
+      </w:pPr>
+      <w:r>
+        <w:rPr>
+          <w:rFonts w:ascii="Arial" w:eastAsia="Times New Roman" w:hAnsi="Arial" w:cs="Arial"/>
+          <w:color w:val="333333"/>
+          <w:sz w:val="21"/>
+          <w:szCs w:val="21"/>
+          <w:shd w:val="clear" w:color="auto" w:fill="FFFFFF"/>
+          <w:lang w:eastAsia="en-IN"/>
+        </w:rPr>
+        <w:t>8</w:t>
+      </w:r>
+    </w:p>
+    <w:p>
+      <w:pPr>
+        <w:shd w:val="clear" w:color="auto" w:fill="FFFFFF"/>
+        <w:spacing w:after="0" w:line="240" w:lineRule="auto"/>
+        <w:rPr>
+          <w:rFonts w:ascii="Segoe UI" w:eastAsia="Times New Roman" w:hAnsi="Segoe UI" w:cs="Segoe UI"/>
+          <w:color w:val="212121"/>
+          <w:sz w:val="23"/>
+          <w:szCs w:val="23"/>
+          <w:lang w:eastAsia="en-IN"/>
+        </w:rPr>
+      </w:pPr>
+      <w:r>
+        <w:rPr>
+          <w:rFonts w:ascii="Arial" w:eastAsia="Times New Roman" w:hAnsi="Arial" w:cs="Arial"/>
+          <w:color w:val="333333"/>
+          <w:sz w:val="21"/>
+          <w:szCs w:val="21"/>
+          <w:shd w:val="clear" w:color="auto" w:fill="FFFFFF"/>
+          <w:lang w:eastAsia="en-IN"/>
+        </w:rPr>
+        <w:t>10</w:t>
+      </w:r>
+    </w:p>
+    <w:p>
+      <w:pPr>
+        <w:shd w:val="clear" w:color="auto" w:fill="FFFFFF"/>
+        <w:spacing w:after="0" w:line="240" w:lineRule="auto"/>
+        <w:rPr>
+          <w:rFonts w:ascii="Segoe UI" w:eastAsia="Times New Roman" w:hAnsi="Segoe UI" w:cs="Segoe UI"/>
+          <w:color w:val="212121"/>
+          <w:sz w:val="23"/>
+          <w:szCs w:val="23"/>
+          <w:lang w:eastAsia="en-IN"/>
+        </w:rPr>
+      </w:pPr>
+      <w:r>
+        <w:rPr>
+          <w:rFonts w:ascii="Arial" w:eastAsia="Times New Roman" w:hAnsi="Arial" w:cs="Arial"/>
+          <w:color w:val="333333"/>
+          <w:sz w:val="21"/>
+          <w:szCs w:val="21"/>
+          <w:shd w:val="clear" w:color="auto" w:fill="FFFFFF"/>
+          <w:lang w:eastAsia="en-IN"/>
+        </w:rPr>
+        <w:t>7</w:t>
+      </w:r>
+    </w:p>
+    <w:p>
+      <w:pPr>
+        <w:shd w:val="clear" w:color="auto" w:fill="FFFFFF"/>
+        <w:spacing w:after="0" w:line="240" w:lineRule="auto"/>
+        <w:rPr>
+          <w:rFonts w:ascii="Segoe UI" w:eastAsia="Times New Roman" w:hAnsi="Segoe UI" w:cs="Segoe UI"/>
+          <w:color w:val="212121"/>
+          <w:sz w:val="23"/>
+          <w:szCs w:val="23"/>
+          <w:lang w:eastAsia="en-IN"/>
+        </w:rPr>
+      </w:pPr>
+      <w:r>
+        <w:rPr>
+          <w:rFonts w:ascii="Arial" w:eastAsia="Times New Roman" w:hAnsi="Arial" w:cs="Arial"/>
+          <w:color w:val="333333"/>
+          <w:sz w:val="21"/>
+          <w:szCs w:val="21"/>
+          <w:shd w:val="clear" w:color="auto" w:fill="FFFFFF"/>
+          <w:lang w:eastAsia="en-IN"/>
+        </w:rPr>
+        <w:t>22</w:t>
+      </w:r>
+    </w:p>
+    <w:p>
+      <w:pPr>
+        <w:shd w:val="clear" w:color="auto" w:fill="FFFFFF"/>
+        <w:spacing w:after="0" w:line="240" w:lineRule="auto"/>
+        <w:rPr>
+          <w:rFonts w:ascii="Segoe UI" w:eastAsia="Times New Roman" w:hAnsi="Segoe UI" w:cs="Segoe UI"/>
+          <w:color w:val="212121"/>
+          <w:sz w:val="23"/>
+          <w:szCs w:val="23"/>
+          <w:lang w:eastAsia="en-IN"/>
+        </w:rPr>
+      </w:pPr>
+      <w:r>
+        <w:rPr>
+          <w:rFonts w:ascii="Arial" w:eastAsia="Times New Roman" w:hAnsi="Arial" w:cs="Arial"/>
+          <w:color w:val="333333"/>
+          <w:sz w:val="21"/>
+          <w:szCs w:val="21"/>
+          <w:shd w:val="clear" w:color="auto" w:fill="FFFFFF"/>
+          <w:lang w:eastAsia="en-IN"/>
+        </w:rPr>
+        <w:t>4</w:t>
+      </w:r>
+    </w:p>
+    <w:p>
+      <w:pPr>
+        <w:shd w:val="clear" w:color="auto" w:fill="FFFFFF"/>
+        <w:spacing w:after="0" w:line="240" w:lineRule="auto"/>
+        <w:rPr>
+          <w:rFonts w:ascii="Segoe UI" w:eastAsia="Times New Roman" w:hAnsi="Segoe UI" w:cs="Segoe UI"/>
+          <w:color w:val="212121"/>
+          <w:sz w:val="23"/>
+          <w:szCs w:val="23"/>
+          <w:lang w:eastAsia="en-IN"/>
+        </w:rPr>
+      </w:pPr>
+      <w:r>
+        <w:rPr>
+          <w:rFonts w:ascii="Arial" w:eastAsia="Times New Roman" w:hAnsi="Arial" w:cs="Arial"/>
+          <w:color w:val="333333"/>
+          <w:sz w:val="21"/>
+          <w:szCs w:val="21"/>
+          <w:shd w:val="clear" w:color="auto" w:fill="FFFFFF"/>
+          <w:lang w:eastAsia="en-IN"/>
+        </w:rPr>
+        <w:lastRenderedPageBreak/>
+        <w:t>6</w:t>
+      </w:r>
+    </w:p>
+    <w:p>
+      <w:pPr>
+        <w:shd w:val="clear" w:color="auto" w:fill="FFFFFF"/>
+        <w:spacing w:after="0" w:line="240" w:lineRule="auto"/>
+        <w:rPr>
+          <w:rFonts w:ascii="Segoe UI" w:eastAsia="Times New Roman" w:hAnsi="Segoe UI" w:cs="Segoe UI"/>
+          <w:color w:val="212121"/>
+          <w:sz w:val="23"/>
+          <w:szCs w:val="23"/>
+          <w:lang w:eastAsia="en-IN"/>
+        </w:rPr>
+      </w:pPr>
+      <w:r>
+        <w:rPr>
+          <w:rFonts w:ascii="Arial" w:eastAsia="Times New Roman" w:hAnsi="Arial" w:cs="Arial"/>
+          <w:color w:val="333333"/>
+          <w:sz w:val="21"/>
+          <w:szCs w:val="21"/>
+          <w:shd w:val="clear" w:color="auto" w:fill="FFFFFF"/>
+          <w:lang w:eastAsia="en-IN"/>
+        </w:rPr>
+        <w:t> </w:t>
+      </w:r>
+    </w:p>
+    <w:p>
+      <w:pPr>
+        <w:shd w:val="clear" w:color="auto" w:fill="FFFFFF"/>
+        <w:spacing w:after="0" w:line="240" w:lineRule="auto"/>
+        <w:rPr>
+          <w:rFonts w:ascii="Segoe UI" w:eastAsia="Times New Roman" w:hAnsi="Segoe UI" w:cs="Segoe UI"/>
+          <w:color w:val="212121"/>
+          <w:sz w:val="23"/>
+          <w:szCs w:val="23"/>
+          <w:lang w:eastAsia="en-IN"/>
+        </w:rPr>
+      </w:pPr>
+      <w:r>
+        <w:rPr>
+          <w:rFonts w:ascii="Arial" w:eastAsia="Times New Roman" w:hAnsi="Arial" w:cs="Arial"/>
+          <w:b/>
+          <w:bCs/>
+          <w:color w:val="333333"/>
+          <w:sz w:val="21"/>
+          <w:szCs w:val="21"/>
+          <w:shd w:val="clear" w:color="auto" w:fill="FFFFFF"/>
+          <w:lang w:eastAsia="en-IN"/>
+        </w:rPr>
+        <w:t xml:space="preserve">Sample </w:t>
+      </w:r>
+      <w:proofErr w:type="gramStart"/>
+      <w:r>
+        <w:rPr>
+          <w:rFonts w:ascii="Arial" w:eastAsia="Times New Roman" w:hAnsi="Arial" w:cs="Arial"/>
+          <w:b/>
+          <w:bCs/>
+          <w:color w:val="333333"/>
+          <w:sz w:val="21"/>
+          <w:szCs w:val="21"/>
+          <w:shd w:val="clear" w:color="auto" w:fill="FFFFFF"/>
+          <w:lang w:eastAsia="en-IN"/>
+        </w:rPr>
+        <w:t>Output :</w:t>
+      </w:r>
+      <w:proofErr w:type="gramEnd"/>
     </w:p>
     <w:p>
       <w:pPr>
@@ -5585,7 +5964,31 @@
           <w:shd w:val="clear" w:color="auto" w:fill="FFFFFF"/>
           <w:lang w:eastAsia="en-IN"/>
         </w:rPr>
-        <w:t>Write a program to find the length of the longest consequtive sequence of any number in the given array. Also find the starting index of the longest such sequence.</w:t>
+        <w:t xml:space="preserve">Write a program to find the length of the longest </w:t>
+      </w:r>
+      <w:proofErr w:type="spellStart"/>
+      <w:r>
+        <w:rPr>
+          <w:rFonts w:ascii="Arial" w:eastAsia="Times New Roman" w:hAnsi="Arial" w:cs="Arial"/>
+          <w:color w:val="333333"/>
+          <w:sz w:val="21"/>
+          <w:szCs w:val="21"/>
+          <w:shd w:val="clear" w:color="auto" w:fill="FFFFFF"/>
+          <w:lang w:eastAsia="en-IN"/>
+        </w:rPr>
+        <w:t>consequtive</w:t>
+      </w:r>
+      <w:proofErr w:type="spellEnd"/>
+      <w:r>
+        <w:rPr>
+          <w:rFonts w:ascii="Arial" w:eastAsia="Times New Roman" w:hAnsi="Arial" w:cs="Arial"/>
+          <w:color w:val="333333"/>
+          <w:sz w:val="21"/>
+          <w:szCs w:val="21"/>
+          <w:shd w:val="clear" w:color="auto" w:fill="FFFFFF"/>
+          <w:lang w:eastAsia="en-IN"/>
+        </w:rPr>
+        <w:t xml:space="preserve"> sequence of any number in the given array. Also find the starting index of the longest such sequence.</w:t>
       </w:r>
     </w:p>
     <w:p>
@@ -5609,7 +6012,6 @@
           <w:shd w:val="clear" w:color="auto" w:fill="FFFFFF"/>
           <w:lang w:eastAsia="en-IN"/>
         </w:rPr>
-        <w:lastRenderedPageBreak/>
         <w:t> </w:t>
       </w:r>
     </w:p>
@@ -5625,6 +6027,7 @@
           <w:lang w:eastAsia="en-IN"/>
         </w:rPr>
       </w:pPr>
+      <w:proofErr w:type="gramStart"/>
       <w:r>
         <w:rPr>
           <w:rFonts w:ascii="Arial" w:eastAsia="Times New Roman" w:hAnsi="Arial" w:cs="Arial"/>
@@ -5638,6 +6041,7 @@
         </w:rPr>
         <w:t>Example :</w:t>
       </w:r>
+      <w:proofErr w:type="gramEnd"/>
     </w:p>
     <w:p>
       <w:pPr>
@@ -5684,7 +6088,31 @@
           <w:shd w:val="clear" w:color="auto" w:fill="FFFFFF"/>
           <w:lang w:eastAsia="en-IN"/>
         </w:rPr>
-        <w:t>Consider the array ... { 3, 5, 6, 6, 6, 6, 7, 7, 2, 1, 8}</w:t>
+        <w:t xml:space="preserve">Consider the array ... </w:t>
+      </w:r>
+      <w:proofErr w:type="gramStart"/>
+      <w:r>
+        <w:rPr>
+          <w:rFonts w:ascii="Arial" w:eastAsia="Times New Roman" w:hAnsi="Arial" w:cs="Arial"/>
+          <w:color w:val="333333"/>
+          <w:sz w:val="21"/>
+          <w:szCs w:val="21"/>
+          <w:shd w:val="clear" w:color="auto" w:fill="FFFFFF"/>
+          <w:lang w:eastAsia="en-IN"/>
+        </w:rPr>
+        <w:t>{ 3</w:t>
+      </w:r>
+      <w:proofErr w:type="gramEnd"/>
+      <w:r>
+        <w:rPr>
+          <w:rFonts w:ascii="Arial" w:eastAsia="Times New Roman" w:hAnsi="Arial" w:cs="Arial"/>
+          <w:color w:val="333333"/>
+          <w:sz w:val="21"/>
+          <w:szCs w:val="21"/>
+          <w:shd w:val="clear" w:color="auto" w:fill="FFFFFF"/>
+          <w:lang w:eastAsia="en-IN"/>
+        </w:rPr>
+        <w:t>, 5, 6, 6, 6, 6, 7, 7, 2, 1, 8}</w:t>
       </w:r>
     </w:p>
     <w:p>
@@ -5732,7 +6160,31 @@
           <w:shd w:val="clear" w:color="auto" w:fill="FFFFFF"/>
           <w:lang w:eastAsia="en-IN"/>
         </w:rPr>
-        <w:t>6 appears 4 times consequtively in this array.</w:t>
+        <w:t xml:space="preserve">6 appears 4 times </w:t>
+      </w:r>
+      <w:proofErr w:type="spellStart"/>
+      <w:r>
+        <w:rPr>
+          <w:rFonts w:ascii="Arial" w:eastAsia="Times New Roman" w:hAnsi="Arial" w:cs="Arial"/>
+          <w:color w:val="333333"/>
+          <w:sz w:val="21"/>
+          <w:szCs w:val="21"/>
+          <w:shd w:val="clear" w:color="auto" w:fill="FFFFFF"/>
+          <w:lang w:eastAsia="en-IN"/>
+        </w:rPr>
+        <w:t>consequtively</w:t>
+      </w:r>
+      <w:proofErr w:type="spellEnd"/>
+      <w:r>
+        <w:rPr>
+          <w:rFonts w:ascii="Arial" w:eastAsia="Times New Roman" w:hAnsi="Arial" w:cs="Arial"/>
+          <w:color w:val="333333"/>
+          <w:sz w:val="21"/>
+          <w:szCs w:val="21"/>
+          <w:shd w:val="clear" w:color="auto" w:fill="FFFFFF"/>
+          <w:lang w:eastAsia="en-IN"/>
+        </w:rPr>
+        <w:t xml:space="preserve"> in this array.</w:t>
       </w:r>
     </w:p>
     <w:p>
@@ -5756,7 +6208,55 @@
           <w:shd w:val="clear" w:color="auto" w:fill="FFFFFF"/>
           <w:lang w:eastAsia="en-IN"/>
         </w:rPr>
-        <w:t>The length of the ongest consequtive sequence of any number in the given array is 4 and the starting index is 2.</w:t>
+        <w:t xml:space="preserve">The length of the </w:t>
+      </w:r>
+      <w:proofErr w:type="spellStart"/>
+      <w:r>
+        <w:rPr>
+          <w:rFonts w:ascii="Arial" w:eastAsia="Times New Roman" w:hAnsi="Arial" w:cs="Arial"/>
+          <w:color w:val="333333"/>
+          <w:sz w:val="21"/>
+          <w:szCs w:val="21"/>
+          <w:shd w:val="clear" w:color="auto" w:fill="FFFFFF"/>
+          <w:lang w:eastAsia="en-IN"/>
+        </w:rPr>
+        <w:t>ongest</w:t>
+      </w:r>
+      <w:proofErr w:type="spellEnd"/>
+      <w:r>
+        <w:rPr>
+          <w:rFonts w:ascii="Arial" w:eastAsia="Times New Roman" w:hAnsi="Arial" w:cs="Arial"/>
+          <w:color w:val="333333"/>
+          <w:sz w:val="21"/>
+          <w:szCs w:val="21"/>
+          <w:shd w:val="clear" w:color="auto" w:fill="FFFFFF"/>
+          <w:lang w:eastAsia="en-IN"/>
+        </w:rPr>
+        <w:t xml:space="preserve"> </w:t>
+      </w:r>
+      <w:proofErr w:type="spellStart"/>
+      <w:r>
+        <w:rPr>
+          <w:rFonts w:ascii="Arial" w:eastAsia="Times New Roman" w:hAnsi="Arial" w:cs="Arial"/>
+          <w:color w:val="333333"/>
+          <w:sz w:val="21"/>
+          <w:szCs w:val="21"/>
+          <w:shd w:val="clear" w:color="auto" w:fill="FFFFFF"/>
+          <w:lang w:eastAsia="en-IN"/>
+        </w:rPr>
+        <w:t>consequtive</w:t>
+      </w:r>
+      <w:proofErr w:type="spellEnd"/>
+      <w:r>
+        <w:rPr>
+          <w:rFonts w:ascii="Arial" w:eastAsia="Times New Roman" w:hAnsi="Arial" w:cs="Arial"/>
+          <w:color w:val="333333"/>
+          <w:sz w:val="21"/>
+          <w:szCs w:val="21"/>
+          <w:shd w:val="clear" w:color="auto" w:fill="FFFFFF"/>
+          <w:lang w:eastAsia="en-IN"/>
+        </w:rPr>
+        <w:t xml:space="preserve"> sequence of any number in the given array is 4 and the starting index is 2.</w:t>
       </w:r>
     </w:p>
     <w:p>
@@ -5952,7 +6452,31 @@
           <w:shd w:val="clear" w:color="auto" w:fill="FFFFFF"/>
           <w:lang w:eastAsia="en-IN"/>
         </w:rPr>
-        <w:t>The first line of the input consists of an integer n that corresponds to the number of elements in the array. The next 'n' lines of input consists of a single integer that correspond to the elements in the array.</w:t>
+        <w:t xml:space="preserve">The first line of the input consists of an integer n that corresponds to the number of elements in the array. The next 'n' lines of input </w:t>
+      </w:r>
+      <w:proofErr w:type="gramStart"/>
+      <w:r>
+        <w:rPr>
+          <w:rFonts w:ascii="Arial" w:eastAsia="Times New Roman" w:hAnsi="Arial" w:cs="Arial"/>
+          <w:color w:val="333333"/>
+          <w:sz w:val="21"/>
+          <w:szCs w:val="21"/>
+          <w:shd w:val="clear" w:color="auto" w:fill="FFFFFF"/>
+          <w:lang w:eastAsia="en-IN"/>
+        </w:rPr>
+        <w:t>consists</w:t>
+      </w:r>
+      <w:proofErr w:type="gramEnd"/>
+      <w:r>
+        <w:rPr>
+          <w:rFonts w:ascii="Arial" w:eastAsia="Times New Roman" w:hAnsi="Arial" w:cs="Arial"/>
+          <w:color w:val="333333"/>
+          <w:sz w:val="21"/>
+          <w:szCs w:val="21"/>
+          <w:shd w:val="clear" w:color="auto" w:fill="FFFFFF"/>
+          <w:lang w:eastAsia="en-IN"/>
+        </w:rPr>
+        <w:t xml:space="preserve"> of a single integer that correspond to the elements in the array.</w:t>
       </w:r>
     </w:p>
     <w:p>
@@ -6000,7 +6524,55 @@
           <w:shd w:val="clear" w:color="auto" w:fill="FFFFFF"/>
           <w:lang w:eastAsia="en-IN"/>
         </w:rPr>
-        <w:t>The first line of the output consists of the length of the ongest consequtive sequence of any number in the given array and the second line of the output consists of the starting index of the longest such sequence.</w:t>
+        <w:t xml:space="preserve">The first line of the output consists of the length of the </w:t>
+      </w:r>
+      <w:proofErr w:type="spellStart"/>
+      <w:r>
+        <w:rPr>
+          <w:rFonts w:ascii="Arial" w:eastAsia="Times New Roman" w:hAnsi="Arial" w:cs="Arial"/>
+          <w:color w:val="333333"/>
+          <w:sz w:val="21"/>
+          <w:szCs w:val="21"/>
+          <w:shd w:val="clear" w:color="auto" w:fill="FFFFFF"/>
+          <w:lang w:eastAsia="en-IN"/>
+        </w:rPr>
+        <w:t>ongest</w:t>
+      </w:r>
+      <w:proofErr w:type="spellEnd"/>
+      <w:r>
+        <w:rPr>
+          <w:rFonts w:ascii="Arial" w:eastAsia="Times New Roman" w:hAnsi="Arial" w:cs="Arial"/>
+          <w:color w:val="333333"/>
+          <w:sz w:val="21"/>
+          <w:szCs w:val="21"/>
+          <w:shd w:val="clear" w:color="auto" w:fill="FFFFFF"/>
+          <w:lang w:eastAsia="en-IN"/>
+        </w:rPr>
+        <w:t xml:space="preserve"> </w:t>
+      </w:r>
+      <w:proofErr w:type="spellStart"/>
+      <w:r>
+        <w:rPr>
+          <w:rFonts w:ascii="Arial" w:eastAsia="Times New Roman" w:hAnsi="Arial" w:cs="Arial"/>
+          <w:color w:val="333333"/>
+          <w:sz w:val="21"/>
+          <w:szCs w:val="21"/>
+          <w:shd w:val="clear" w:color="auto" w:fill="FFFFFF"/>
+          <w:lang w:eastAsia="en-IN"/>
+        </w:rPr>
+        <w:t>consequtive</w:t>
+      </w:r>
+      <w:proofErr w:type="spellEnd"/>
+      <w:r>
+        <w:rPr>
+          <w:rFonts w:ascii="Arial" w:eastAsia="Times New Roman" w:hAnsi="Arial" w:cs="Arial"/>
+          <w:color w:val="333333"/>
+          <w:sz w:val="21"/>
+          <w:szCs w:val="21"/>
+          <w:shd w:val="clear" w:color="auto" w:fill="FFFFFF"/>
+          <w:lang w:eastAsia="en-IN"/>
+        </w:rPr>
+        <w:t xml:space="preserve"> sequence of any number in the given array and the second line of the output consists of the starting index of the longest such sequence.</w:t>
       </w:r>
     </w:p>
     <w:p>
@@ -6050,333 +6622,9 @@
           <w:shd w:val="clear" w:color="auto" w:fill="FFFFFF"/>
           <w:lang w:eastAsia="en-IN"/>
         </w:rPr>
-        <w:t>Sample Input :</w:t>
-      </w:r>
-    </w:p>
-    <w:p>
-      <w:pPr>
-        <w:shd w:val="clear" w:color="auto" w:fill="FFFFFF"/>
-        <w:spacing w:after="0" w:line="240" w:lineRule="auto"/>
-        <w:rPr>
-          <w:rFonts w:ascii="Segoe UI" w:eastAsia="Times New Roman" w:hAnsi="Segoe UI" w:cs="Segoe UI"/>
-          <w:color w:val="212121"/>
-          <w:sz w:val="23"/>
-          <w:szCs w:val="23"/>
-          <w:lang w:eastAsia="en-IN"/>
-        </w:rPr>
-      </w:pPr>
-      <w:r>
-        <w:rPr>
-          <w:rFonts w:ascii="Arial" w:eastAsia="Times New Roman" w:hAnsi="Arial" w:cs="Arial"/>
-          <w:color w:val="333333"/>
-          <w:sz w:val="21"/>
-          <w:szCs w:val="21"/>
-          <w:shd w:val="clear" w:color="auto" w:fill="FFFFFF"/>
-          <w:lang w:eastAsia="en-IN"/>
-        </w:rPr>
-        <w:t>11</w:t>
-      </w:r>
-    </w:p>
-    <w:p>
-      <w:pPr>
-        <w:shd w:val="clear" w:color="auto" w:fill="FFFFFF"/>
-        <w:spacing w:after="0" w:line="240" w:lineRule="auto"/>
-        <w:rPr>
-          <w:rFonts w:ascii="Segoe UI" w:eastAsia="Times New Roman" w:hAnsi="Segoe UI" w:cs="Segoe UI"/>
-          <w:color w:val="212121"/>
-          <w:sz w:val="23"/>
-          <w:szCs w:val="23"/>
-          <w:lang w:eastAsia="en-IN"/>
-        </w:rPr>
-      </w:pPr>
-      <w:r>
-        <w:rPr>
-          <w:rFonts w:ascii="Arial" w:eastAsia="Times New Roman" w:hAnsi="Arial" w:cs="Arial"/>
-          <w:color w:val="333333"/>
-          <w:sz w:val="21"/>
-          <w:szCs w:val="21"/>
-          <w:shd w:val="clear" w:color="auto" w:fill="FFFFFF"/>
-          <w:lang w:eastAsia="en-IN"/>
-        </w:rPr>
-        <w:t>3</w:t>
-      </w:r>
-    </w:p>
-    <w:p>
-      <w:pPr>
-        <w:shd w:val="clear" w:color="auto" w:fill="FFFFFF"/>
-        <w:spacing w:after="0" w:line="240" w:lineRule="auto"/>
-        <w:rPr>
-          <w:rFonts w:ascii="Segoe UI" w:eastAsia="Times New Roman" w:hAnsi="Segoe UI" w:cs="Segoe UI"/>
-          <w:color w:val="212121"/>
-          <w:sz w:val="23"/>
-          <w:szCs w:val="23"/>
-          <w:lang w:eastAsia="en-IN"/>
-        </w:rPr>
-      </w:pPr>
-      <w:r>
-        <w:rPr>
-          <w:rFonts w:ascii="Arial" w:eastAsia="Times New Roman" w:hAnsi="Arial" w:cs="Arial"/>
-          <w:color w:val="333333"/>
-          <w:sz w:val="21"/>
-          <w:szCs w:val="21"/>
-          <w:shd w:val="clear" w:color="auto" w:fill="FFFFFF"/>
-          <w:lang w:eastAsia="en-IN"/>
-        </w:rPr>
-        <w:t>5</w:t>
-      </w:r>
-    </w:p>
-    <w:p>
-      <w:pPr>
-        <w:shd w:val="clear" w:color="auto" w:fill="FFFFFF"/>
-        <w:spacing w:after="0" w:line="240" w:lineRule="auto"/>
-        <w:rPr>
-          <w:rFonts w:ascii="Segoe UI" w:eastAsia="Times New Roman" w:hAnsi="Segoe UI" w:cs="Segoe UI"/>
-          <w:color w:val="212121"/>
-          <w:sz w:val="23"/>
-          <w:szCs w:val="23"/>
-          <w:lang w:eastAsia="en-IN"/>
-        </w:rPr>
-      </w:pPr>
-      <w:r>
-        <w:rPr>
-          <w:rFonts w:ascii="Arial" w:eastAsia="Times New Roman" w:hAnsi="Arial" w:cs="Arial"/>
-          <w:color w:val="333333"/>
-          <w:sz w:val="21"/>
-          <w:szCs w:val="21"/>
-          <w:shd w:val="clear" w:color="auto" w:fill="FFFFFF"/>
-          <w:lang w:eastAsia="en-IN"/>
-        </w:rPr>
-        <w:t>6</w:t>
-      </w:r>
-    </w:p>
-    <w:p>
-      <w:pPr>
-        <w:shd w:val="clear" w:color="auto" w:fill="FFFFFF"/>
-        <w:spacing w:after="0" w:line="240" w:lineRule="auto"/>
-        <w:rPr>
-          <w:rFonts w:ascii="Segoe UI" w:eastAsia="Times New Roman" w:hAnsi="Segoe UI" w:cs="Segoe UI"/>
-          <w:color w:val="212121"/>
-          <w:sz w:val="23"/>
-          <w:szCs w:val="23"/>
-          <w:lang w:eastAsia="en-IN"/>
-        </w:rPr>
-      </w:pPr>
-      <w:r>
-        <w:rPr>
-          <w:rFonts w:ascii="Arial" w:eastAsia="Times New Roman" w:hAnsi="Arial" w:cs="Arial"/>
-          <w:color w:val="333333"/>
-          <w:sz w:val="21"/>
-          <w:szCs w:val="21"/>
-          <w:shd w:val="clear" w:color="auto" w:fill="FFFFFF"/>
-          <w:lang w:eastAsia="en-IN"/>
-        </w:rPr>
-        <w:t>6</w:t>
-      </w:r>
-    </w:p>
-    <w:p>
-      <w:pPr>
-        <w:shd w:val="clear" w:color="auto" w:fill="FFFFFF"/>
-        <w:spacing w:after="0" w:line="240" w:lineRule="auto"/>
-        <w:rPr>
-          <w:rFonts w:ascii="Segoe UI" w:eastAsia="Times New Roman" w:hAnsi="Segoe UI" w:cs="Segoe UI"/>
-          <w:color w:val="212121"/>
-          <w:sz w:val="23"/>
-          <w:szCs w:val="23"/>
-          <w:lang w:eastAsia="en-IN"/>
-        </w:rPr>
-      </w:pPr>
-      <w:r>
-        <w:rPr>
-          <w:rFonts w:ascii="Arial" w:eastAsia="Times New Roman" w:hAnsi="Arial" w:cs="Arial"/>
-          <w:color w:val="333333"/>
-          <w:sz w:val="21"/>
-          <w:szCs w:val="21"/>
-          <w:shd w:val="clear" w:color="auto" w:fill="FFFFFF"/>
-          <w:lang w:eastAsia="en-IN"/>
-        </w:rPr>
-        <w:t>6</w:t>
-      </w:r>
-    </w:p>
-    <w:p>
-      <w:pPr>
-        <w:shd w:val="clear" w:color="auto" w:fill="FFFFFF"/>
-        <w:spacing w:after="0" w:line="240" w:lineRule="auto"/>
-        <w:rPr>
-          <w:rFonts w:ascii="Segoe UI" w:eastAsia="Times New Roman" w:hAnsi="Segoe UI" w:cs="Segoe UI"/>
-          <w:color w:val="212121"/>
-          <w:sz w:val="23"/>
-          <w:szCs w:val="23"/>
-          <w:lang w:eastAsia="en-IN"/>
-        </w:rPr>
-      </w:pPr>
-      <w:r>
-        <w:rPr>
-          <w:rFonts w:ascii="Arial" w:eastAsia="Times New Roman" w:hAnsi="Arial" w:cs="Arial"/>
-          <w:color w:val="333333"/>
-          <w:sz w:val="21"/>
-          <w:szCs w:val="21"/>
-          <w:shd w:val="clear" w:color="auto" w:fill="FFFFFF"/>
-          <w:lang w:eastAsia="en-IN"/>
-        </w:rPr>
-        <w:t>6</w:t>
-      </w:r>
-    </w:p>
-    <w:p>
-      <w:pPr>
-        <w:shd w:val="clear" w:color="auto" w:fill="FFFFFF"/>
-        <w:spacing w:after="0" w:line="240" w:lineRule="auto"/>
-        <w:rPr>
-          <w:rFonts w:ascii="Segoe UI" w:eastAsia="Times New Roman" w:hAnsi="Segoe UI" w:cs="Segoe UI"/>
-          <w:color w:val="212121"/>
-          <w:sz w:val="23"/>
-          <w:szCs w:val="23"/>
-          <w:lang w:eastAsia="en-IN"/>
-        </w:rPr>
-      </w:pPr>
-      <w:r>
-        <w:rPr>
-          <w:rFonts w:ascii="Arial" w:eastAsia="Times New Roman" w:hAnsi="Arial" w:cs="Arial"/>
-          <w:color w:val="333333"/>
-          <w:sz w:val="21"/>
-          <w:szCs w:val="21"/>
-          <w:shd w:val="clear" w:color="auto" w:fill="FFFFFF"/>
-          <w:lang w:eastAsia="en-IN"/>
-        </w:rPr>
-        <w:t>7</w:t>
-      </w:r>
-    </w:p>
-    <w:p>
-      <w:pPr>
-        <w:shd w:val="clear" w:color="auto" w:fill="FFFFFF"/>
-        <w:spacing w:after="0" w:line="240" w:lineRule="auto"/>
-        <w:rPr>
-          <w:rFonts w:ascii="Segoe UI" w:eastAsia="Times New Roman" w:hAnsi="Segoe UI" w:cs="Segoe UI"/>
-          <w:color w:val="212121"/>
-          <w:sz w:val="23"/>
-          <w:szCs w:val="23"/>
-          <w:lang w:eastAsia="en-IN"/>
-        </w:rPr>
-      </w:pPr>
-      <w:r>
-        <w:rPr>
-          <w:rFonts w:ascii="Arial" w:eastAsia="Times New Roman" w:hAnsi="Arial" w:cs="Arial"/>
-          <w:color w:val="333333"/>
-          <w:sz w:val="21"/>
-          <w:szCs w:val="21"/>
-          <w:shd w:val="clear" w:color="auto" w:fill="FFFFFF"/>
-          <w:lang w:eastAsia="en-IN"/>
-        </w:rPr>
-        <w:t>7</w:t>
-      </w:r>
-    </w:p>
-    <w:p>
-      <w:pPr>
-        <w:shd w:val="clear" w:color="auto" w:fill="FFFFFF"/>
-        <w:spacing w:after="0" w:line="240" w:lineRule="auto"/>
-        <w:rPr>
-          <w:rFonts w:ascii="Segoe UI" w:eastAsia="Times New Roman" w:hAnsi="Segoe UI" w:cs="Segoe UI"/>
-          <w:color w:val="212121"/>
-          <w:sz w:val="23"/>
-          <w:szCs w:val="23"/>
-          <w:lang w:eastAsia="en-IN"/>
-        </w:rPr>
-      </w:pPr>
-      <w:r>
-        <w:rPr>
-          <w:rFonts w:ascii="Arial" w:eastAsia="Times New Roman" w:hAnsi="Arial" w:cs="Arial"/>
-          <w:color w:val="333333"/>
-          <w:sz w:val="21"/>
-          <w:szCs w:val="21"/>
-          <w:shd w:val="clear" w:color="auto" w:fill="FFFFFF"/>
-          <w:lang w:eastAsia="en-IN"/>
-        </w:rPr>
-        <w:t>2</w:t>
-      </w:r>
-    </w:p>
-    <w:p>
-      <w:pPr>
-        <w:shd w:val="clear" w:color="auto" w:fill="FFFFFF"/>
-        <w:spacing w:after="0" w:line="240" w:lineRule="auto"/>
-        <w:rPr>
-          <w:rFonts w:ascii="Segoe UI" w:eastAsia="Times New Roman" w:hAnsi="Segoe UI" w:cs="Segoe UI"/>
-          <w:color w:val="212121"/>
-          <w:sz w:val="23"/>
-          <w:szCs w:val="23"/>
-          <w:lang w:eastAsia="en-IN"/>
-        </w:rPr>
-      </w:pPr>
-      <w:r>
-        <w:rPr>
-          <w:rFonts w:ascii="Arial" w:eastAsia="Times New Roman" w:hAnsi="Arial" w:cs="Arial"/>
-          <w:color w:val="333333"/>
-          <w:sz w:val="21"/>
-          <w:szCs w:val="21"/>
-          <w:shd w:val="clear" w:color="auto" w:fill="FFFFFF"/>
-          <w:lang w:eastAsia="en-IN"/>
-        </w:rPr>
-        <w:t>1</w:t>
-      </w:r>
-    </w:p>
-    <w:p>
-      <w:pPr>
-        <w:shd w:val="clear" w:color="auto" w:fill="FFFFFF"/>
-        <w:spacing w:after="0" w:line="240" w:lineRule="auto"/>
-        <w:rPr>
-          <w:rFonts w:ascii="Segoe UI" w:eastAsia="Times New Roman" w:hAnsi="Segoe UI" w:cs="Segoe UI"/>
-          <w:color w:val="212121"/>
-          <w:sz w:val="23"/>
-          <w:szCs w:val="23"/>
-          <w:lang w:eastAsia="en-IN"/>
-        </w:rPr>
-      </w:pPr>
-      <w:r>
-        <w:rPr>
-          <w:rFonts w:ascii="Arial" w:eastAsia="Times New Roman" w:hAnsi="Arial" w:cs="Arial"/>
-          <w:color w:val="333333"/>
-          <w:sz w:val="21"/>
-          <w:szCs w:val="21"/>
-          <w:shd w:val="clear" w:color="auto" w:fill="FFFFFF"/>
-          <w:lang w:eastAsia="en-IN"/>
-        </w:rPr>
-        <w:t>8</w:t>
-      </w:r>
-    </w:p>
-    <w:p>
-      <w:pPr>
-        <w:shd w:val="clear" w:color="auto" w:fill="FFFFFF"/>
-        <w:spacing w:after="0" w:line="240" w:lineRule="auto"/>
-        <w:rPr>
-          <w:rFonts w:ascii="Segoe UI" w:eastAsia="Times New Roman" w:hAnsi="Segoe UI" w:cs="Segoe UI"/>
-          <w:color w:val="212121"/>
-          <w:sz w:val="23"/>
-          <w:szCs w:val="23"/>
-          <w:lang w:eastAsia="en-IN"/>
-        </w:rPr>
-      </w:pPr>
-      <w:r>
-        <w:rPr>
-          <w:rFonts w:ascii="Arial" w:eastAsia="Times New Roman" w:hAnsi="Arial" w:cs="Arial"/>
-          <w:color w:val="333333"/>
-          <w:sz w:val="21"/>
-          <w:szCs w:val="21"/>
-          <w:shd w:val="clear" w:color="auto" w:fill="FFFFFF"/>
-          <w:lang w:eastAsia="en-IN"/>
-        </w:rPr>
-        <w:t> </w:t>
-      </w:r>
-    </w:p>
-    <w:p>
-      <w:pPr>
-        <w:shd w:val="clear" w:color="auto" w:fill="FFFFFF"/>
-        <w:spacing w:after="0" w:line="240" w:lineRule="auto"/>
-        <w:rPr>
-          <w:rFonts w:ascii="Segoe UI" w:eastAsia="Times New Roman" w:hAnsi="Segoe UI" w:cs="Segoe UI"/>
-          <w:color w:val="212121"/>
-          <w:sz w:val="23"/>
-          <w:szCs w:val="23"/>
-          <w:lang w:eastAsia="en-IN"/>
-        </w:rPr>
-      </w:pPr>
+        <w:t xml:space="preserve">Sample </w:t>
+      </w:r>
+      <w:proofErr w:type="gramStart"/>
       <w:r>
         <w:rPr>
           <w:rFonts w:ascii="Arial" w:eastAsia="Times New Roman" w:hAnsi="Arial" w:cs="Arial"/>
@@ -6388,8 +6636,363 @@
           <w:shd w:val="clear" w:color="auto" w:fill="FFFFFF"/>
           <w:lang w:eastAsia="en-IN"/>
         </w:rPr>
-        <w:t>Sample Output :</w:t>
-      </w:r>
+        <w:t>Input :</w:t>
+      </w:r>
+      <w:proofErr w:type="gramEnd"/>
+    </w:p>
+    <w:p>
+      <w:pPr>
+        <w:shd w:val="clear" w:color="auto" w:fill="FFFFFF"/>
+        <w:spacing w:after="0" w:line="240" w:lineRule="auto"/>
+        <w:rPr>
+          <w:rFonts w:ascii="Segoe UI" w:eastAsia="Times New Roman" w:hAnsi="Segoe UI" w:cs="Segoe UI"/>
+          <w:color w:val="212121"/>
+          <w:sz w:val="23"/>
+          <w:szCs w:val="23"/>
+          <w:lang w:eastAsia="en-IN"/>
+        </w:rPr>
+      </w:pPr>
+      <w:r>
+        <w:rPr>
+          <w:rFonts w:ascii="Arial" w:eastAsia="Times New Roman" w:hAnsi="Arial" w:cs="Arial"/>
+          <w:color w:val="333333"/>
+          <w:sz w:val="21"/>
+          <w:szCs w:val="21"/>
+          <w:shd w:val="clear" w:color="auto" w:fill="FFFFFF"/>
+          <w:lang w:eastAsia="en-IN"/>
+        </w:rPr>
+        <w:t>11</w:t>
+      </w:r>
+    </w:p>
+    <w:p>
+      <w:pPr>
+        <w:shd w:val="clear" w:color="auto" w:fill="FFFFFF"/>
+        <w:spacing w:after="0" w:line="240" w:lineRule="auto"/>
+        <w:rPr>
+          <w:rFonts w:ascii="Segoe UI" w:eastAsia="Times New Roman" w:hAnsi="Segoe UI" w:cs="Segoe UI"/>
+          <w:color w:val="212121"/>
+          <w:sz w:val="23"/>
+          <w:szCs w:val="23"/>
+          <w:lang w:eastAsia="en-IN"/>
+        </w:rPr>
+      </w:pPr>
+      <w:r>
+        <w:rPr>
+          <w:rFonts w:ascii="Arial" w:eastAsia="Times New Roman" w:hAnsi="Arial" w:cs="Arial"/>
+          <w:color w:val="333333"/>
+          <w:sz w:val="21"/>
+          <w:szCs w:val="21"/>
+          <w:shd w:val="clear" w:color="auto" w:fill="FFFFFF"/>
+          <w:lang w:eastAsia="en-IN"/>
+        </w:rPr>
+        <w:t>3</w:t>
+      </w:r>
+    </w:p>
+    <w:p>
+      <w:pPr>
+        <w:shd w:val="clear" w:color="auto" w:fill="FFFFFF"/>
+        <w:spacing w:after="0" w:line="240" w:lineRule="auto"/>
+        <w:rPr>
+          <w:rFonts w:ascii="Segoe UI" w:eastAsia="Times New Roman" w:hAnsi="Segoe UI" w:cs="Segoe UI"/>
+          <w:color w:val="212121"/>
+          <w:sz w:val="23"/>
+          <w:szCs w:val="23"/>
+          <w:lang w:eastAsia="en-IN"/>
+        </w:rPr>
+      </w:pPr>
+      <w:r>
+        <w:rPr>
+          <w:rFonts w:ascii="Arial" w:eastAsia="Times New Roman" w:hAnsi="Arial" w:cs="Arial"/>
+          <w:color w:val="333333"/>
+          <w:sz w:val="21"/>
+          <w:szCs w:val="21"/>
+          <w:shd w:val="clear" w:color="auto" w:fill="FFFFFF"/>
+          <w:lang w:eastAsia="en-IN"/>
+        </w:rPr>
+        <w:t>5</w:t>
+      </w:r>
+    </w:p>
+    <w:p>
+      <w:pPr>
+        <w:shd w:val="clear" w:color="auto" w:fill="FFFFFF"/>
+        <w:spacing w:after="0" w:line="240" w:lineRule="auto"/>
+        <w:rPr>
+          <w:rFonts w:ascii="Segoe UI" w:eastAsia="Times New Roman" w:hAnsi="Segoe UI" w:cs="Segoe UI"/>
+          <w:color w:val="212121"/>
+          <w:sz w:val="23"/>
+          <w:szCs w:val="23"/>
+          <w:lang w:eastAsia="en-IN"/>
+        </w:rPr>
+      </w:pPr>
+      <w:r>
+        <w:rPr>
+          <w:rFonts w:ascii="Arial" w:eastAsia="Times New Roman" w:hAnsi="Arial" w:cs="Arial"/>
+          <w:color w:val="333333"/>
+          <w:sz w:val="21"/>
+          <w:szCs w:val="21"/>
+          <w:shd w:val="clear" w:color="auto" w:fill="FFFFFF"/>
+          <w:lang w:eastAsia="en-IN"/>
+        </w:rPr>
+        <w:t>6</w:t>
+      </w:r>
+    </w:p>
+    <w:p>
+      <w:pPr>
+        <w:shd w:val="clear" w:color="auto" w:fill="FFFFFF"/>
+        <w:spacing w:after="0" w:line="240" w:lineRule="auto"/>
+        <w:rPr>
+          <w:rFonts w:ascii="Segoe UI" w:eastAsia="Times New Roman" w:hAnsi="Segoe UI" w:cs="Segoe UI"/>
+          <w:color w:val="212121"/>
+          <w:sz w:val="23"/>
+          <w:szCs w:val="23"/>
+          <w:lang w:eastAsia="en-IN"/>
+        </w:rPr>
+      </w:pPr>
+      <w:r>
+        <w:rPr>
+          <w:rFonts w:ascii="Arial" w:eastAsia="Times New Roman" w:hAnsi="Arial" w:cs="Arial"/>
+          <w:color w:val="333333"/>
+          <w:sz w:val="21"/>
+          <w:szCs w:val="21"/>
+          <w:shd w:val="clear" w:color="auto" w:fill="FFFFFF"/>
+          <w:lang w:eastAsia="en-IN"/>
+        </w:rPr>
+        <w:t>6</w:t>
+      </w:r>
+    </w:p>
+    <w:p>
+      <w:pPr>
+        <w:shd w:val="clear" w:color="auto" w:fill="FFFFFF"/>
+        <w:spacing w:after="0" w:line="240" w:lineRule="auto"/>
+        <w:rPr>
+          <w:rFonts w:ascii="Segoe UI" w:eastAsia="Times New Roman" w:hAnsi="Segoe UI" w:cs="Segoe UI"/>
+          <w:color w:val="212121"/>
+          <w:sz w:val="23"/>
+          <w:szCs w:val="23"/>
+          <w:lang w:eastAsia="en-IN"/>
+        </w:rPr>
+      </w:pPr>
+      <w:r>
+        <w:rPr>
+          <w:rFonts w:ascii="Arial" w:eastAsia="Times New Roman" w:hAnsi="Arial" w:cs="Arial"/>
+          <w:color w:val="333333"/>
+          <w:sz w:val="21"/>
+          <w:szCs w:val="21"/>
+          <w:shd w:val="clear" w:color="auto" w:fill="FFFFFF"/>
+          <w:lang w:eastAsia="en-IN"/>
+        </w:rPr>
+        <w:lastRenderedPageBreak/>
+        <w:t>6</w:t>
+      </w:r>
+    </w:p>
+    <w:p>
+      <w:pPr>
+        <w:shd w:val="clear" w:color="auto" w:fill="FFFFFF"/>
+        <w:spacing w:after="0" w:line="240" w:lineRule="auto"/>
+        <w:rPr>
+          <w:rFonts w:ascii="Segoe UI" w:eastAsia="Times New Roman" w:hAnsi="Segoe UI" w:cs="Segoe UI"/>
+          <w:color w:val="212121"/>
+          <w:sz w:val="23"/>
+          <w:szCs w:val="23"/>
+          <w:lang w:eastAsia="en-IN"/>
+        </w:rPr>
+      </w:pPr>
+      <w:r>
+        <w:rPr>
+          <w:rFonts w:ascii="Arial" w:eastAsia="Times New Roman" w:hAnsi="Arial" w:cs="Arial"/>
+          <w:color w:val="333333"/>
+          <w:sz w:val="21"/>
+          <w:szCs w:val="21"/>
+          <w:shd w:val="clear" w:color="auto" w:fill="FFFFFF"/>
+          <w:lang w:eastAsia="en-IN"/>
+        </w:rPr>
+        <w:t>6</w:t>
+      </w:r>
+    </w:p>
+    <w:p>
+      <w:pPr>
+        <w:shd w:val="clear" w:color="auto" w:fill="FFFFFF"/>
+        <w:spacing w:after="0" w:line="240" w:lineRule="auto"/>
+        <w:rPr>
+          <w:rFonts w:ascii="Segoe UI" w:eastAsia="Times New Roman" w:hAnsi="Segoe UI" w:cs="Segoe UI"/>
+          <w:color w:val="212121"/>
+          <w:sz w:val="23"/>
+          <w:szCs w:val="23"/>
+          <w:lang w:eastAsia="en-IN"/>
+        </w:rPr>
+      </w:pPr>
+      <w:r>
+        <w:rPr>
+          <w:rFonts w:ascii="Arial" w:eastAsia="Times New Roman" w:hAnsi="Arial" w:cs="Arial"/>
+          <w:color w:val="333333"/>
+          <w:sz w:val="21"/>
+          <w:szCs w:val="21"/>
+          <w:shd w:val="clear" w:color="auto" w:fill="FFFFFF"/>
+          <w:lang w:eastAsia="en-IN"/>
+        </w:rPr>
+        <w:t>7</w:t>
+      </w:r>
+    </w:p>
+    <w:p>
+      <w:pPr>
+        <w:shd w:val="clear" w:color="auto" w:fill="FFFFFF"/>
+        <w:spacing w:after="0" w:line="240" w:lineRule="auto"/>
+        <w:rPr>
+          <w:rFonts w:ascii="Segoe UI" w:eastAsia="Times New Roman" w:hAnsi="Segoe UI" w:cs="Segoe UI"/>
+          <w:color w:val="212121"/>
+          <w:sz w:val="23"/>
+          <w:szCs w:val="23"/>
+          <w:lang w:eastAsia="en-IN"/>
+        </w:rPr>
+      </w:pPr>
+      <w:r>
+        <w:rPr>
+          <w:rFonts w:ascii="Arial" w:eastAsia="Times New Roman" w:hAnsi="Arial" w:cs="Arial"/>
+          <w:color w:val="333333"/>
+          <w:sz w:val="21"/>
+          <w:szCs w:val="21"/>
+          <w:shd w:val="clear" w:color="auto" w:fill="FFFFFF"/>
+          <w:lang w:eastAsia="en-IN"/>
+        </w:rPr>
+        <w:t>7</w:t>
+      </w:r>
+    </w:p>
+    <w:p>
+      <w:pPr>
+        <w:shd w:val="clear" w:color="auto" w:fill="FFFFFF"/>
+        <w:spacing w:after="0" w:line="240" w:lineRule="auto"/>
+        <w:rPr>
+          <w:rFonts w:ascii="Segoe UI" w:eastAsia="Times New Roman" w:hAnsi="Segoe UI" w:cs="Segoe UI"/>
+          <w:color w:val="212121"/>
+          <w:sz w:val="23"/>
+          <w:szCs w:val="23"/>
+          <w:lang w:eastAsia="en-IN"/>
+        </w:rPr>
+      </w:pPr>
+      <w:r>
+        <w:rPr>
+          <w:rFonts w:ascii="Arial" w:eastAsia="Times New Roman" w:hAnsi="Arial" w:cs="Arial"/>
+          <w:color w:val="333333"/>
+          <w:sz w:val="21"/>
+          <w:szCs w:val="21"/>
+          <w:shd w:val="clear" w:color="auto" w:fill="FFFFFF"/>
+          <w:lang w:eastAsia="en-IN"/>
+        </w:rPr>
+        <w:t>2</w:t>
+      </w:r>
+    </w:p>
+    <w:p>
+      <w:pPr>
+        <w:shd w:val="clear" w:color="auto" w:fill="FFFFFF"/>
+        <w:spacing w:after="0" w:line="240" w:lineRule="auto"/>
+        <w:rPr>
+          <w:rFonts w:ascii="Segoe UI" w:eastAsia="Times New Roman" w:hAnsi="Segoe UI" w:cs="Segoe UI"/>
+          <w:color w:val="212121"/>
+          <w:sz w:val="23"/>
+          <w:szCs w:val="23"/>
+          <w:lang w:eastAsia="en-IN"/>
+        </w:rPr>
+      </w:pPr>
+      <w:r>
+        <w:rPr>
+          <w:rFonts w:ascii="Arial" w:eastAsia="Times New Roman" w:hAnsi="Arial" w:cs="Arial"/>
+          <w:color w:val="333333"/>
+          <w:sz w:val="21"/>
+          <w:szCs w:val="21"/>
+          <w:shd w:val="clear" w:color="auto" w:fill="FFFFFF"/>
+          <w:lang w:eastAsia="en-IN"/>
+        </w:rPr>
+        <w:t>1</w:t>
+      </w:r>
+    </w:p>
+    <w:p>
+      <w:pPr>
+        <w:shd w:val="clear" w:color="auto" w:fill="FFFFFF"/>
+        <w:spacing w:after="0" w:line="240" w:lineRule="auto"/>
+        <w:rPr>
+          <w:rFonts w:ascii="Segoe UI" w:eastAsia="Times New Roman" w:hAnsi="Segoe UI" w:cs="Segoe UI"/>
+          <w:color w:val="212121"/>
+          <w:sz w:val="23"/>
+          <w:szCs w:val="23"/>
+          <w:lang w:eastAsia="en-IN"/>
+        </w:rPr>
+      </w:pPr>
+      <w:r>
+        <w:rPr>
+          <w:rFonts w:ascii="Arial" w:eastAsia="Times New Roman" w:hAnsi="Arial" w:cs="Arial"/>
+          <w:color w:val="333333"/>
+          <w:sz w:val="21"/>
+          <w:szCs w:val="21"/>
+          <w:shd w:val="clear" w:color="auto" w:fill="FFFFFF"/>
+          <w:lang w:eastAsia="en-IN"/>
+        </w:rPr>
+        <w:t>8</w:t>
+      </w:r>
+    </w:p>
+    <w:p>
+      <w:pPr>
+        <w:shd w:val="clear" w:color="auto" w:fill="FFFFFF"/>
+        <w:spacing w:after="0" w:line="240" w:lineRule="auto"/>
+        <w:rPr>
+          <w:rFonts w:ascii="Segoe UI" w:eastAsia="Times New Roman" w:hAnsi="Segoe UI" w:cs="Segoe UI"/>
+          <w:color w:val="212121"/>
+          <w:sz w:val="23"/>
+          <w:szCs w:val="23"/>
+          <w:lang w:eastAsia="en-IN"/>
+        </w:rPr>
+      </w:pPr>
+      <w:r>
+        <w:rPr>
+          <w:rFonts w:ascii="Arial" w:eastAsia="Times New Roman" w:hAnsi="Arial" w:cs="Arial"/>
+          <w:color w:val="333333"/>
+          <w:sz w:val="21"/>
+          <w:szCs w:val="21"/>
+          <w:shd w:val="clear" w:color="auto" w:fill="FFFFFF"/>
+          <w:lang w:eastAsia="en-IN"/>
+        </w:rPr>
+        <w:t> </w:t>
+      </w:r>
+    </w:p>
+    <w:p>
+      <w:pPr>
+        <w:shd w:val="clear" w:color="auto" w:fill="FFFFFF"/>
+        <w:spacing w:after="0" w:line="240" w:lineRule="auto"/>
+        <w:rPr>
+          <w:rFonts w:ascii="Segoe UI" w:eastAsia="Times New Roman" w:hAnsi="Segoe UI" w:cs="Segoe UI"/>
+          <w:color w:val="212121"/>
+          <w:sz w:val="23"/>
+          <w:szCs w:val="23"/>
+          <w:lang w:eastAsia="en-IN"/>
+        </w:rPr>
+      </w:pPr>
+      <w:r>
+        <w:rPr>
+          <w:rFonts w:ascii="Arial" w:eastAsia="Times New Roman" w:hAnsi="Arial" w:cs="Arial"/>
+          <w:b/>
+          <w:bCs/>
+          <w:color w:val="333333"/>
+          <w:sz w:val="21"/>
+          <w:szCs w:val="21"/>
+          <w:shd w:val="clear" w:color="auto" w:fill="FFFFFF"/>
+          <w:lang w:eastAsia="en-IN"/>
+        </w:rPr>
+        <w:t xml:space="preserve">Sample </w:t>
+      </w:r>
+      <w:proofErr w:type="gramStart"/>
+      <w:r>
+        <w:rPr>
+          <w:rFonts w:ascii="Arial" w:eastAsia="Times New Roman" w:hAnsi="Arial" w:cs="Arial"/>
+          <w:b/>
+          <w:bCs/>
+          <w:color w:val="333333"/>
+          <w:sz w:val="21"/>
+          <w:szCs w:val="21"/>
+          <w:shd w:val="clear" w:color="auto" w:fill="FFFFFF"/>
+          <w:lang w:eastAsia="en-IN"/>
+        </w:rPr>
+        <w:t>Output :</w:t>
+      </w:r>
+      <w:proofErr w:type="gramEnd"/>
     </w:p>
     <w:p>
       <w:pPr>
@@ -6494,6 +7097,7 @@
           <w:lang w:eastAsia="en-IN"/>
         </w:rPr>
       </w:pPr>
+      <w:proofErr w:type="spellStart"/>
       <w:r>
         <w:rPr>
           <w:rFonts w:ascii="Arial" w:eastAsia="Times New Roman" w:hAnsi="Arial" w:cs="Arial"/>
@@ -6505,7 +7109,21 @@
           <w:shd w:val="clear" w:color="auto" w:fill="FFFFFF"/>
           <w:lang w:eastAsia="en-IN"/>
         </w:rPr>
-        <w:t>Mahirl and Subsets</w:t>
+        <w:t>Mahirl</w:t>
+      </w:r>
+      <w:proofErr w:type="spellEnd"/>
+      <w:r>
+        <w:rPr>
+          <w:rFonts w:ascii="Arial" w:eastAsia="Times New Roman" w:hAnsi="Arial" w:cs="Arial"/>
+          <w:b/>
+          <w:bCs/>
+          <w:color w:val="333333"/>
+          <w:sz w:val="21"/>
+          <w:szCs w:val="21"/>
+          <w:shd w:val="clear" w:color="auto" w:fill="FFFFFF"/>
+          <w:lang w:eastAsia="en-IN"/>
+        </w:rPr>
+        <w:t xml:space="preserve"> and Subsets</w:t>
       </w:r>
     </w:p>
     <w:p>
@@ -6520,16 +7138,29 @@
           <w:lang w:eastAsia="en-IN"/>
         </w:rPr>
       </w:pPr>
-      <w:r>
-        <w:rPr>
-          <w:rFonts w:ascii="Arial" w:eastAsia="Times New Roman" w:hAnsi="Arial" w:cs="Arial"/>
-          <w:color w:val="333333"/>
-          <w:sz w:val="21"/>
-          <w:szCs w:val="21"/>
-          <w:shd w:val="clear" w:color="auto" w:fill="FFFFFF"/>
-          <w:lang w:eastAsia="en-IN"/>
-        </w:rPr>
-        <w:t>Mahirl has started learning about subsets. Her teacher gave her a </w:t>
+      <w:proofErr w:type="spellStart"/>
+      <w:r>
+        <w:rPr>
+          <w:rFonts w:ascii="Arial" w:eastAsia="Times New Roman" w:hAnsi="Arial" w:cs="Arial"/>
+          <w:color w:val="333333"/>
+          <w:sz w:val="21"/>
+          <w:szCs w:val="21"/>
+          <w:shd w:val="clear" w:color="auto" w:fill="FFFFFF"/>
+          <w:lang w:eastAsia="en-IN"/>
+        </w:rPr>
+        <w:t>Mahirl</w:t>
+      </w:r>
+      <w:proofErr w:type="spellEnd"/>
+      <w:r>
+        <w:rPr>
+          <w:rFonts w:ascii="Arial" w:eastAsia="Times New Roman" w:hAnsi="Arial" w:cs="Arial"/>
+          <w:color w:val="333333"/>
+          <w:sz w:val="21"/>
+          <w:szCs w:val="21"/>
+          <w:shd w:val="clear" w:color="auto" w:fill="FFFFFF"/>
+          <w:lang w:eastAsia="en-IN"/>
+        </w:rPr>
+        <w:t xml:space="preserve"> has started learning about subsets. Her teacher gave her a </w:t>
       </w:r>
       <w:r>
         <w:rPr>
@@ -6553,7 +7184,79 @@
           <w:shd w:val="clear" w:color="auto" w:fill="FFFFFF"/>
           <w:lang w:eastAsia="en-IN"/>
         </w:rPr>
-        <w:t> task. Given a list of numbers, Mahirl has to choose the subset which gives the maximum product. However as she is a small kid, the teacher asked Mahirl only to submit the maximum product obtained by taking exactly two numbers from the list.</w:t>
+        <w:t xml:space="preserve"> task. Given a list of numbers, </w:t>
+      </w:r>
+      <w:proofErr w:type="spellStart"/>
+      <w:r>
+        <w:rPr>
+          <w:rFonts w:ascii="Arial" w:eastAsia="Times New Roman" w:hAnsi="Arial" w:cs="Arial"/>
+          <w:color w:val="333333"/>
+          <w:sz w:val="21"/>
+          <w:szCs w:val="21"/>
+          <w:shd w:val="clear" w:color="auto" w:fill="FFFFFF"/>
+          <w:lang w:eastAsia="en-IN"/>
+        </w:rPr>
+        <w:t>Mahirl</w:t>
+      </w:r>
+      <w:proofErr w:type="spellEnd"/>
+      <w:r>
+        <w:rPr>
+          <w:rFonts w:ascii="Arial" w:eastAsia="Times New Roman" w:hAnsi="Arial" w:cs="Arial"/>
+          <w:color w:val="333333"/>
+          <w:sz w:val="21"/>
+          <w:szCs w:val="21"/>
+          <w:shd w:val="clear" w:color="auto" w:fill="FFFFFF"/>
+          <w:lang w:eastAsia="en-IN"/>
+        </w:rPr>
+        <w:t xml:space="preserve"> has to choose the subset which gives the maximum product. </w:t>
+      </w:r>
+      <w:proofErr w:type="gramStart"/>
+      <w:r>
+        <w:rPr>
+          <w:rFonts w:ascii="Arial" w:eastAsia="Times New Roman" w:hAnsi="Arial" w:cs="Arial"/>
+          <w:color w:val="333333"/>
+          <w:sz w:val="21"/>
+          <w:szCs w:val="21"/>
+          <w:shd w:val="clear" w:color="auto" w:fill="FFFFFF"/>
+          <w:lang w:eastAsia="en-IN"/>
+        </w:rPr>
+        <w:t>However</w:t>
+      </w:r>
+      <w:proofErr w:type="gramEnd"/>
+      <w:r>
+        <w:rPr>
+          <w:rFonts w:ascii="Arial" w:eastAsia="Times New Roman" w:hAnsi="Arial" w:cs="Arial"/>
+          <w:color w:val="333333"/>
+          <w:sz w:val="21"/>
+          <w:szCs w:val="21"/>
+          <w:shd w:val="clear" w:color="auto" w:fill="FFFFFF"/>
+          <w:lang w:eastAsia="en-IN"/>
+        </w:rPr>
+        <w:t xml:space="preserve"> as she is a small kid, the teacher asked </w:t>
+      </w:r>
+      <w:proofErr w:type="spellStart"/>
+      <w:r>
+        <w:rPr>
+          <w:rFonts w:ascii="Arial" w:eastAsia="Times New Roman" w:hAnsi="Arial" w:cs="Arial"/>
+          <w:color w:val="333333"/>
+          <w:sz w:val="21"/>
+          <w:szCs w:val="21"/>
+          <w:shd w:val="clear" w:color="auto" w:fill="FFFFFF"/>
+          <w:lang w:eastAsia="en-IN"/>
+        </w:rPr>
+        <w:t>Mahirl</w:t>
+      </w:r>
+      <w:proofErr w:type="spellEnd"/>
+      <w:r>
+        <w:rPr>
+          <w:rFonts w:ascii="Arial" w:eastAsia="Times New Roman" w:hAnsi="Arial" w:cs="Arial"/>
+          <w:color w:val="333333"/>
+          <w:sz w:val="21"/>
+          <w:szCs w:val="21"/>
+          <w:shd w:val="clear" w:color="auto" w:fill="FFFFFF"/>
+          <w:lang w:eastAsia="en-IN"/>
+        </w:rPr>
+        <w:t xml:space="preserve"> only to submit the maximum product obtained by taking exactly two numbers from the list.</w:t>
       </w:r>
     </w:p>
     <w:p>
@@ -6577,7 +7280,31 @@
           <w:shd w:val="clear" w:color="auto" w:fill="FFFFFF"/>
           <w:lang w:eastAsia="en-IN"/>
         </w:rPr>
-        <w:t>Please help Mahirl in finding out the answer to this assignment.</w:t>
+        <w:t xml:space="preserve">Please help </w:t>
+      </w:r>
+      <w:proofErr w:type="spellStart"/>
+      <w:r>
+        <w:rPr>
+          <w:rFonts w:ascii="Arial" w:eastAsia="Times New Roman" w:hAnsi="Arial" w:cs="Arial"/>
+          <w:color w:val="333333"/>
+          <w:sz w:val="21"/>
+          <w:szCs w:val="21"/>
+          <w:shd w:val="clear" w:color="auto" w:fill="FFFFFF"/>
+          <w:lang w:eastAsia="en-IN"/>
+        </w:rPr>
+        <w:t>Mahirl</w:t>
+      </w:r>
+      <w:proofErr w:type="spellEnd"/>
+      <w:r>
+        <w:rPr>
+          <w:rFonts w:ascii="Arial" w:eastAsia="Times New Roman" w:hAnsi="Arial" w:cs="Arial"/>
+          <w:color w:val="333333"/>
+          <w:sz w:val="21"/>
+          <w:szCs w:val="21"/>
+          <w:shd w:val="clear" w:color="auto" w:fill="FFFFFF"/>
+          <w:lang w:eastAsia="en-IN"/>
+        </w:rPr>
+        <w:t xml:space="preserve"> in finding out the answer to this assignment.</w:t>
       </w:r>
     </w:p>
     <w:p>
@@ -6675,7 +7402,31 @@
           <w:shd w:val="clear" w:color="auto" w:fill="FFFFFF"/>
           <w:lang w:eastAsia="en-IN"/>
         </w:rPr>
-        <w:t>The next n lines of the input contains </w:t>
+        <w:t xml:space="preserve">The next n lines of the input </w:t>
+      </w:r>
+      <w:proofErr w:type="gramStart"/>
+      <w:r>
+        <w:rPr>
+          <w:rFonts w:ascii="Arial" w:eastAsia="Times New Roman" w:hAnsi="Arial" w:cs="Arial"/>
+          <w:color w:val="333333"/>
+          <w:sz w:val="21"/>
+          <w:szCs w:val="21"/>
+          <w:shd w:val="clear" w:color="auto" w:fill="FFFFFF"/>
+          <w:lang w:eastAsia="en-IN"/>
+        </w:rPr>
+        <w:t>contains</w:t>
+      </w:r>
+      <w:proofErr w:type="gramEnd"/>
+      <w:r>
+        <w:rPr>
+          <w:rFonts w:ascii="Arial" w:eastAsia="Times New Roman" w:hAnsi="Arial" w:cs="Arial"/>
+          <w:color w:val="333333"/>
+          <w:sz w:val="21"/>
+          <w:szCs w:val="21"/>
+          <w:shd w:val="clear" w:color="auto" w:fill="FFFFFF"/>
+          <w:lang w:eastAsia="en-IN"/>
+        </w:rPr>
+        <w:t> </w:t>
       </w:r>
       <w:r>
         <w:rPr>
@@ -6747,7 +7498,6 @@
           <w:shd w:val="clear" w:color="auto" w:fill="FFFFFF"/>
           <w:lang w:eastAsia="en-IN"/>
         </w:rPr>
-        <w:lastRenderedPageBreak/>
         <w:t>Assume that the maximum size of the array is 20.</w:t>
       </w:r>
     </w:p>
@@ -6920,6 +7670,17 @@
           <w:lang w:eastAsia="en-IN"/>
         </w:rPr>
         <w:br/>
+      </w:r>
+      <w:r>
+        <w:rPr>
+          <w:rFonts w:ascii="Arial" w:eastAsia="Times New Roman" w:hAnsi="Arial" w:cs="Arial"/>
+          <w:color w:val="333333"/>
+          <w:sz w:val="21"/>
+          <w:szCs w:val="21"/>
+          <w:shd w:val="clear" w:color="auto" w:fill="FFFFFF"/>
+          <w:lang w:eastAsia="en-IN"/>
+        </w:rPr>
+        <w:lastRenderedPageBreak/>
         <w:t>1</w:t>
       </w:r>
       <w:r>
@@ -7257,7 +8018,31 @@
           <w:shd w:val="clear" w:color="auto" w:fill="FFFFFF"/>
           <w:lang w:eastAsia="en-IN"/>
         </w:rPr>
-        <w:t>If the size of the input array is negative or if any of the input elements is negative , print “Invalid Input” and terminate the program.</w:t>
+        <w:t xml:space="preserve">If the size of the input array is negative or if any of the input elements is </w:t>
+      </w:r>
+      <w:proofErr w:type="gramStart"/>
+      <w:r>
+        <w:rPr>
+          <w:rFonts w:ascii="Times New Roman" w:eastAsia="Times New Roman" w:hAnsi="Times New Roman" w:cs="Times New Roman"/>
+          <w:color w:val="333333"/>
+          <w:sz w:val="24"/>
+          <w:szCs w:val="24"/>
+          <w:shd w:val="clear" w:color="auto" w:fill="FFFFFF"/>
+          <w:lang w:eastAsia="en-IN"/>
+        </w:rPr>
+        <w:t>negative ,</w:t>
+      </w:r>
+      <w:proofErr w:type="gramEnd"/>
+      <w:r>
+        <w:rPr>
+          <w:rFonts w:ascii="Times New Roman" w:eastAsia="Times New Roman" w:hAnsi="Times New Roman" w:cs="Times New Roman"/>
+          <w:color w:val="333333"/>
+          <w:sz w:val="24"/>
+          <w:szCs w:val="24"/>
+          <w:shd w:val="clear" w:color="auto" w:fill="FFFFFF"/>
+          <w:lang w:eastAsia="en-IN"/>
+        </w:rPr>
+        <w:t xml:space="preserve"> print “Invalid Input” and terminate the program.</w:t>
       </w:r>
       <w:r>
         <w:rPr>
@@ -7483,6 +8268,7 @@
           <w:shd w:val="clear" w:color="auto" w:fill="FFFFFF"/>
           <w:lang w:eastAsia="en-IN"/>
         </w:rPr>
+        <w:lastRenderedPageBreak/>
         <w:t>2</w:t>
       </w:r>
       <w:r>
@@ -7650,7 +8436,6 @@
           <w:shd w:val="clear" w:color="auto" w:fill="FFFFFF"/>
           <w:lang w:eastAsia="en-IN"/>
         </w:rPr>
-        <w:lastRenderedPageBreak/>
         <w:t>130</w:t>
       </w:r>
       <w:r>
@@ -8036,7 +8821,31 @@
           <w:shd w:val="clear" w:color="auto" w:fill="FFFFFF"/>
           <w:lang w:eastAsia="en-IN"/>
         </w:rPr>
-        <w:t> The two number that are used to find the product can be the number itself.  For example, if the array elements are [1,2,3] , then 1*3 = 3 will be the solution for this array.]</w:t>
+        <w:t> The two number that are used to find the product can be the number itself.  For example, if the array elements are [1,2,3</w:t>
+      </w:r>
+      <w:proofErr w:type="gramStart"/>
+      <w:r>
+        <w:rPr>
+          <w:rFonts w:ascii="Arial" w:eastAsia="Times New Roman" w:hAnsi="Arial" w:cs="Arial"/>
+          <w:color w:val="333333"/>
+          <w:sz w:val="24"/>
+          <w:szCs w:val="24"/>
+          <w:shd w:val="clear" w:color="auto" w:fill="FFFFFF"/>
+          <w:lang w:eastAsia="en-IN"/>
+        </w:rPr>
+        <w:t>] ,</w:t>
+      </w:r>
+      <w:proofErr w:type="gramEnd"/>
+      <w:r>
+        <w:rPr>
+          <w:rFonts w:ascii="Arial" w:eastAsia="Times New Roman" w:hAnsi="Arial" w:cs="Arial"/>
+          <w:color w:val="333333"/>
+          <w:sz w:val="24"/>
+          <w:szCs w:val="24"/>
+          <w:shd w:val="clear" w:color="auto" w:fill="FFFFFF"/>
+          <w:lang w:eastAsia="en-IN"/>
+        </w:rPr>
+        <w:t xml:space="preserve"> then 1*3 = 3 will be the solution for this array.]</w:t>
       </w:r>
       <w:r>
         <w:rPr>
@@ -8083,6 +8892,17 @@
           <w:lang w:eastAsia="en-IN"/>
         </w:rPr>
         <w:br/>
+      </w:r>
+      <w:r>
+        <w:rPr>
+          <w:rFonts w:ascii="Arial" w:eastAsia="Times New Roman" w:hAnsi="Arial" w:cs="Arial"/>
+          <w:color w:val="333333"/>
+          <w:sz w:val="24"/>
+          <w:szCs w:val="24"/>
+          <w:shd w:val="clear" w:color="auto" w:fill="FFFFFF"/>
+          <w:lang w:eastAsia="en-IN"/>
+        </w:rPr>
+        <w:lastRenderedPageBreak/>
         <w:t>First input is an integer value that denotes the size of the array.</w:t>
       </w:r>
       <w:r>
@@ -8337,6 +9157,31 @@
     </w:p>
     <w:p>
       <w:pPr>
+        <w:rPr>
+          <w:rFonts w:ascii="Arial" w:eastAsia="Times New Roman" w:hAnsi="Arial" w:cs="Arial"/>
+          <w:b/>
+          <w:bCs/>
+          <w:color w:val="333333"/>
+          <w:sz w:val="27"/>
+          <w:szCs w:val="27"/>
+          <w:lang w:eastAsia="en-IN"/>
+        </w:rPr>
+      </w:pPr>
+      <w:r>
+        <w:rPr>
+          <w:rFonts w:ascii="Arial" w:eastAsia="Times New Roman" w:hAnsi="Arial" w:cs="Arial"/>
+          <w:b/>
+          <w:bCs/>
+          <w:color w:val="333333"/>
+          <w:sz w:val="27"/>
+          <w:szCs w:val="27"/>
+          <w:lang w:eastAsia="en-IN"/>
+        </w:rPr>
+        <w:br w:type="page"/>
+      </w:r>
+    </w:p>
+    <w:p>
+      <w:pPr>
         <w:shd w:val="clear" w:color="auto" w:fill="FFFFFF"/>
         <w:spacing w:before="100" w:beforeAutospacing="1" w:after="150" w:line="240" w:lineRule="auto"/>
         <w:jc w:val="center"/>
@@ -8358,6 +9203,7 @@
           <w:szCs w:val="27"/>
           <w:lang w:eastAsia="en-IN"/>
         </w:rPr>
+        <w:lastRenderedPageBreak/>
         <w:t>University - Requirement 3</w:t>
       </w:r>
     </w:p>
@@ -8395,46 +9241,45 @@
           <w:lang w:eastAsia="en-IN"/>
         </w:rPr>
         <w:br/>
-        <w:t xml:space="preserve">   In this requirement, you need to validate the website and the mobile number of the </w:t>
-      </w:r>
-      <w:r>
-        <w:rPr>
-          <w:rFonts w:ascii="Arial" w:eastAsia="Times New Roman" w:hAnsi="Arial" w:cs="Arial"/>
-          <w:color w:val="333333"/>
-          <w:sz w:val="24"/>
-          <w:szCs w:val="24"/>
-          <w:lang w:eastAsia="en-IN"/>
-        </w:rPr>
-        <w:lastRenderedPageBreak/>
-        <w:t>note.</w:t>
-      </w:r>
-      <w:r>
-        <w:rPr>
-          <w:rFonts w:ascii="Arial" w:eastAsia="Times New Roman" w:hAnsi="Arial" w:cs="Arial"/>
-          <w:color w:val="333333"/>
-          <w:sz w:val="24"/>
-          <w:szCs w:val="24"/>
-          <w:lang w:eastAsia="en-IN"/>
-        </w:rPr>
-        <w:br/>
-      </w:r>
-      <w:r>
-        <w:rPr>
-          <w:rFonts w:ascii="Arial" w:eastAsia="Times New Roman" w:hAnsi="Arial" w:cs="Arial"/>
-          <w:color w:val="333333"/>
-          <w:sz w:val="24"/>
-          <w:szCs w:val="24"/>
-          <w:lang w:eastAsia="en-IN"/>
-        </w:rPr>
-        <w:br/>
-      </w:r>
-      <w:r>
-        <w:rPr>
-          <w:rFonts w:ascii="Arial" w:eastAsia="Times New Roman" w:hAnsi="Arial" w:cs="Arial"/>
-          <w:color w:val="333333"/>
-          <w:lang w:eastAsia="en-IN"/>
-        </w:rPr>
-        <w:t>a)Create a Class </w:t>
+        <w:t>   In this requirement, you need to validate the website and the mobile number of the note.</w:t>
+      </w:r>
+      <w:r>
+        <w:rPr>
+          <w:rFonts w:ascii="Arial" w:eastAsia="Times New Roman" w:hAnsi="Arial" w:cs="Arial"/>
+          <w:color w:val="333333"/>
+          <w:sz w:val="24"/>
+          <w:szCs w:val="24"/>
+          <w:lang w:eastAsia="en-IN"/>
+        </w:rPr>
+        <w:br/>
+      </w:r>
+      <w:r>
+        <w:rPr>
+          <w:rFonts w:ascii="Arial" w:eastAsia="Times New Roman" w:hAnsi="Arial" w:cs="Arial"/>
+          <w:color w:val="333333"/>
+          <w:sz w:val="24"/>
+          <w:szCs w:val="24"/>
+          <w:lang w:eastAsia="en-IN"/>
+        </w:rPr>
+        <w:br/>
+      </w:r>
+      <w:proofErr w:type="gramStart"/>
+      <w:r>
+        <w:rPr>
+          <w:rFonts w:ascii="Arial" w:eastAsia="Times New Roman" w:hAnsi="Arial" w:cs="Arial"/>
+          <w:color w:val="333333"/>
+          <w:lang w:eastAsia="en-IN"/>
+        </w:rPr>
+        <w:t>a)Create</w:t>
+      </w:r>
+      <w:proofErr w:type="gramEnd"/>
+      <w:r>
+        <w:rPr>
+          <w:rFonts w:ascii="Arial" w:eastAsia="Times New Roman" w:hAnsi="Arial" w:cs="Arial"/>
+          <w:color w:val="333333"/>
+          <w:lang w:eastAsia="en-IN"/>
+        </w:rPr>
+        <w:t xml:space="preserve"> a Class </w:t>
       </w:r>
       <w:r>
         <w:rPr>
@@ -8604,7 +9449,41 @@
                 <w:szCs w:val="24"/>
                 <w:lang w:eastAsia="en-IN"/>
               </w:rPr>
-              <w:t>static Boolean validateWebsite(String website)</w:t>
+              <w:t xml:space="preserve">static Boolean </w:t>
+            </w:r>
+            <w:proofErr w:type="spellStart"/>
+            <w:proofErr w:type="gramStart"/>
+            <w:r>
+              <w:rPr>
+                <w:rFonts w:ascii="Arial" w:eastAsia="Times New Roman" w:hAnsi="Arial" w:cs="Arial"/>
+                <w:color w:val="212121"/>
+                <w:sz w:val="24"/>
+                <w:szCs w:val="24"/>
+                <w:lang w:eastAsia="en-IN"/>
+              </w:rPr>
+              <w:t>validateWebsite</w:t>
+            </w:r>
+            <w:proofErr w:type="spellEnd"/>
+            <w:r>
+              <w:rPr>
+                <w:rFonts w:ascii="Arial" w:eastAsia="Times New Roman" w:hAnsi="Arial" w:cs="Arial"/>
+                <w:color w:val="212121"/>
+                <w:sz w:val="24"/>
+                <w:szCs w:val="24"/>
+                <w:lang w:eastAsia="en-IN"/>
+              </w:rPr>
+              <w:t>(</w:t>
+            </w:r>
+            <w:proofErr w:type="gramEnd"/>
+            <w:r>
+              <w:rPr>
+                <w:rFonts w:ascii="Arial" w:eastAsia="Times New Roman" w:hAnsi="Arial" w:cs="Arial"/>
+                <w:color w:val="212121"/>
+                <w:sz w:val="24"/>
+                <w:szCs w:val="24"/>
+                <w:lang w:eastAsia="en-IN"/>
+              </w:rPr>
+              <w:t>String website)</w:t>
             </w:r>
           </w:p>
         </w:tc>
@@ -8660,6 +9539,7 @@
               </w:rPr>
               <w:t>true </w:t>
             </w:r>
+            <w:proofErr w:type="spellStart"/>
             <w:r>
               <w:rPr>
                 <w:rFonts w:ascii="Arial" w:eastAsia="Times New Roman" w:hAnsi="Arial" w:cs="Arial"/>
@@ -8668,7 +9548,18 @@
                 <w:szCs w:val="24"/>
                 <w:lang w:eastAsia="en-IN"/>
               </w:rPr>
-              <w:t>ifwebsite is valid else return </w:t>
+              <w:t>ifwebsite</w:t>
+            </w:r>
+            <w:proofErr w:type="spellEnd"/>
+            <w:r>
+              <w:rPr>
+                <w:rFonts w:ascii="Arial" w:eastAsia="Times New Roman" w:hAnsi="Arial" w:cs="Arial"/>
+                <w:color w:val="212121"/>
+                <w:sz w:val="24"/>
+                <w:szCs w:val="24"/>
+                <w:lang w:eastAsia="en-IN"/>
+              </w:rPr>
+              <w:t xml:space="preserve"> is valid else return </w:t>
             </w:r>
             <w:r>
               <w:rPr>
@@ -8724,7 +9615,63 @@
                 <w:szCs w:val="24"/>
                 <w:lang w:eastAsia="en-IN"/>
               </w:rPr>
-              <w:t>static Boolean validateMobile(String mobileNo)</w:t>
+              <w:t xml:space="preserve">static Boolean </w:t>
+            </w:r>
+            <w:proofErr w:type="spellStart"/>
+            <w:proofErr w:type="gramStart"/>
+            <w:r>
+              <w:rPr>
+                <w:rFonts w:ascii="Arial" w:eastAsia="Times New Roman" w:hAnsi="Arial" w:cs="Arial"/>
+                <w:color w:val="212121"/>
+                <w:sz w:val="24"/>
+                <w:szCs w:val="24"/>
+                <w:lang w:eastAsia="en-IN"/>
+              </w:rPr>
+              <w:t>validateMobile</w:t>
+            </w:r>
+            <w:proofErr w:type="spellEnd"/>
+            <w:r>
+              <w:rPr>
+                <w:rFonts w:ascii="Arial" w:eastAsia="Times New Roman" w:hAnsi="Arial" w:cs="Arial"/>
+                <w:color w:val="212121"/>
+                <w:sz w:val="24"/>
+                <w:szCs w:val="24"/>
+                <w:lang w:eastAsia="en-IN"/>
+              </w:rPr>
+              <w:t>(</w:t>
+            </w:r>
+            <w:proofErr w:type="gramEnd"/>
+            <w:r>
+              <w:rPr>
+                <w:rFonts w:ascii="Arial" w:eastAsia="Times New Roman" w:hAnsi="Arial" w:cs="Arial"/>
+                <w:color w:val="212121"/>
+                <w:sz w:val="24"/>
+                <w:szCs w:val="24"/>
+                <w:lang w:eastAsia="en-IN"/>
+              </w:rPr>
+              <w:t xml:space="preserve">String </w:t>
+            </w:r>
+            <w:proofErr w:type="spellStart"/>
+            <w:r>
+              <w:rPr>
+                <w:rFonts w:ascii="Arial" w:eastAsia="Times New Roman" w:hAnsi="Arial" w:cs="Arial"/>
+                <w:color w:val="212121"/>
+                <w:sz w:val="24"/>
+                <w:szCs w:val="24"/>
+                <w:lang w:eastAsia="en-IN"/>
+              </w:rPr>
+              <w:t>mobileNo</w:t>
+            </w:r>
+            <w:proofErr w:type="spellEnd"/>
+            <w:r>
+              <w:rPr>
+                <w:rFonts w:ascii="Arial" w:eastAsia="Times New Roman" w:hAnsi="Arial" w:cs="Arial"/>
+                <w:color w:val="212121"/>
+                <w:sz w:val="24"/>
+                <w:szCs w:val="24"/>
+                <w:lang w:eastAsia="en-IN"/>
+              </w:rPr>
+              <w:t>)</w:t>
             </w:r>
           </w:p>
         </w:tc>
@@ -8766,7 +9713,18 @@
                 <w:szCs w:val="24"/>
                 <w:lang w:eastAsia="en-IN"/>
               </w:rPr>
-              <w:t>Validate the mobile number based on the rules given below. Returns</w:t>
+              <w:t xml:space="preserve">Validate the mobile number based on the rules given below. </w:t>
+            </w:r>
+            <w:proofErr w:type="spellStart"/>
+            <w:r>
+              <w:rPr>
+                <w:rFonts w:ascii="Arial" w:eastAsia="Times New Roman" w:hAnsi="Arial" w:cs="Arial"/>
+                <w:color w:val="212121"/>
+                <w:sz w:val="24"/>
+                <w:szCs w:val="24"/>
+                <w:lang w:eastAsia="en-IN"/>
+              </w:rPr>
+              <w:t>Returns</w:t>
             </w:r>
             <w:r>
               <w:rPr>
@@ -8778,7 +9736,20 @@
                 <w:szCs w:val="24"/>
                 <w:lang w:eastAsia="en-IN"/>
               </w:rPr>
-              <w:t>true </w:t>
+              <w:t>true</w:t>
+            </w:r>
+            <w:proofErr w:type="spellEnd"/>
+            <w:r>
+              <w:rPr>
+                <w:rFonts w:ascii="Arial" w:eastAsia="Times New Roman" w:hAnsi="Arial" w:cs="Arial"/>
+                <w:b/>
+                <w:bCs/>
+                <w:color w:val="212121"/>
+                <w:sz w:val="24"/>
+                <w:szCs w:val="24"/>
+                <w:lang w:eastAsia="en-IN"/>
+              </w:rPr>
+              <w:t> </w:t>
             </w:r>
             <w:r>
               <w:rPr>
@@ -8802,6 +9773,7 @@
               </w:rPr>
               <w:t> </w:t>
             </w:r>
+            <w:proofErr w:type="spellStart"/>
             <w:r>
               <w:rPr>
                 <w:rFonts w:ascii="Arial" w:eastAsia="Times New Roman" w:hAnsi="Arial" w:cs="Arial"/>
@@ -8810,7 +9782,29 @@
                 <w:szCs w:val="24"/>
                 <w:lang w:eastAsia="en-IN"/>
               </w:rPr>
-              <w:t>mobileNo is valid else return</w:t>
+              <w:t>mobileNo</w:t>
+            </w:r>
+            <w:proofErr w:type="spellEnd"/>
+            <w:r>
+              <w:rPr>
+                <w:rFonts w:ascii="Arial" w:eastAsia="Times New Roman" w:hAnsi="Arial" w:cs="Arial"/>
+                <w:color w:val="212121"/>
+                <w:sz w:val="24"/>
+                <w:szCs w:val="24"/>
+                <w:lang w:eastAsia="en-IN"/>
+              </w:rPr>
+              <w:t xml:space="preserve"> is valid else </w:t>
+            </w:r>
+            <w:proofErr w:type="spellStart"/>
+            <w:r>
+              <w:rPr>
+                <w:rFonts w:ascii="Arial" w:eastAsia="Times New Roman" w:hAnsi="Arial" w:cs="Arial"/>
+                <w:color w:val="212121"/>
+                <w:sz w:val="24"/>
+                <w:szCs w:val="24"/>
+                <w:lang w:eastAsia="en-IN"/>
+              </w:rPr>
+              <w:t>return</w:t>
             </w:r>
             <w:r>
               <w:rPr>
@@ -8824,6 +9818,7 @@
               </w:rPr>
               <w:t>false</w:t>
             </w:r>
+            <w:proofErr w:type="spellEnd"/>
           </w:p>
         </w:tc>
       </w:tr>
@@ -8891,19 +9886,73 @@
           <w:lang w:eastAsia="en-IN"/>
         </w:rPr>
         <w:br/>
-        <w:t>iit - domain name</w:t>
-      </w:r>
-      <w:r>
-        <w:rPr>
-          <w:rFonts w:ascii="Arial" w:eastAsia="Times New Roman" w:hAnsi="Arial" w:cs="Arial"/>
-          <w:color w:val="333333"/>
-          <w:sz w:val="24"/>
-          <w:szCs w:val="24"/>
-          <w:lang w:eastAsia="en-IN"/>
-        </w:rPr>
-        <w:br/>
-        <w:t>edu - sTLD</w:t>
-      </w:r>
+      </w:r>
+      <w:proofErr w:type="spellStart"/>
+      <w:r>
+        <w:rPr>
+          <w:rFonts w:ascii="Arial" w:eastAsia="Times New Roman" w:hAnsi="Arial" w:cs="Arial"/>
+          <w:color w:val="333333"/>
+          <w:sz w:val="24"/>
+          <w:szCs w:val="24"/>
+          <w:lang w:eastAsia="en-IN"/>
+        </w:rPr>
+        <w:t>iit</w:t>
+      </w:r>
+      <w:proofErr w:type="spellEnd"/>
+      <w:r>
+        <w:rPr>
+          <w:rFonts w:ascii="Arial" w:eastAsia="Times New Roman" w:hAnsi="Arial" w:cs="Arial"/>
+          <w:color w:val="333333"/>
+          <w:sz w:val="24"/>
+          <w:szCs w:val="24"/>
+          <w:lang w:eastAsia="en-IN"/>
+        </w:rPr>
+        <w:t xml:space="preserve"> - domain name</w:t>
+      </w:r>
+      <w:r>
+        <w:rPr>
+          <w:rFonts w:ascii="Arial" w:eastAsia="Times New Roman" w:hAnsi="Arial" w:cs="Arial"/>
+          <w:color w:val="333333"/>
+          <w:sz w:val="24"/>
+          <w:szCs w:val="24"/>
+          <w:lang w:eastAsia="en-IN"/>
+        </w:rPr>
+        <w:br/>
+      </w:r>
+      <w:proofErr w:type="spellStart"/>
+      <w:r>
+        <w:rPr>
+          <w:rFonts w:ascii="Arial" w:eastAsia="Times New Roman" w:hAnsi="Arial" w:cs="Arial"/>
+          <w:color w:val="333333"/>
+          <w:sz w:val="24"/>
+          <w:szCs w:val="24"/>
+          <w:lang w:eastAsia="en-IN"/>
+        </w:rPr>
+        <w:t>edu</w:t>
+      </w:r>
+      <w:proofErr w:type="spellEnd"/>
+      <w:r>
+        <w:rPr>
+          <w:rFonts w:ascii="Arial" w:eastAsia="Times New Roman" w:hAnsi="Arial" w:cs="Arial"/>
+          <w:color w:val="333333"/>
+          <w:sz w:val="24"/>
+          <w:szCs w:val="24"/>
+          <w:lang w:eastAsia="en-IN"/>
+        </w:rPr>
+        <w:t xml:space="preserve"> - </w:t>
+      </w:r>
+      <w:proofErr w:type="spellStart"/>
+      <w:r>
+        <w:rPr>
+          <w:rFonts w:ascii="Arial" w:eastAsia="Times New Roman" w:hAnsi="Arial" w:cs="Arial"/>
+          <w:color w:val="333333"/>
+          <w:sz w:val="24"/>
+          <w:szCs w:val="24"/>
+          <w:lang w:eastAsia="en-IN"/>
+        </w:rPr>
+        <w:t>sTLD</w:t>
+      </w:r>
+      <w:proofErr w:type="spellEnd"/>
       <w:r>
         <w:rPr>
           <w:rFonts w:ascii="Arial" w:eastAsia="Times New Roman" w:hAnsi="Arial" w:cs="Arial"/>
@@ -9033,45 +10082,90 @@
           <w:lang w:eastAsia="en-IN"/>
         </w:rPr>
         <w:br/>
-        <w:t>4. sTLD (sponsored top-level domain) should contain 2 to 6 characters</w:t>
-      </w:r>
-      <w:r>
-        <w:rPr>
-          <w:rFonts w:ascii="Arial" w:eastAsia="Times New Roman" w:hAnsi="Arial" w:cs="Arial"/>
-          <w:color w:val="333333"/>
-          <w:sz w:val="24"/>
-          <w:szCs w:val="24"/>
-          <w:lang w:eastAsia="en-IN"/>
-        </w:rPr>
-        <w:br/>
-        <w:t>5. ccTLD(country code top-level domain) may or may not be present in a website and it should contain 2 to 6 characters</w:t>
-      </w:r>
-      <w:r>
-        <w:rPr>
-          <w:rFonts w:ascii="Arial" w:eastAsia="Times New Roman" w:hAnsi="Arial" w:cs="Arial"/>
-          <w:color w:val="333333"/>
-          <w:sz w:val="21"/>
-          <w:szCs w:val="21"/>
-          <w:lang w:eastAsia="en-IN"/>
-        </w:rPr>
-        <w:br/>
-      </w:r>
-      <w:r>
-        <w:rPr>
-          <w:rFonts w:ascii="Arial" w:eastAsia="Times New Roman" w:hAnsi="Arial" w:cs="Arial"/>
-          <w:color w:val="333333"/>
-          <w:sz w:val="21"/>
-          <w:szCs w:val="21"/>
-          <w:lang w:eastAsia="en-IN"/>
-        </w:rPr>
-        <w:br/>
-      </w:r>
-      <w:r>
-        <w:rPr>
-          <w:rFonts w:ascii="Arial" w:eastAsia="Times New Roman" w:hAnsi="Arial" w:cs="Arial"/>
-          <w:color w:val="333333"/>
-          <w:lang w:eastAsia="en-IN"/>
-        </w:rPr>
+        <w:t>4. </w:t>
+      </w:r>
+      <w:proofErr w:type="spellStart"/>
+      <w:r>
+        <w:rPr>
+          <w:rFonts w:ascii="Arial" w:eastAsia="Times New Roman" w:hAnsi="Arial" w:cs="Arial"/>
+          <w:color w:val="333333"/>
+          <w:sz w:val="24"/>
+          <w:szCs w:val="24"/>
+          <w:lang w:eastAsia="en-IN"/>
+        </w:rPr>
+        <w:t>sTLD</w:t>
+      </w:r>
+      <w:proofErr w:type="spellEnd"/>
+      <w:r>
+        <w:rPr>
+          <w:rFonts w:ascii="Arial" w:eastAsia="Times New Roman" w:hAnsi="Arial" w:cs="Arial"/>
+          <w:color w:val="333333"/>
+          <w:sz w:val="24"/>
+          <w:szCs w:val="24"/>
+          <w:lang w:eastAsia="en-IN"/>
+        </w:rPr>
+        <w:t xml:space="preserve"> (sponsored top-level domain) should contain 2 to 6 characters</w:t>
+      </w:r>
+      <w:r>
+        <w:rPr>
+          <w:rFonts w:ascii="Arial" w:eastAsia="Times New Roman" w:hAnsi="Arial" w:cs="Arial"/>
+          <w:color w:val="333333"/>
+          <w:sz w:val="24"/>
+          <w:szCs w:val="24"/>
+          <w:lang w:eastAsia="en-IN"/>
+        </w:rPr>
+        <w:br/>
+        <w:t>5. </w:t>
+      </w:r>
+      <w:proofErr w:type="gramStart"/>
+      <w:r>
+        <w:rPr>
+          <w:rFonts w:ascii="Arial" w:eastAsia="Times New Roman" w:hAnsi="Arial" w:cs="Arial"/>
+          <w:color w:val="333333"/>
+          <w:sz w:val="24"/>
+          <w:szCs w:val="24"/>
+          <w:lang w:eastAsia="en-IN"/>
+        </w:rPr>
+        <w:t>ccTLD(</w:t>
+      </w:r>
+      <w:proofErr w:type="gramEnd"/>
+      <w:r>
+        <w:rPr>
+          <w:rFonts w:ascii="Arial" w:eastAsia="Times New Roman" w:hAnsi="Arial" w:cs="Arial"/>
+          <w:color w:val="333333"/>
+          <w:sz w:val="24"/>
+          <w:szCs w:val="24"/>
+          <w:lang w:eastAsia="en-IN"/>
+        </w:rPr>
+        <w:t>country code top-level domain) may or may not be present in a website and it should contain 2 to 6 characters</w:t>
+      </w:r>
+      <w:r>
+        <w:rPr>
+          <w:rFonts w:ascii="Arial" w:eastAsia="Times New Roman" w:hAnsi="Arial" w:cs="Arial"/>
+          <w:color w:val="333333"/>
+          <w:sz w:val="21"/>
+          <w:szCs w:val="21"/>
+          <w:lang w:eastAsia="en-IN"/>
+        </w:rPr>
+        <w:br/>
+      </w:r>
+      <w:r>
+        <w:rPr>
+          <w:rFonts w:ascii="Arial" w:eastAsia="Times New Roman" w:hAnsi="Arial" w:cs="Arial"/>
+          <w:color w:val="333333"/>
+          <w:sz w:val="21"/>
+          <w:szCs w:val="21"/>
+          <w:lang w:eastAsia="en-IN"/>
+        </w:rPr>
+        <w:br/>
+      </w:r>
+      <w:r>
+        <w:rPr>
+          <w:rFonts w:ascii="Arial" w:eastAsia="Times New Roman" w:hAnsi="Arial" w:cs="Arial"/>
+          <w:color w:val="333333"/>
+          <w:lang w:eastAsia="en-IN"/>
+        </w:rPr>
+        <w:lastRenderedPageBreak/>
         <w:t>c) While validating mobile number follow the below rules,</w:t>
       </w:r>
       <w:r>
@@ -9399,7 +10493,6 @@
           <w:color w:val="333333"/>
           <w:lang w:eastAsia="en-IN"/>
         </w:rPr>
-        <w:lastRenderedPageBreak/>
         <w:t>https://caspercollege.edu.in</w:t>
       </w:r>
       <w:r>
@@ -9567,6 +10660,14 @@
           <w:lang w:eastAsia="en-IN"/>
         </w:rPr>
         <w:br/>
+      </w:r>
+      <w:r>
+        <w:rPr>
+          <w:rFonts w:ascii="Arial" w:eastAsia="Times New Roman" w:hAnsi="Arial" w:cs="Arial"/>
+          <w:color w:val="333333"/>
+          <w:lang w:eastAsia="en-IN"/>
+        </w:rPr>
+        <w:lastRenderedPageBreak/>
         <w:t>1.Validate Website</w:t>
       </w:r>
       <w:r>
@@ -9937,6 +11038,7 @@
                       <w:lang w:eastAsia="en-IN"/>
                     </w:rPr>
                   </w:pPr>
+                  <w:proofErr w:type="spellStart"/>
                   <w:r>
                     <w:rPr>
                       <w:rFonts w:ascii="Arial" w:eastAsia="Times New Roman" w:hAnsi="Arial" w:cs="Arial"/>
@@ -9947,6 +11049,7 @@
                     </w:rPr>
                     <w:t>SNo</w:t>
                   </w:r>
+                  <w:proofErr w:type="spellEnd"/>
                 </w:p>
               </w:tc>
               <w:tc>
@@ -10683,6 +11786,7 @@
                       <w:color w:val="222222"/>
                       <w:lang w:eastAsia="en-IN"/>
                     </w:rPr>
+                    <w:lastRenderedPageBreak/>
                     <w:t>3</w:t>
                   </w:r>
                 </w:p>
@@ -10827,14 +11931,6 @@
                       <w:lang w:eastAsia="en-IN"/>
                     </w:rPr>
                     <w:br/>
-                  </w:r>
-                  <w:r>
-                    <w:rPr>
-                      <w:rFonts w:ascii="Arial" w:eastAsia="Times New Roman" w:hAnsi="Arial" w:cs="Arial"/>
-                      <w:color w:val="222222"/>
-                      <w:lang w:eastAsia="en-IN"/>
-                    </w:rPr>
-                    <w:lastRenderedPageBreak/>
                     <w:t>Enter the Website to be validated:</w:t>
                   </w:r>
                   <w:r>
@@ -10880,7 +11976,6 @@
                       <w:color w:val="222222"/>
                       <w:lang w:eastAsia="en-IN"/>
                     </w:rPr>
-                    <w:lastRenderedPageBreak/>
                     <w:t>General</w:t>
                   </w:r>
                 </w:p>
@@ -12111,6 +13206,14 @@
                       <w:lang w:eastAsia="en-IN"/>
                     </w:rPr>
                     <w:br/>
+                  </w:r>
+                  <w:r>
+                    <w:rPr>
+                      <w:rFonts w:ascii="Arial" w:eastAsia="Times New Roman" w:hAnsi="Arial" w:cs="Arial"/>
+                      <w:color w:val="222222"/>
+                      <w:lang w:eastAsia="en-IN"/>
+                    </w:rPr>
+                    <w:lastRenderedPageBreak/>
                     <w:t>Enter the Website to be validated:</w:t>
                   </w:r>
                   <w:r>
@@ -12156,6 +13259,7 @@
                       <w:color w:val="222222"/>
                       <w:lang w:eastAsia="en-IN"/>
                     </w:rPr>
+                    <w:lastRenderedPageBreak/>
                     <w:t>General</w:t>
                   </w:r>
                 </w:p>
@@ -13122,14 +14226,6 @@
                       <w:lang w:eastAsia="en-IN"/>
                     </w:rPr>
                     <w:br/>
-                  </w:r>
-                  <w:r>
-                    <w:rPr>
-                      <w:rFonts w:ascii="Arial" w:eastAsia="Times New Roman" w:hAnsi="Arial" w:cs="Arial"/>
-                      <w:color w:val="222222"/>
-                      <w:lang w:eastAsia="en-IN"/>
-                    </w:rPr>
-                    <w:lastRenderedPageBreak/>
                     <w:t>Enter your choice:</w:t>
                   </w:r>
                   <w:r>
@@ -13184,7 +14280,6 @@
                       <w:color w:val="222222"/>
                       <w:lang w:eastAsia="en-IN"/>
                     </w:rPr>
-                    <w:lastRenderedPageBreak/>
                     <w:t>General</w:t>
                   </w:r>
                 </w:p>
@@ -13506,6 +14601,7 @@
                       <w:color w:val="222222"/>
                       <w:lang w:eastAsia="en-IN"/>
                     </w:rPr>
+                    <w:lastRenderedPageBreak/>
                     <w:t>14</w:t>
                   </w:r>
                 </w:p>
@@ -14019,9 +15115,501 @@
         <w:t> </w:t>
       </w:r>
     </w:p>
+    <w:p>
+      <w:r>
+        <w:br w:type="page"/>
+      </w:r>
+    </w:p>
+    <w:p>
+      <w:pPr>
+        <w:shd w:val="clear" w:color="auto" w:fill="FFFFFF"/>
+        <w:spacing w:after="0" w:line="240" w:lineRule="auto"/>
+        <w:jc w:val="center"/>
+        <w:rPr>
+          <w:rFonts w:ascii="Segoe UI" w:eastAsia="Times New Roman" w:hAnsi="Segoe UI" w:cs="Segoe UI"/>
+          <w:color w:val="212121"/>
+          <w:sz w:val="23"/>
+          <w:szCs w:val="23"/>
+          <w:lang w:eastAsia="en-IN"/>
+        </w:rPr>
+      </w:pPr>
+      <w:r>
+        <w:rPr>
+          <w:rFonts w:ascii="Arial" w:eastAsia="Times New Roman" w:hAnsi="Arial" w:cs="Arial"/>
+          <w:b/>
+          <w:bCs/>
+          <w:color w:val="333333"/>
+          <w:sz w:val="27"/>
+          <w:szCs w:val="27"/>
+          <w:lang w:eastAsia="en-IN"/>
+        </w:rPr>
+        <w:lastRenderedPageBreak/>
+        <w:t>Full Prime</w:t>
+      </w:r>
+    </w:p>
+    <w:p>
+      <w:pPr>
+        <w:shd w:val="clear" w:color="auto" w:fill="FFFFFF"/>
+        <w:spacing w:line="240" w:lineRule="auto"/>
+        <w:rPr>
+          <w:rFonts w:ascii="Segoe UI" w:eastAsia="Times New Roman" w:hAnsi="Segoe UI" w:cs="Segoe UI"/>
+          <w:color w:val="212121"/>
+          <w:sz w:val="23"/>
+          <w:szCs w:val="23"/>
+          <w:lang w:eastAsia="en-IN"/>
+        </w:rPr>
+      </w:pPr>
+      <w:r>
+        <w:rPr>
+          <w:rFonts w:ascii="Arial" w:eastAsia="Times New Roman" w:hAnsi="Arial" w:cs="Arial"/>
+          <w:color w:val="333333"/>
+          <w:sz w:val="21"/>
+          <w:szCs w:val="21"/>
+          <w:lang w:eastAsia="en-IN"/>
+        </w:rPr>
+        <w:br/>
+      </w:r>
+      <w:r>
+        <w:rPr>
+          <w:rFonts w:ascii="Arial" w:eastAsia="Times New Roman" w:hAnsi="Arial" w:cs="Arial"/>
+          <w:color w:val="333333"/>
+          <w:sz w:val="24"/>
+          <w:szCs w:val="24"/>
+          <w:lang w:eastAsia="en-IN"/>
+        </w:rPr>
+        <w:t xml:space="preserve">Siva always try to play with the numbers , he does so because he thinks that it will lead to some special numbers . One day he came up with an idea to know the numbers that are considered as Full Prime .  Full prime is a prime number where each of its digits is also a prime . Given a range from X to Y ,write a program to help Siva find the numbers (excluding X and Y ) that are full primes . If no such numbers exist between the given </w:t>
+      </w:r>
+      <w:proofErr w:type="spellStart"/>
+      <w:r>
+        <w:rPr>
+          <w:rFonts w:ascii="Arial" w:eastAsia="Times New Roman" w:hAnsi="Arial" w:cs="Arial"/>
+          <w:color w:val="333333"/>
+          <w:sz w:val="24"/>
+          <w:szCs w:val="24"/>
+          <w:lang w:eastAsia="en-IN"/>
+        </w:rPr>
+        <w:t>range,then</w:t>
+      </w:r>
+      <w:proofErr w:type="spellEnd"/>
+      <w:r>
+        <w:rPr>
+          <w:rFonts w:ascii="Arial" w:eastAsia="Times New Roman" w:hAnsi="Arial" w:cs="Arial"/>
+          <w:color w:val="333333"/>
+          <w:sz w:val="24"/>
+          <w:szCs w:val="24"/>
+          <w:lang w:eastAsia="en-IN"/>
+        </w:rPr>
+        <w:t xml:space="preserve"> print -1.</w:t>
+      </w:r>
+      <w:r>
+        <w:rPr>
+          <w:rFonts w:ascii="Arial" w:eastAsia="Times New Roman" w:hAnsi="Arial" w:cs="Arial"/>
+          <w:color w:val="333333"/>
+          <w:sz w:val="24"/>
+          <w:szCs w:val="24"/>
+          <w:lang w:eastAsia="en-IN"/>
+        </w:rPr>
+        <w:br/>
+      </w:r>
+      <w:r>
+        <w:rPr>
+          <w:rFonts w:ascii="Arial" w:eastAsia="Times New Roman" w:hAnsi="Arial" w:cs="Arial"/>
+          <w:color w:val="333333"/>
+          <w:sz w:val="24"/>
+          <w:szCs w:val="24"/>
+          <w:lang w:eastAsia="en-IN"/>
+        </w:rPr>
+        <w:br/>
+      </w:r>
+      <w:r>
+        <w:rPr>
+          <w:rFonts w:ascii="Arial" w:eastAsia="Times New Roman" w:hAnsi="Arial" w:cs="Arial"/>
+          <w:b/>
+          <w:bCs/>
+          <w:color w:val="333333"/>
+          <w:sz w:val="24"/>
+          <w:szCs w:val="24"/>
+          <w:lang w:eastAsia="en-IN"/>
+        </w:rPr>
+        <w:t>Note1</w:t>
+      </w:r>
+      <w:r>
+        <w:rPr>
+          <w:rFonts w:ascii="Arial" w:eastAsia="Times New Roman" w:hAnsi="Arial" w:cs="Arial"/>
+          <w:color w:val="333333"/>
+          <w:sz w:val="24"/>
+          <w:szCs w:val="24"/>
+          <w:lang w:eastAsia="en-IN"/>
+        </w:rPr>
+        <w:t>: Mention the maximum range of number will vary from 1 to 1000.</w:t>
+      </w:r>
+      <w:r>
+        <w:rPr>
+          <w:rFonts w:ascii="Arial" w:eastAsia="Times New Roman" w:hAnsi="Arial" w:cs="Arial"/>
+          <w:color w:val="333333"/>
+          <w:sz w:val="24"/>
+          <w:szCs w:val="24"/>
+          <w:lang w:eastAsia="en-IN"/>
+        </w:rPr>
+        <w:br/>
+      </w:r>
+      <w:r>
+        <w:rPr>
+          <w:rFonts w:ascii="Arial" w:eastAsia="Times New Roman" w:hAnsi="Arial" w:cs="Arial"/>
+          <w:color w:val="333333"/>
+          <w:sz w:val="24"/>
+          <w:szCs w:val="24"/>
+          <w:lang w:eastAsia="en-IN"/>
+        </w:rPr>
+        <w:br/>
+      </w:r>
+      <w:r>
+        <w:rPr>
+          <w:rFonts w:ascii="Arial" w:eastAsia="Times New Roman" w:hAnsi="Arial" w:cs="Arial"/>
+          <w:b/>
+          <w:bCs/>
+          <w:color w:val="333333"/>
+          <w:sz w:val="24"/>
+          <w:szCs w:val="24"/>
+          <w:lang w:eastAsia="en-IN"/>
+        </w:rPr>
+        <w:t>Note2</w:t>
+      </w:r>
+      <w:r>
+        <w:rPr>
+          <w:rFonts w:ascii="Arial" w:eastAsia="Times New Roman" w:hAnsi="Arial" w:cs="Arial"/>
+          <w:color w:val="333333"/>
+          <w:sz w:val="24"/>
+          <w:szCs w:val="24"/>
+          <w:lang w:eastAsia="en-IN"/>
+        </w:rPr>
+        <w:t>: 1 is not a prime number.</w:t>
+      </w:r>
+      <w:r>
+        <w:rPr>
+          <w:rFonts w:ascii="Arial" w:eastAsia="Times New Roman" w:hAnsi="Arial" w:cs="Arial"/>
+          <w:color w:val="333333"/>
+          <w:sz w:val="21"/>
+          <w:szCs w:val="21"/>
+          <w:lang w:eastAsia="en-IN"/>
+        </w:rPr>
+        <w:t> </w:t>
+      </w:r>
+      <w:r>
+        <w:rPr>
+          <w:rFonts w:ascii="Arial" w:eastAsia="Times New Roman" w:hAnsi="Arial" w:cs="Arial"/>
+          <w:color w:val="333333"/>
+          <w:sz w:val="21"/>
+          <w:szCs w:val="21"/>
+          <w:lang w:eastAsia="en-IN"/>
+        </w:rPr>
+        <w:br/>
+      </w:r>
+      <w:r>
+        <w:rPr>
+          <w:rFonts w:ascii="Arial" w:eastAsia="Times New Roman" w:hAnsi="Arial" w:cs="Arial"/>
+          <w:color w:val="333333"/>
+          <w:sz w:val="21"/>
+          <w:szCs w:val="21"/>
+          <w:lang w:eastAsia="en-IN"/>
+        </w:rPr>
+        <w:br/>
+      </w:r>
+      <w:r>
+        <w:rPr>
+          <w:rFonts w:ascii="Arial" w:eastAsia="Times New Roman" w:hAnsi="Arial" w:cs="Arial"/>
+          <w:color w:val="333333"/>
+          <w:sz w:val="24"/>
+          <w:szCs w:val="24"/>
+          <w:lang w:eastAsia="en-IN"/>
+        </w:rPr>
+        <w:br/>
+      </w:r>
+      <w:r>
+        <w:rPr>
+          <w:rFonts w:ascii="Arial" w:eastAsia="Times New Roman" w:hAnsi="Arial" w:cs="Arial"/>
+          <w:b/>
+          <w:bCs/>
+          <w:color w:val="333333"/>
+          <w:sz w:val="24"/>
+          <w:szCs w:val="24"/>
+          <w:lang w:eastAsia="en-IN"/>
+        </w:rPr>
+        <w:t>Input Format:</w:t>
+      </w:r>
+      <w:r>
+        <w:rPr>
+          <w:rFonts w:ascii="Arial" w:eastAsia="Times New Roman" w:hAnsi="Arial" w:cs="Arial"/>
+          <w:color w:val="333333"/>
+          <w:sz w:val="24"/>
+          <w:szCs w:val="24"/>
+          <w:lang w:eastAsia="en-IN"/>
+        </w:rPr>
+        <w:br/>
+        <w:t>First Input is an integer that denotes the X value.</w:t>
+      </w:r>
+      <w:r>
+        <w:rPr>
+          <w:rFonts w:ascii="Arial" w:eastAsia="Times New Roman" w:hAnsi="Arial" w:cs="Arial"/>
+          <w:color w:val="333333"/>
+          <w:sz w:val="24"/>
+          <w:szCs w:val="24"/>
+          <w:lang w:eastAsia="en-IN"/>
+        </w:rPr>
+        <w:br/>
+        <w:t>Second Input is an integer that denotes the Y value.</w:t>
+      </w:r>
+      <w:r>
+        <w:rPr>
+          <w:rFonts w:ascii="Arial" w:eastAsia="Times New Roman" w:hAnsi="Arial" w:cs="Arial"/>
+          <w:color w:val="333333"/>
+          <w:sz w:val="24"/>
+          <w:szCs w:val="24"/>
+          <w:lang w:eastAsia="en-IN"/>
+        </w:rPr>
+        <w:br/>
+      </w:r>
+      <w:r>
+        <w:rPr>
+          <w:rFonts w:ascii="Arial" w:eastAsia="Times New Roman" w:hAnsi="Arial" w:cs="Arial"/>
+          <w:color w:val="333333"/>
+          <w:sz w:val="24"/>
+          <w:szCs w:val="24"/>
+          <w:lang w:eastAsia="en-IN"/>
+        </w:rPr>
+        <w:br/>
+      </w:r>
+      <w:r>
+        <w:rPr>
+          <w:rFonts w:ascii="Arial" w:eastAsia="Times New Roman" w:hAnsi="Arial" w:cs="Arial"/>
+          <w:b/>
+          <w:bCs/>
+          <w:color w:val="333333"/>
+          <w:sz w:val="24"/>
+          <w:szCs w:val="24"/>
+          <w:lang w:eastAsia="en-IN"/>
+        </w:rPr>
+        <w:t>Output Format:</w:t>
+      </w:r>
+      <w:r>
+        <w:rPr>
+          <w:rFonts w:ascii="Arial" w:eastAsia="Times New Roman" w:hAnsi="Arial" w:cs="Arial"/>
+          <w:color w:val="333333"/>
+          <w:sz w:val="24"/>
+          <w:szCs w:val="24"/>
+          <w:lang w:eastAsia="en-IN"/>
+        </w:rPr>
+        <w:br/>
+        <w:t>Output is a series of integers separated by a comma that is considered as a full prime.</w:t>
+      </w:r>
+      <w:r>
+        <w:rPr>
+          <w:rFonts w:ascii="Arial" w:eastAsia="Times New Roman" w:hAnsi="Arial" w:cs="Arial"/>
+          <w:color w:val="333333"/>
+          <w:sz w:val="24"/>
+          <w:szCs w:val="24"/>
+          <w:lang w:eastAsia="en-IN"/>
+        </w:rPr>
+        <w:br/>
+      </w:r>
+      <w:r>
+        <w:rPr>
+          <w:rFonts w:ascii="Arial" w:eastAsia="Times New Roman" w:hAnsi="Arial" w:cs="Arial"/>
+          <w:color w:val="333333"/>
+          <w:sz w:val="24"/>
+          <w:szCs w:val="24"/>
+          <w:lang w:eastAsia="en-IN"/>
+        </w:rPr>
+        <w:br/>
+      </w:r>
+      <w:r>
+        <w:rPr>
+          <w:rFonts w:ascii="Arial" w:eastAsia="Times New Roman" w:hAnsi="Arial" w:cs="Arial"/>
+          <w:b/>
+          <w:bCs/>
+          <w:color w:val="333333"/>
+          <w:sz w:val="24"/>
+          <w:szCs w:val="24"/>
+          <w:lang w:eastAsia="en-IN"/>
+        </w:rPr>
+        <w:t>Sample Input 1:</w:t>
+      </w:r>
+      <w:r>
+        <w:rPr>
+          <w:rFonts w:ascii="Arial" w:eastAsia="Times New Roman" w:hAnsi="Arial" w:cs="Arial"/>
+          <w:color w:val="333333"/>
+          <w:sz w:val="24"/>
+          <w:szCs w:val="24"/>
+          <w:lang w:eastAsia="en-IN"/>
+        </w:rPr>
+        <w:br/>
+        <w:t>1</w:t>
+      </w:r>
+      <w:r>
+        <w:rPr>
+          <w:rFonts w:ascii="Arial" w:eastAsia="Times New Roman" w:hAnsi="Arial" w:cs="Arial"/>
+          <w:color w:val="333333"/>
+          <w:sz w:val="24"/>
+          <w:szCs w:val="24"/>
+          <w:lang w:eastAsia="en-IN"/>
+        </w:rPr>
+        <w:br/>
+        <w:t>50</w:t>
+      </w:r>
+      <w:r>
+        <w:rPr>
+          <w:rFonts w:ascii="Arial" w:eastAsia="Times New Roman" w:hAnsi="Arial" w:cs="Arial"/>
+          <w:color w:val="333333"/>
+          <w:sz w:val="24"/>
+          <w:szCs w:val="24"/>
+          <w:lang w:eastAsia="en-IN"/>
+        </w:rPr>
+        <w:br/>
+      </w:r>
+      <w:r>
+        <w:rPr>
+          <w:rFonts w:ascii="Arial" w:eastAsia="Times New Roman" w:hAnsi="Arial" w:cs="Arial"/>
+          <w:color w:val="333333"/>
+          <w:sz w:val="24"/>
+          <w:szCs w:val="24"/>
+          <w:lang w:eastAsia="en-IN"/>
+        </w:rPr>
+        <w:br/>
+      </w:r>
+      <w:r>
+        <w:rPr>
+          <w:rFonts w:ascii="Arial" w:eastAsia="Times New Roman" w:hAnsi="Arial" w:cs="Arial"/>
+          <w:b/>
+          <w:bCs/>
+          <w:color w:val="333333"/>
+          <w:sz w:val="24"/>
+          <w:szCs w:val="24"/>
+          <w:lang w:eastAsia="en-IN"/>
+        </w:rPr>
+        <w:t>Sample Output 1:</w:t>
+      </w:r>
+      <w:r>
+        <w:rPr>
+          <w:rFonts w:ascii="Arial" w:eastAsia="Times New Roman" w:hAnsi="Arial" w:cs="Arial"/>
+          <w:color w:val="333333"/>
+          <w:sz w:val="24"/>
+          <w:szCs w:val="24"/>
+          <w:lang w:eastAsia="en-IN"/>
+        </w:rPr>
+        <w:br/>
+        <w:t>2,3,5,7,23,37</w:t>
+      </w:r>
+      <w:r>
+        <w:rPr>
+          <w:rFonts w:ascii="Arial" w:eastAsia="Times New Roman" w:hAnsi="Arial" w:cs="Arial"/>
+          <w:color w:val="333333"/>
+          <w:sz w:val="24"/>
+          <w:szCs w:val="24"/>
+          <w:lang w:eastAsia="en-IN"/>
+        </w:rPr>
+        <w:br/>
+      </w:r>
+      <w:r>
+        <w:rPr>
+          <w:rFonts w:ascii="Arial" w:eastAsia="Times New Roman" w:hAnsi="Arial" w:cs="Arial"/>
+          <w:color w:val="333333"/>
+          <w:sz w:val="24"/>
+          <w:szCs w:val="24"/>
+          <w:lang w:eastAsia="en-IN"/>
+        </w:rPr>
+        <w:br/>
+      </w:r>
+      <w:r>
+        <w:rPr>
+          <w:rFonts w:ascii="Arial" w:eastAsia="Times New Roman" w:hAnsi="Arial" w:cs="Arial"/>
+          <w:b/>
+          <w:bCs/>
+          <w:color w:val="333333"/>
+          <w:sz w:val="24"/>
+          <w:szCs w:val="24"/>
+          <w:lang w:eastAsia="en-IN"/>
+        </w:rPr>
+        <w:t>Sample Input 2:</w:t>
+      </w:r>
+      <w:r>
+        <w:rPr>
+          <w:rFonts w:ascii="Arial" w:eastAsia="Times New Roman" w:hAnsi="Arial" w:cs="Arial"/>
+          <w:color w:val="333333"/>
+          <w:sz w:val="24"/>
+          <w:szCs w:val="24"/>
+          <w:lang w:eastAsia="en-IN"/>
+        </w:rPr>
+        <w:br/>
+        <w:t>8</w:t>
+      </w:r>
+      <w:r>
+        <w:rPr>
+          <w:rFonts w:ascii="Arial" w:eastAsia="Times New Roman" w:hAnsi="Arial" w:cs="Arial"/>
+          <w:color w:val="333333"/>
+          <w:sz w:val="24"/>
+          <w:szCs w:val="24"/>
+          <w:lang w:eastAsia="en-IN"/>
+        </w:rPr>
+        <w:br/>
+        <w:t>10</w:t>
+      </w:r>
+      <w:r>
+        <w:rPr>
+          <w:rFonts w:ascii="Arial" w:eastAsia="Times New Roman" w:hAnsi="Arial" w:cs="Arial"/>
+          <w:color w:val="333333"/>
+          <w:sz w:val="24"/>
+          <w:szCs w:val="24"/>
+          <w:lang w:eastAsia="en-IN"/>
+        </w:rPr>
+        <w:br/>
+      </w:r>
+      <w:r>
+        <w:rPr>
+          <w:rFonts w:ascii="Arial" w:eastAsia="Times New Roman" w:hAnsi="Arial" w:cs="Arial"/>
+          <w:color w:val="333333"/>
+          <w:sz w:val="24"/>
+          <w:szCs w:val="24"/>
+          <w:lang w:eastAsia="en-IN"/>
+        </w:rPr>
+        <w:br/>
+      </w:r>
+      <w:r>
+        <w:rPr>
+          <w:rFonts w:ascii="Arial" w:eastAsia="Times New Roman" w:hAnsi="Arial" w:cs="Arial"/>
+          <w:b/>
+          <w:bCs/>
+          <w:color w:val="333333"/>
+          <w:sz w:val="24"/>
+          <w:szCs w:val="24"/>
+          <w:lang w:eastAsia="en-IN"/>
+        </w:rPr>
+        <w:t>Sample Output 2:</w:t>
+      </w:r>
+      <w:r>
+        <w:rPr>
+          <w:rFonts w:ascii="Arial" w:eastAsia="Times New Roman" w:hAnsi="Arial" w:cs="Arial"/>
+          <w:color w:val="333333"/>
+          <w:sz w:val="24"/>
+          <w:szCs w:val="24"/>
+          <w:lang w:eastAsia="en-IN"/>
+        </w:rPr>
+        <w:br/>
+        <w:t>-1</w:t>
+      </w:r>
+      <w:r>
+        <w:rPr>
+          <w:rFonts w:ascii="Arial" w:eastAsia="Times New Roman" w:hAnsi="Arial" w:cs="Arial"/>
+          <w:color w:val="333333"/>
+          <w:sz w:val="21"/>
+          <w:szCs w:val="21"/>
+          <w:lang w:eastAsia="en-IN"/>
+        </w:rPr>
+        <w:t> </w:t>
+      </w:r>
+    </w:p>
     <w:p/>
     <w:sectPr>
-      <w:pgSz w:w="11906" w:h="16838"/>
+      <w:pgSz w:w="16838" w:h="11906" w:orient="landscape"/>
       <w:pgMar w:top="1440" w:right="1440" w:bottom="1440" w:left="1440" w:header="708" w:footer="708" w:gutter="0"/>
       <w:cols w:space="708"/>
       <w:docGrid w:linePitch="360"/>

--- a/Java_PF_2.docx
+++ b/Java_PF_2.docx
@@ -15177,9 +15177,98 @@
           <w:szCs w:val="24"/>
           <w:lang w:eastAsia="en-IN"/>
         </w:rPr>
-        <w:t xml:space="preserve">Siva always try to play with the numbers , he does so because he thinks that it will lead to some special numbers . One day he came up with an idea to know the numbers that are considered as Full Prime .  Full prime is a prime number where each of its digits is also a prime . Given a range from X to Y ,write a program to help Siva find the numbers (excluding X and Y ) that are full primes . If no such numbers exist between the given </w:t>
+        <w:t xml:space="preserve">Siva always try to play with the </w:t>
+      </w:r>
+      <w:proofErr w:type="gramStart"/>
+      <w:r>
+        <w:rPr>
+          <w:rFonts w:ascii="Arial" w:eastAsia="Times New Roman" w:hAnsi="Arial" w:cs="Arial"/>
+          <w:color w:val="333333"/>
+          <w:sz w:val="24"/>
+          <w:szCs w:val="24"/>
+          <w:lang w:eastAsia="en-IN"/>
+        </w:rPr>
+        <w:t>numbers ,</w:t>
+      </w:r>
+      <w:proofErr w:type="gramEnd"/>
+      <w:r>
+        <w:rPr>
+          <w:rFonts w:ascii="Arial" w:eastAsia="Times New Roman" w:hAnsi="Arial" w:cs="Arial"/>
+          <w:color w:val="333333"/>
+          <w:sz w:val="24"/>
+          <w:szCs w:val="24"/>
+          <w:lang w:eastAsia="en-IN"/>
+        </w:rPr>
+        <w:t xml:space="preserve"> he does so because he thinks that it will lead to some special numbers . One day he came up with an idea to know the numbers that are considered as Full </w:t>
+      </w:r>
+      <w:proofErr w:type="gramStart"/>
+      <w:r>
+        <w:rPr>
+          <w:rFonts w:ascii="Arial" w:eastAsia="Times New Roman" w:hAnsi="Arial" w:cs="Arial"/>
+          <w:color w:val="333333"/>
+          <w:sz w:val="24"/>
+          <w:szCs w:val="24"/>
+          <w:lang w:eastAsia="en-IN"/>
+        </w:rPr>
+        <w:t>Prime .</w:t>
+      </w:r>
+      <w:proofErr w:type="gramEnd"/>
+      <w:r>
+        <w:rPr>
+          <w:rFonts w:ascii="Arial" w:eastAsia="Times New Roman" w:hAnsi="Arial" w:cs="Arial"/>
+          <w:color w:val="333333"/>
+          <w:sz w:val="24"/>
+          <w:szCs w:val="24"/>
+          <w:lang w:eastAsia="en-IN"/>
+        </w:rPr>
+        <w:t xml:space="preserve">  Full prime is a prime number where each of its digits is also a </w:t>
+      </w:r>
+      <w:proofErr w:type="gramStart"/>
+      <w:r>
+        <w:rPr>
+          <w:rFonts w:ascii="Arial" w:eastAsia="Times New Roman" w:hAnsi="Arial" w:cs="Arial"/>
+          <w:color w:val="333333"/>
+          <w:sz w:val="24"/>
+          <w:szCs w:val="24"/>
+          <w:lang w:eastAsia="en-IN"/>
+        </w:rPr>
+        <w:t>prime .</w:t>
+      </w:r>
+      <w:proofErr w:type="gramEnd"/>
+      <w:r>
+        <w:rPr>
+          <w:rFonts w:ascii="Arial" w:eastAsia="Times New Roman" w:hAnsi="Arial" w:cs="Arial"/>
+          <w:color w:val="333333"/>
+          <w:sz w:val="24"/>
+          <w:szCs w:val="24"/>
+          <w:lang w:eastAsia="en-IN"/>
+        </w:rPr>
+        <w:t xml:space="preserve"> Given a range from X to </w:t>
+      </w:r>
+      <w:proofErr w:type="gramStart"/>
+      <w:r>
+        <w:rPr>
+          <w:rFonts w:ascii="Arial" w:eastAsia="Times New Roman" w:hAnsi="Arial" w:cs="Arial"/>
+          <w:color w:val="333333"/>
+          <w:sz w:val="24"/>
+          <w:szCs w:val="24"/>
+          <w:lang w:eastAsia="en-IN"/>
+        </w:rPr>
+        <w:t>Y ,write</w:t>
+      </w:r>
+      <w:proofErr w:type="gramEnd"/>
+      <w:r>
+        <w:rPr>
+          <w:rFonts w:ascii="Arial" w:eastAsia="Times New Roman" w:hAnsi="Arial" w:cs="Arial"/>
+          <w:color w:val="333333"/>
+          <w:sz w:val="24"/>
+          <w:szCs w:val="24"/>
+          <w:lang w:eastAsia="en-IN"/>
+        </w:rPr>
+        <w:t xml:space="preserve"> a program to help Siva find the numbers (excluding X and Y ) that are full primes . If no such numbers exist between the given </w:t>
       </w:r>
       <w:proofErr w:type="spellStart"/>
+      <w:proofErr w:type="gramStart"/>
       <w:r>
         <w:rPr>
           <w:rFonts w:ascii="Arial" w:eastAsia="Times New Roman" w:hAnsi="Arial" w:cs="Arial"/>
@@ -15191,6 +15280,7 @@
         <w:t>range,then</w:t>
       </w:r>
       <w:proofErr w:type="spellEnd"/>
+      <w:proofErr w:type="gramEnd"/>
       <w:r>
         <w:rPr>
           <w:rFonts w:ascii="Arial" w:eastAsia="Times New Roman" w:hAnsi="Arial" w:cs="Arial"/>
@@ -15602,6 +15692,597 @@
           <w:color w:val="333333"/>
           <w:sz w:val="21"/>
           <w:szCs w:val="21"/>
+          <w:lang w:eastAsia="en-IN"/>
+        </w:rPr>
+        <w:t> </w:t>
+      </w:r>
+    </w:p>
+    <w:p>
+      <w:pPr>
+        <w:shd w:val="clear" w:color="auto" w:fill="FFFFFF"/>
+        <w:spacing w:after="0" w:line="240" w:lineRule="auto"/>
+        <w:jc w:val="center"/>
+        <w:rPr>
+          <w:rFonts w:ascii="Calibri" w:eastAsia="Times New Roman" w:hAnsi="Calibri" w:cs="Calibri"/>
+          <w:color w:val="212121"/>
+          <w:lang w:eastAsia="en-IN"/>
+        </w:rPr>
+      </w:pPr>
+      <w:r>
+        <w:rPr>
+          <w:rFonts w:ascii="Arial" w:eastAsia="Times New Roman" w:hAnsi="Arial" w:cs="Arial"/>
+          <w:b/>
+          <w:bCs/>
+          <w:color w:val="333333"/>
+          <w:sz w:val="27"/>
+          <w:szCs w:val="27"/>
+          <w:lang w:eastAsia="en-IN"/>
+        </w:rPr>
+        <w:lastRenderedPageBreak/>
+        <w:t>Max Integer</w:t>
+      </w:r>
+    </w:p>
+    <w:p>
+      <w:pPr>
+        <w:shd w:val="clear" w:color="auto" w:fill="FFFFFF"/>
+        <w:spacing w:line="231" w:lineRule="atLeast"/>
+        <w:rPr>
+          <w:rFonts w:ascii="Calibri" w:eastAsia="Times New Roman" w:hAnsi="Calibri" w:cs="Calibri"/>
+          <w:color w:val="212121"/>
+          <w:lang w:eastAsia="en-IN"/>
+        </w:rPr>
+      </w:pPr>
+      <w:r>
+        <w:rPr>
+          <w:rFonts w:ascii="Arial" w:eastAsia="Times New Roman" w:hAnsi="Arial" w:cs="Arial"/>
+          <w:color w:val="333333"/>
+          <w:sz w:val="24"/>
+          <w:szCs w:val="24"/>
+          <w:shd w:val="clear" w:color="auto" w:fill="FFFFFF"/>
+          <w:lang w:eastAsia="en-IN"/>
+        </w:rPr>
+        <w:t xml:space="preserve">Ram aspires to become a </w:t>
+      </w:r>
+      <w:proofErr w:type="gramStart"/>
+      <w:r>
+        <w:rPr>
+          <w:rFonts w:ascii="Arial" w:eastAsia="Times New Roman" w:hAnsi="Arial" w:cs="Arial"/>
+          <w:color w:val="333333"/>
+          <w:sz w:val="24"/>
+          <w:szCs w:val="24"/>
+          <w:shd w:val="clear" w:color="auto" w:fill="FFFFFF"/>
+          <w:lang w:eastAsia="en-IN"/>
+        </w:rPr>
+        <w:t>mathematician ,</w:t>
+      </w:r>
+      <w:proofErr w:type="gramEnd"/>
+      <w:r>
+        <w:rPr>
+          <w:rFonts w:ascii="Arial" w:eastAsia="Times New Roman" w:hAnsi="Arial" w:cs="Arial"/>
+          <w:color w:val="333333"/>
+          <w:sz w:val="24"/>
+          <w:szCs w:val="24"/>
+          <w:shd w:val="clear" w:color="auto" w:fill="FFFFFF"/>
+          <w:lang w:eastAsia="en-IN"/>
+        </w:rPr>
+        <w:t xml:space="preserve"> he just learnt the  formula for sum of n numbers. He wants to find the maximum number </w:t>
+      </w:r>
+      <w:proofErr w:type="spellStart"/>
+      <w:r>
+        <w:rPr>
+          <w:rFonts w:ascii="Arial" w:eastAsia="Times New Roman" w:hAnsi="Arial" w:cs="Arial"/>
+          <w:color w:val="333333"/>
+          <w:sz w:val="24"/>
+          <w:szCs w:val="24"/>
+          <w:shd w:val="clear" w:color="auto" w:fill="FFFFFF"/>
+          <w:lang w:eastAsia="en-IN"/>
+        </w:rPr>
+        <w:t>n,such</w:t>
+      </w:r>
+      <w:proofErr w:type="spellEnd"/>
+      <w:r>
+        <w:rPr>
+          <w:rFonts w:ascii="Arial" w:eastAsia="Times New Roman" w:hAnsi="Arial" w:cs="Arial"/>
+          <w:color w:val="333333"/>
+          <w:sz w:val="24"/>
+          <w:szCs w:val="24"/>
+          <w:shd w:val="clear" w:color="auto" w:fill="FFFFFF"/>
+          <w:lang w:eastAsia="en-IN"/>
+        </w:rPr>
+        <w:t xml:space="preserve"> that sum of n numbers is less than a given value.</w:t>
+      </w:r>
+      <w:r>
+        <w:rPr>
+          <w:rFonts w:ascii="Arial" w:eastAsia="Times New Roman" w:hAnsi="Arial" w:cs="Arial"/>
+          <w:color w:val="333333"/>
+          <w:sz w:val="24"/>
+          <w:szCs w:val="24"/>
+          <w:shd w:val="clear" w:color="auto" w:fill="FFFFFF"/>
+          <w:lang w:eastAsia="en-IN"/>
+        </w:rPr>
+        <w:br/>
+        <w:t>Given an integer bound, write a program to find the maximal integer n such that 1 + 2 + ... + n &lt; bound.</w:t>
+      </w:r>
+      <w:r>
+        <w:rPr>
+          <w:rFonts w:ascii="Arial" w:eastAsia="Times New Roman" w:hAnsi="Arial" w:cs="Arial"/>
+          <w:color w:val="333333"/>
+          <w:sz w:val="24"/>
+          <w:szCs w:val="24"/>
+          <w:shd w:val="clear" w:color="auto" w:fill="FFFFFF"/>
+          <w:lang w:eastAsia="en-IN"/>
+        </w:rPr>
+        <w:br/>
+        <w:t>Help Ram with the program.</w:t>
+      </w:r>
+      <w:r>
+        <w:rPr>
+          <w:rFonts w:ascii="Arial" w:eastAsia="Times New Roman" w:hAnsi="Arial" w:cs="Arial"/>
+          <w:color w:val="333333"/>
+          <w:sz w:val="24"/>
+          <w:szCs w:val="24"/>
+          <w:shd w:val="clear" w:color="auto" w:fill="FFFFFF"/>
+          <w:lang w:eastAsia="en-IN"/>
+        </w:rPr>
+        <w:br/>
+      </w:r>
+      <w:r>
+        <w:rPr>
+          <w:rFonts w:ascii="Arial" w:eastAsia="Times New Roman" w:hAnsi="Arial" w:cs="Arial"/>
+          <w:color w:val="333333"/>
+          <w:sz w:val="24"/>
+          <w:szCs w:val="24"/>
+          <w:shd w:val="clear" w:color="auto" w:fill="FFFFFF"/>
+          <w:lang w:eastAsia="en-IN"/>
+        </w:rPr>
+        <w:br/>
+      </w:r>
+      <w:r>
+        <w:rPr>
+          <w:rFonts w:ascii="Arial" w:eastAsia="Times New Roman" w:hAnsi="Arial" w:cs="Arial"/>
+          <w:b/>
+          <w:bCs/>
+          <w:color w:val="333333"/>
+          <w:sz w:val="24"/>
+          <w:szCs w:val="24"/>
+          <w:shd w:val="clear" w:color="auto" w:fill="FFFFFF"/>
+          <w:lang w:eastAsia="en-IN"/>
+        </w:rPr>
+        <w:t>Input format:</w:t>
+      </w:r>
+      <w:r>
+        <w:rPr>
+          <w:rFonts w:ascii="Arial" w:eastAsia="Times New Roman" w:hAnsi="Arial" w:cs="Arial"/>
+          <w:color w:val="333333"/>
+          <w:sz w:val="24"/>
+          <w:szCs w:val="24"/>
+          <w:shd w:val="clear" w:color="auto" w:fill="FFFFFF"/>
+          <w:lang w:eastAsia="en-IN"/>
+        </w:rPr>
+        <w:br/>
+        <w:t>A single integer that denotes the Integer bound</w:t>
+      </w:r>
+      <w:r>
+        <w:rPr>
+          <w:rFonts w:ascii="Arial" w:eastAsia="Times New Roman" w:hAnsi="Arial" w:cs="Arial"/>
+          <w:color w:val="333333"/>
+          <w:sz w:val="24"/>
+          <w:szCs w:val="24"/>
+          <w:shd w:val="clear" w:color="auto" w:fill="FFFFFF"/>
+          <w:lang w:eastAsia="en-IN"/>
+        </w:rPr>
+        <w:br/>
+      </w:r>
+      <w:r>
+        <w:rPr>
+          <w:rFonts w:ascii="Arial" w:eastAsia="Times New Roman" w:hAnsi="Arial" w:cs="Arial"/>
+          <w:color w:val="333333"/>
+          <w:sz w:val="24"/>
+          <w:szCs w:val="24"/>
+          <w:shd w:val="clear" w:color="auto" w:fill="FFFFFF"/>
+          <w:lang w:eastAsia="en-IN"/>
+        </w:rPr>
+        <w:br/>
+      </w:r>
+      <w:r>
+        <w:rPr>
+          <w:rFonts w:ascii="Arial" w:eastAsia="Times New Roman" w:hAnsi="Arial" w:cs="Arial"/>
+          <w:b/>
+          <w:bCs/>
+          <w:color w:val="333333"/>
+          <w:sz w:val="24"/>
+          <w:szCs w:val="24"/>
+          <w:shd w:val="clear" w:color="auto" w:fill="FFFFFF"/>
+          <w:lang w:eastAsia="en-IN"/>
+        </w:rPr>
+        <w:t>Output format:</w:t>
+      </w:r>
+      <w:r>
+        <w:rPr>
+          <w:rFonts w:ascii="Arial" w:eastAsia="Times New Roman" w:hAnsi="Arial" w:cs="Arial"/>
+          <w:color w:val="333333"/>
+          <w:sz w:val="24"/>
+          <w:szCs w:val="24"/>
+          <w:shd w:val="clear" w:color="auto" w:fill="FFFFFF"/>
+          <w:lang w:eastAsia="en-IN"/>
+        </w:rPr>
+        <w:br/>
+        <w:t>A single integer that corresponds to  maximal integer, n.</w:t>
+      </w:r>
+      <w:r>
+        <w:rPr>
+          <w:rFonts w:ascii="Arial" w:eastAsia="Times New Roman" w:hAnsi="Arial" w:cs="Arial"/>
+          <w:color w:val="333333"/>
+          <w:sz w:val="24"/>
+          <w:szCs w:val="24"/>
+          <w:shd w:val="clear" w:color="auto" w:fill="FFFFFF"/>
+          <w:lang w:eastAsia="en-IN"/>
+        </w:rPr>
+        <w:br/>
+      </w:r>
+      <w:r>
+        <w:rPr>
+          <w:rFonts w:ascii="Arial" w:eastAsia="Times New Roman" w:hAnsi="Arial" w:cs="Arial"/>
+          <w:color w:val="333333"/>
+          <w:sz w:val="24"/>
+          <w:szCs w:val="24"/>
+          <w:shd w:val="clear" w:color="auto" w:fill="FFFFFF"/>
+          <w:lang w:eastAsia="en-IN"/>
+        </w:rPr>
+        <w:br/>
+      </w:r>
+      <w:r>
+        <w:rPr>
+          <w:rFonts w:ascii="Arial" w:eastAsia="Times New Roman" w:hAnsi="Arial" w:cs="Arial"/>
+          <w:b/>
+          <w:bCs/>
+          <w:color w:val="333333"/>
+          <w:sz w:val="24"/>
+          <w:szCs w:val="24"/>
+          <w:shd w:val="clear" w:color="auto" w:fill="FFFFFF"/>
+          <w:lang w:eastAsia="en-IN"/>
+        </w:rPr>
+        <w:t>Sample Input 1:</w:t>
+      </w:r>
+      <w:r>
+        <w:rPr>
+          <w:rFonts w:ascii="Arial" w:eastAsia="Times New Roman" w:hAnsi="Arial" w:cs="Arial"/>
+          <w:color w:val="333333"/>
+          <w:sz w:val="24"/>
+          <w:szCs w:val="24"/>
+          <w:shd w:val="clear" w:color="auto" w:fill="FFFFFF"/>
+          <w:lang w:eastAsia="en-IN"/>
+        </w:rPr>
+        <w:br/>
+        <w:t>14</w:t>
+      </w:r>
+      <w:r>
+        <w:rPr>
+          <w:rFonts w:ascii="Arial" w:eastAsia="Times New Roman" w:hAnsi="Arial" w:cs="Arial"/>
+          <w:color w:val="333333"/>
+          <w:sz w:val="24"/>
+          <w:szCs w:val="24"/>
+          <w:shd w:val="clear" w:color="auto" w:fill="FFFFFF"/>
+          <w:lang w:eastAsia="en-IN"/>
+        </w:rPr>
+        <w:br/>
+      </w:r>
+      <w:r>
+        <w:rPr>
+          <w:rFonts w:ascii="Arial" w:eastAsia="Times New Roman" w:hAnsi="Arial" w:cs="Arial"/>
+          <w:color w:val="333333"/>
+          <w:sz w:val="24"/>
+          <w:szCs w:val="24"/>
+          <w:shd w:val="clear" w:color="auto" w:fill="FFFFFF"/>
+          <w:lang w:eastAsia="en-IN"/>
+        </w:rPr>
+        <w:br/>
+      </w:r>
+      <w:r>
+        <w:rPr>
+          <w:rFonts w:ascii="Arial" w:eastAsia="Times New Roman" w:hAnsi="Arial" w:cs="Arial"/>
+          <w:b/>
+          <w:bCs/>
+          <w:color w:val="333333"/>
+          <w:sz w:val="24"/>
+          <w:szCs w:val="24"/>
+          <w:shd w:val="clear" w:color="auto" w:fill="FFFFFF"/>
+          <w:lang w:eastAsia="en-IN"/>
+        </w:rPr>
+        <w:t>Sample Output 1:</w:t>
+      </w:r>
+      <w:r>
+        <w:rPr>
+          <w:rFonts w:ascii="Arial" w:eastAsia="Times New Roman" w:hAnsi="Arial" w:cs="Arial"/>
+          <w:color w:val="333333"/>
+          <w:sz w:val="24"/>
+          <w:szCs w:val="24"/>
+          <w:shd w:val="clear" w:color="auto" w:fill="FFFFFF"/>
+          <w:lang w:eastAsia="en-IN"/>
+        </w:rPr>
+        <w:br/>
+        <w:t>4</w:t>
+      </w:r>
+      <w:r>
+        <w:rPr>
+          <w:rFonts w:ascii="Arial" w:eastAsia="Times New Roman" w:hAnsi="Arial" w:cs="Arial"/>
+          <w:color w:val="333333"/>
+          <w:sz w:val="24"/>
+          <w:szCs w:val="24"/>
+          <w:shd w:val="clear" w:color="auto" w:fill="FFFFFF"/>
+          <w:lang w:eastAsia="en-IN"/>
+        </w:rPr>
+        <w:br/>
+      </w:r>
+      <w:r>
+        <w:rPr>
+          <w:rFonts w:ascii="Arial" w:eastAsia="Times New Roman" w:hAnsi="Arial" w:cs="Arial"/>
+          <w:color w:val="333333"/>
+          <w:sz w:val="24"/>
+          <w:szCs w:val="24"/>
+          <w:shd w:val="clear" w:color="auto" w:fill="FFFFFF"/>
+          <w:lang w:eastAsia="en-IN"/>
+        </w:rPr>
+        <w:br/>
+      </w:r>
+      <w:r>
+        <w:rPr>
+          <w:rFonts w:ascii="Arial" w:eastAsia="Times New Roman" w:hAnsi="Arial" w:cs="Arial"/>
+          <w:b/>
+          <w:bCs/>
+          <w:color w:val="333333"/>
+          <w:sz w:val="24"/>
+          <w:szCs w:val="24"/>
+          <w:shd w:val="clear" w:color="auto" w:fill="FFFFFF"/>
+          <w:lang w:eastAsia="en-IN"/>
+        </w:rPr>
+        <w:t>Explanation:</w:t>
+      </w:r>
+      <w:r>
+        <w:rPr>
+          <w:rFonts w:ascii="Arial" w:eastAsia="Times New Roman" w:hAnsi="Arial" w:cs="Arial"/>
+          <w:color w:val="333333"/>
+          <w:sz w:val="24"/>
+          <w:szCs w:val="24"/>
+          <w:shd w:val="clear" w:color="auto" w:fill="FFFFFF"/>
+          <w:lang w:eastAsia="en-IN"/>
+        </w:rPr>
+        <w:br/>
+        <w:t>n= 1</w:t>
+      </w:r>
+      <w:r>
+        <w:rPr>
+          <w:rFonts w:ascii="Arial" w:eastAsia="Times New Roman" w:hAnsi="Arial" w:cs="Arial"/>
+          <w:color w:val="333333"/>
+          <w:sz w:val="24"/>
+          <w:szCs w:val="24"/>
+          <w:shd w:val="clear" w:color="auto" w:fill="FFFFFF"/>
+          <w:lang w:eastAsia="en-IN"/>
+        </w:rPr>
+        <w:br/>
+        <w:t>Sum = 1</w:t>
+      </w:r>
+      <w:r>
+        <w:rPr>
+          <w:rFonts w:ascii="Arial" w:eastAsia="Times New Roman" w:hAnsi="Arial" w:cs="Arial"/>
+          <w:color w:val="333333"/>
+          <w:sz w:val="24"/>
+          <w:szCs w:val="24"/>
+          <w:shd w:val="clear" w:color="auto" w:fill="FFFFFF"/>
+          <w:lang w:eastAsia="en-IN"/>
+        </w:rPr>
+        <w:br/>
+        <w:t>n=2</w:t>
+      </w:r>
+      <w:r>
+        <w:rPr>
+          <w:rFonts w:ascii="Arial" w:eastAsia="Times New Roman" w:hAnsi="Arial" w:cs="Arial"/>
+          <w:color w:val="333333"/>
+          <w:sz w:val="24"/>
+          <w:szCs w:val="24"/>
+          <w:shd w:val="clear" w:color="auto" w:fill="FFFFFF"/>
+          <w:lang w:eastAsia="en-IN"/>
+        </w:rPr>
+        <w:br/>
+        <w:t>Sum = 1+2 = 3</w:t>
+      </w:r>
+      <w:r>
+        <w:rPr>
+          <w:rFonts w:ascii="Arial" w:eastAsia="Times New Roman" w:hAnsi="Arial" w:cs="Arial"/>
+          <w:color w:val="333333"/>
+          <w:sz w:val="24"/>
+          <w:szCs w:val="24"/>
+          <w:shd w:val="clear" w:color="auto" w:fill="FFFFFF"/>
+          <w:lang w:eastAsia="en-IN"/>
+        </w:rPr>
+        <w:br/>
+        <w:t>n=3</w:t>
+      </w:r>
+      <w:r>
+        <w:rPr>
+          <w:rFonts w:ascii="Arial" w:eastAsia="Times New Roman" w:hAnsi="Arial" w:cs="Arial"/>
+          <w:color w:val="333333"/>
+          <w:sz w:val="24"/>
+          <w:szCs w:val="24"/>
+          <w:shd w:val="clear" w:color="auto" w:fill="FFFFFF"/>
+          <w:lang w:eastAsia="en-IN"/>
+        </w:rPr>
+        <w:br/>
+        <w:t>Sum = 1 + 2 + 3 = 6</w:t>
+      </w:r>
+      <w:r>
+        <w:rPr>
+          <w:rFonts w:ascii="Arial" w:eastAsia="Times New Roman" w:hAnsi="Arial" w:cs="Arial"/>
+          <w:color w:val="333333"/>
+          <w:sz w:val="24"/>
+          <w:szCs w:val="24"/>
+          <w:shd w:val="clear" w:color="auto" w:fill="FFFFFF"/>
+          <w:lang w:eastAsia="en-IN"/>
+        </w:rPr>
+        <w:br/>
+        <w:t>n = 4</w:t>
+      </w:r>
+      <w:r>
+        <w:rPr>
+          <w:rFonts w:ascii="Arial" w:eastAsia="Times New Roman" w:hAnsi="Arial" w:cs="Arial"/>
+          <w:color w:val="333333"/>
+          <w:sz w:val="24"/>
+          <w:szCs w:val="24"/>
+          <w:shd w:val="clear" w:color="auto" w:fill="FFFFFF"/>
+          <w:lang w:eastAsia="en-IN"/>
+        </w:rPr>
+        <w:br/>
+        <w:t>Sum = 1 + 2 + 3 + 4 = 10</w:t>
+      </w:r>
+      <w:r>
+        <w:rPr>
+          <w:rFonts w:ascii="Arial" w:eastAsia="Times New Roman" w:hAnsi="Arial" w:cs="Arial"/>
+          <w:color w:val="333333"/>
+          <w:sz w:val="24"/>
+          <w:szCs w:val="24"/>
+          <w:shd w:val="clear" w:color="auto" w:fill="FFFFFF"/>
+          <w:lang w:eastAsia="en-IN"/>
+        </w:rPr>
+        <w:br/>
+        <w:t>n = 5</w:t>
+      </w:r>
+      <w:r>
+        <w:rPr>
+          <w:rFonts w:ascii="Arial" w:eastAsia="Times New Roman" w:hAnsi="Arial" w:cs="Arial"/>
+          <w:color w:val="333333"/>
+          <w:sz w:val="24"/>
+          <w:szCs w:val="24"/>
+          <w:shd w:val="clear" w:color="auto" w:fill="FFFFFF"/>
+          <w:lang w:eastAsia="en-IN"/>
+        </w:rPr>
+        <w:br/>
+        <w:t>Sum = 1+ 2 + 3 + 4 + 5 = 15</w:t>
+      </w:r>
+      <w:r>
+        <w:rPr>
+          <w:rFonts w:ascii="Arial" w:eastAsia="Times New Roman" w:hAnsi="Arial" w:cs="Arial"/>
+          <w:color w:val="333333"/>
+          <w:sz w:val="24"/>
+          <w:szCs w:val="24"/>
+          <w:shd w:val="clear" w:color="auto" w:fill="FFFFFF"/>
+          <w:lang w:eastAsia="en-IN"/>
+        </w:rPr>
+        <w:br/>
+      </w:r>
+      <w:r>
+        <w:rPr>
+          <w:rFonts w:ascii="Arial" w:eastAsia="Times New Roman" w:hAnsi="Arial" w:cs="Arial"/>
+          <w:color w:val="333333"/>
+          <w:sz w:val="24"/>
+          <w:szCs w:val="24"/>
+          <w:shd w:val="clear" w:color="auto" w:fill="FFFFFF"/>
+          <w:lang w:eastAsia="en-IN"/>
+        </w:rPr>
+        <w:br/>
+        <w:t>For n = 5 The sum is greater than the bound value 14 , Maximum n value with sum below the bound is 4.</w:t>
+      </w:r>
+      <w:r>
+        <w:rPr>
+          <w:rFonts w:ascii="Arial" w:eastAsia="Times New Roman" w:hAnsi="Arial" w:cs="Arial"/>
+          <w:color w:val="333333"/>
+          <w:sz w:val="24"/>
+          <w:szCs w:val="24"/>
+          <w:shd w:val="clear" w:color="auto" w:fill="FFFFFF"/>
+          <w:lang w:eastAsia="en-IN"/>
+        </w:rPr>
+        <w:br/>
+      </w:r>
+      <w:r>
+        <w:rPr>
+          <w:rFonts w:ascii="Arial" w:eastAsia="Times New Roman" w:hAnsi="Arial" w:cs="Arial"/>
+          <w:color w:val="333333"/>
+          <w:sz w:val="24"/>
+          <w:szCs w:val="24"/>
+          <w:shd w:val="clear" w:color="auto" w:fill="FFFFFF"/>
+          <w:lang w:eastAsia="en-IN"/>
+        </w:rPr>
+        <w:br/>
+      </w:r>
+      <w:r>
+        <w:rPr>
+          <w:rFonts w:ascii="Arial" w:eastAsia="Times New Roman" w:hAnsi="Arial" w:cs="Arial"/>
+          <w:b/>
+          <w:bCs/>
+          <w:color w:val="333333"/>
+          <w:sz w:val="24"/>
+          <w:szCs w:val="24"/>
+          <w:shd w:val="clear" w:color="auto" w:fill="FFFFFF"/>
+          <w:lang w:eastAsia="en-IN"/>
+        </w:rPr>
+        <w:lastRenderedPageBreak/>
+        <w:t>Sample Input 2:</w:t>
+      </w:r>
+      <w:r>
+        <w:rPr>
+          <w:rFonts w:ascii="Arial" w:eastAsia="Times New Roman" w:hAnsi="Arial" w:cs="Arial"/>
+          <w:color w:val="333333"/>
+          <w:sz w:val="24"/>
+          <w:szCs w:val="24"/>
+          <w:shd w:val="clear" w:color="auto" w:fill="FFFFFF"/>
+          <w:lang w:eastAsia="en-IN"/>
+        </w:rPr>
+        <w:br/>
+        <w:t>21</w:t>
+      </w:r>
+      <w:r>
+        <w:rPr>
+          <w:rFonts w:ascii="Arial" w:eastAsia="Times New Roman" w:hAnsi="Arial" w:cs="Arial"/>
+          <w:color w:val="333333"/>
+          <w:sz w:val="24"/>
+          <w:szCs w:val="24"/>
+          <w:shd w:val="clear" w:color="auto" w:fill="FFFFFF"/>
+          <w:lang w:eastAsia="en-IN"/>
+        </w:rPr>
+        <w:br/>
+      </w:r>
+      <w:r>
+        <w:rPr>
+          <w:rFonts w:ascii="Arial" w:eastAsia="Times New Roman" w:hAnsi="Arial" w:cs="Arial"/>
+          <w:color w:val="333333"/>
+          <w:sz w:val="24"/>
+          <w:szCs w:val="24"/>
+          <w:shd w:val="clear" w:color="auto" w:fill="FFFFFF"/>
+          <w:lang w:eastAsia="en-IN"/>
+        </w:rPr>
+        <w:br/>
+      </w:r>
+      <w:r>
+        <w:rPr>
+          <w:rFonts w:ascii="Arial" w:eastAsia="Times New Roman" w:hAnsi="Arial" w:cs="Arial"/>
+          <w:b/>
+          <w:bCs/>
+          <w:color w:val="333333"/>
+          <w:sz w:val="24"/>
+          <w:szCs w:val="24"/>
+          <w:shd w:val="clear" w:color="auto" w:fill="FFFFFF"/>
+          <w:lang w:eastAsia="en-IN"/>
+        </w:rPr>
+        <w:t>Sample Output 2:</w:t>
+      </w:r>
+      <w:r>
+        <w:rPr>
+          <w:rFonts w:ascii="Arial" w:eastAsia="Times New Roman" w:hAnsi="Arial" w:cs="Arial"/>
+          <w:color w:val="333333"/>
+          <w:sz w:val="24"/>
+          <w:szCs w:val="24"/>
+          <w:shd w:val="clear" w:color="auto" w:fill="FFFFFF"/>
+          <w:lang w:eastAsia="en-IN"/>
+        </w:rPr>
+        <w:br/>
+        <w:t>5</w:t>
+      </w:r>
+      <w:r>
+        <w:rPr>
+          <w:rFonts w:ascii="Arial" w:eastAsia="Times New Roman" w:hAnsi="Arial" w:cs="Arial"/>
+          <w:color w:val="333333"/>
+          <w:sz w:val="21"/>
+          <w:szCs w:val="21"/>
+          <w:shd w:val="clear" w:color="auto" w:fill="FFFFFF"/>
           <w:lang w:eastAsia="en-IN"/>
         </w:rPr>
         <w:t> </w:t>

--- a/Java_PF_2.docx
+++ b/Java_PF_2.docx
@@ -15724,6 +15724,9 @@
     </w:p>
     <w:p>
       <w:pPr>
+        <w:pBdr>
+          <w:bottom w:val="single" w:sz="6" w:space="1" w:color="auto"/>
+        </w:pBdr>
         <w:shd w:val="clear" w:color="auto" w:fill="FFFFFF"/>
         <w:spacing w:line="231" w:lineRule="atLeast"/>
         <w:rPr>
@@ -16283,6 +16286,488 @@
           <w:sz w:val="21"/>
           <w:szCs w:val="21"/>
           <w:shd w:val="clear" w:color="auto" w:fill="FFFFFF"/>
+          <w:lang w:eastAsia="en-IN"/>
+        </w:rPr>
+        <w:t> </w:t>
+      </w:r>
+    </w:p>
+    <w:p>
+      <w:pPr>
+        <w:shd w:val="clear" w:color="auto" w:fill="FFFFFF"/>
+        <w:spacing w:after="0" w:line="240" w:lineRule="auto"/>
+        <w:jc w:val="center"/>
+        <w:rPr>
+          <w:rFonts w:ascii="Segoe UI" w:eastAsia="Times New Roman" w:hAnsi="Segoe UI" w:cs="Segoe UI"/>
+          <w:color w:val="212121"/>
+          <w:sz w:val="23"/>
+          <w:szCs w:val="23"/>
+          <w:lang w:eastAsia="en-IN"/>
+        </w:rPr>
+      </w:pPr>
+      <w:r>
+        <w:rPr>
+          <w:rFonts w:ascii="Arial" w:eastAsia="Times New Roman" w:hAnsi="Arial" w:cs="Arial"/>
+          <w:b/>
+          <w:bCs/>
+          <w:color w:val="333333"/>
+          <w:sz w:val="27"/>
+          <w:szCs w:val="27"/>
+          <w:lang w:eastAsia="en-IN"/>
+        </w:rPr>
+        <w:t>N-smallest Elements</w:t>
+      </w:r>
+    </w:p>
+    <w:p>
+      <w:pPr>
+        <w:shd w:val="clear" w:color="auto" w:fill="FFFFFF"/>
+        <w:spacing w:line="240" w:lineRule="auto"/>
+        <w:rPr>
+          <w:rFonts w:ascii="Segoe UI" w:eastAsia="Times New Roman" w:hAnsi="Segoe UI" w:cs="Segoe UI"/>
+          <w:color w:val="212121"/>
+          <w:sz w:val="23"/>
+          <w:szCs w:val="23"/>
+          <w:lang w:eastAsia="en-IN"/>
+        </w:rPr>
+      </w:pPr>
+      <w:r>
+        <w:rPr>
+          <w:rFonts w:ascii="Arial" w:eastAsia="Times New Roman" w:hAnsi="Arial" w:cs="Arial"/>
+          <w:color w:val="333333"/>
+          <w:sz w:val="21"/>
+          <w:szCs w:val="21"/>
+          <w:lang w:eastAsia="en-IN"/>
+        </w:rPr>
+        <w:br/>
+      </w:r>
+      <w:r>
+        <w:rPr>
+          <w:rFonts w:ascii="Arial" w:eastAsia="Times New Roman" w:hAnsi="Arial" w:cs="Arial"/>
+          <w:color w:val="333333"/>
+          <w:sz w:val="24"/>
+          <w:szCs w:val="24"/>
+          <w:lang w:eastAsia="en-IN"/>
+        </w:rPr>
+        <w:t xml:space="preserve">Shreya was attending a coding competition and she was progressing </w:t>
+      </w:r>
+      <w:proofErr w:type="gramStart"/>
+      <w:r>
+        <w:rPr>
+          <w:rFonts w:ascii="Arial" w:eastAsia="Times New Roman" w:hAnsi="Arial" w:cs="Arial"/>
+          <w:color w:val="333333"/>
+          <w:sz w:val="24"/>
+          <w:szCs w:val="24"/>
+          <w:lang w:eastAsia="en-IN"/>
+        </w:rPr>
+        <w:t>good .</w:t>
+      </w:r>
+      <w:proofErr w:type="gramEnd"/>
+      <w:r>
+        <w:rPr>
+          <w:rFonts w:ascii="Arial" w:eastAsia="Times New Roman" w:hAnsi="Arial" w:cs="Arial"/>
+          <w:color w:val="333333"/>
+          <w:sz w:val="24"/>
+          <w:szCs w:val="24"/>
+          <w:lang w:eastAsia="en-IN"/>
+        </w:rPr>
+        <w:t xml:space="preserve"> Suddenly she got stuck in a problem where she needs to find the n-smallest elements in an </w:t>
+      </w:r>
+      <w:proofErr w:type="gramStart"/>
+      <w:r>
+        <w:rPr>
+          <w:rFonts w:ascii="Arial" w:eastAsia="Times New Roman" w:hAnsi="Arial" w:cs="Arial"/>
+          <w:color w:val="333333"/>
+          <w:sz w:val="24"/>
+          <w:szCs w:val="24"/>
+          <w:lang w:eastAsia="en-IN"/>
+        </w:rPr>
+        <w:t>array .</w:t>
+      </w:r>
+      <w:proofErr w:type="gramEnd"/>
+      <w:r>
+        <w:rPr>
+          <w:rFonts w:ascii="Arial" w:eastAsia="Times New Roman" w:hAnsi="Arial" w:cs="Arial"/>
+          <w:color w:val="333333"/>
+          <w:sz w:val="24"/>
+          <w:szCs w:val="24"/>
+          <w:lang w:eastAsia="en-IN"/>
+        </w:rPr>
+        <w:t xml:space="preserve"> Given an array of integers of size N and n value as inputs , Write a program to help Shreya find the first - n smallest elements from the array but they must be in the same order as they are in given array.</w:t>
+      </w:r>
+      <w:r>
+        <w:rPr>
+          <w:rFonts w:ascii="Arial" w:eastAsia="Times New Roman" w:hAnsi="Arial" w:cs="Arial"/>
+          <w:color w:val="333333"/>
+          <w:sz w:val="24"/>
+          <w:szCs w:val="24"/>
+          <w:lang w:eastAsia="en-IN"/>
+        </w:rPr>
+        <w:br/>
+      </w:r>
+      <w:r>
+        <w:rPr>
+          <w:rFonts w:ascii="Arial" w:eastAsia="Times New Roman" w:hAnsi="Arial" w:cs="Arial"/>
+          <w:color w:val="333333"/>
+          <w:sz w:val="24"/>
+          <w:szCs w:val="24"/>
+          <w:lang w:eastAsia="en-IN"/>
+        </w:rPr>
+        <w:br/>
+      </w:r>
+      <w:r>
+        <w:rPr>
+          <w:rFonts w:ascii="Arial" w:eastAsia="Times New Roman" w:hAnsi="Arial" w:cs="Arial"/>
+          <w:b/>
+          <w:bCs/>
+          <w:color w:val="333333"/>
+          <w:sz w:val="24"/>
+          <w:szCs w:val="24"/>
+          <w:lang w:eastAsia="en-IN"/>
+        </w:rPr>
+        <w:t>Input Format :</w:t>
+      </w:r>
+      <w:r>
+        <w:rPr>
+          <w:rFonts w:ascii="Arial" w:eastAsia="Times New Roman" w:hAnsi="Arial" w:cs="Arial"/>
+          <w:color w:val="333333"/>
+          <w:sz w:val="24"/>
+          <w:szCs w:val="24"/>
+          <w:lang w:eastAsia="en-IN"/>
+        </w:rPr>
+        <w:br/>
+        <w:t>First input is an integer that denotes the size of the array, N.</w:t>
+      </w:r>
+      <w:r>
+        <w:rPr>
+          <w:rFonts w:ascii="Arial" w:eastAsia="Times New Roman" w:hAnsi="Arial" w:cs="Arial"/>
+          <w:color w:val="333333"/>
+          <w:sz w:val="24"/>
+          <w:szCs w:val="24"/>
+          <w:lang w:eastAsia="en-IN"/>
+        </w:rPr>
+        <w:br/>
+        <w:t xml:space="preserve">Second line consists of series of integers </w:t>
+      </w:r>
+      <w:proofErr w:type="spellStart"/>
+      <w:r>
+        <w:rPr>
+          <w:rFonts w:ascii="Arial" w:eastAsia="Times New Roman" w:hAnsi="Arial" w:cs="Arial"/>
+          <w:color w:val="333333"/>
+          <w:sz w:val="24"/>
+          <w:szCs w:val="24"/>
+          <w:lang w:eastAsia="en-IN"/>
+        </w:rPr>
+        <w:t>seperated</w:t>
+      </w:r>
+      <w:proofErr w:type="spellEnd"/>
+      <w:r>
+        <w:rPr>
+          <w:rFonts w:ascii="Arial" w:eastAsia="Times New Roman" w:hAnsi="Arial" w:cs="Arial"/>
+          <w:color w:val="333333"/>
+          <w:sz w:val="24"/>
+          <w:szCs w:val="24"/>
+          <w:lang w:eastAsia="en-IN"/>
+        </w:rPr>
+        <w:t xml:space="preserve"> by a space that denotes the array values.</w:t>
+      </w:r>
+      <w:r>
+        <w:rPr>
+          <w:rFonts w:ascii="Arial" w:eastAsia="Times New Roman" w:hAnsi="Arial" w:cs="Arial"/>
+          <w:color w:val="333333"/>
+          <w:sz w:val="24"/>
+          <w:szCs w:val="24"/>
+          <w:lang w:eastAsia="en-IN"/>
+        </w:rPr>
+        <w:br/>
+        <w:t>Third input is an integer that denotes the n value.</w:t>
+      </w:r>
+      <w:r>
+        <w:rPr>
+          <w:rFonts w:ascii="Arial" w:eastAsia="Times New Roman" w:hAnsi="Arial" w:cs="Arial"/>
+          <w:color w:val="333333"/>
+          <w:sz w:val="24"/>
+          <w:szCs w:val="24"/>
+          <w:lang w:eastAsia="en-IN"/>
+        </w:rPr>
+        <w:br/>
+      </w:r>
+      <w:r>
+        <w:rPr>
+          <w:rFonts w:ascii="Arial" w:eastAsia="Times New Roman" w:hAnsi="Arial" w:cs="Arial"/>
+          <w:color w:val="333333"/>
+          <w:sz w:val="24"/>
+          <w:szCs w:val="24"/>
+          <w:lang w:eastAsia="en-IN"/>
+        </w:rPr>
+        <w:br/>
+      </w:r>
+      <w:r>
+        <w:rPr>
+          <w:rFonts w:ascii="Arial" w:eastAsia="Times New Roman" w:hAnsi="Arial" w:cs="Arial"/>
+          <w:b/>
+          <w:bCs/>
+          <w:color w:val="333333"/>
+          <w:sz w:val="24"/>
+          <w:szCs w:val="24"/>
+          <w:lang w:eastAsia="en-IN"/>
+        </w:rPr>
+        <w:t>Output Format:</w:t>
+      </w:r>
+      <w:r>
+        <w:rPr>
+          <w:rFonts w:ascii="Arial" w:eastAsia="Times New Roman" w:hAnsi="Arial" w:cs="Arial"/>
+          <w:color w:val="333333"/>
+          <w:sz w:val="24"/>
+          <w:szCs w:val="24"/>
+          <w:lang w:eastAsia="en-IN"/>
+        </w:rPr>
+        <w:br/>
+        <w:t xml:space="preserve">Output is a series of integers </w:t>
+      </w:r>
+      <w:proofErr w:type="spellStart"/>
+      <w:r>
+        <w:rPr>
+          <w:rFonts w:ascii="Arial" w:eastAsia="Times New Roman" w:hAnsi="Arial" w:cs="Arial"/>
+          <w:color w:val="333333"/>
+          <w:sz w:val="24"/>
+          <w:szCs w:val="24"/>
+          <w:lang w:eastAsia="en-IN"/>
+        </w:rPr>
+        <w:t>seperated</w:t>
+      </w:r>
+      <w:proofErr w:type="spellEnd"/>
+      <w:r>
+        <w:rPr>
+          <w:rFonts w:ascii="Arial" w:eastAsia="Times New Roman" w:hAnsi="Arial" w:cs="Arial"/>
+          <w:color w:val="333333"/>
+          <w:sz w:val="24"/>
+          <w:szCs w:val="24"/>
+          <w:lang w:eastAsia="en-IN"/>
+        </w:rPr>
+        <w:t xml:space="preserve"> by a space that denotes the n smallest elements.</w:t>
+      </w:r>
+      <w:r>
+        <w:rPr>
+          <w:rFonts w:ascii="Arial" w:eastAsia="Times New Roman" w:hAnsi="Arial" w:cs="Arial"/>
+          <w:color w:val="333333"/>
+          <w:sz w:val="24"/>
+          <w:szCs w:val="24"/>
+          <w:lang w:eastAsia="en-IN"/>
+        </w:rPr>
+        <w:br/>
+      </w:r>
+      <w:r>
+        <w:rPr>
+          <w:rFonts w:ascii="Arial" w:eastAsia="Times New Roman" w:hAnsi="Arial" w:cs="Arial"/>
+          <w:color w:val="333333"/>
+          <w:sz w:val="24"/>
+          <w:szCs w:val="24"/>
+          <w:lang w:eastAsia="en-IN"/>
+        </w:rPr>
+        <w:br/>
+      </w:r>
+      <w:r>
+        <w:rPr>
+          <w:rFonts w:ascii="Arial" w:eastAsia="Times New Roman" w:hAnsi="Arial" w:cs="Arial"/>
+          <w:b/>
+          <w:bCs/>
+          <w:color w:val="333333"/>
+          <w:sz w:val="24"/>
+          <w:szCs w:val="24"/>
+          <w:lang w:eastAsia="en-IN"/>
+        </w:rPr>
+        <w:t>Sample Input 1:</w:t>
+      </w:r>
+      <w:r>
+        <w:rPr>
+          <w:rFonts w:ascii="Arial" w:eastAsia="Times New Roman" w:hAnsi="Arial" w:cs="Arial"/>
+          <w:color w:val="333333"/>
+          <w:sz w:val="24"/>
+          <w:szCs w:val="24"/>
+          <w:lang w:eastAsia="en-IN"/>
+        </w:rPr>
+        <w:br/>
+        <w:t>5</w:t>
+      </w:r>
+      <w:r>
+        <w:rPr>
+          <w:rFonts w:ascii="Arial" w:eastAsia="Times New Roman" w:hAnsi="Arial" w:cs="Arial"/>
+          <w:color w:val="333333"/>
+          <w:sz w:val="24"/>
+          <w:szCs w:val="24"/>
+          <w:lang w:eastAsia="en-IN"/>
+        </w:rPr>
+        <w:br/>
+        <w:t>4 8 2 5 9</w:t>
+      </w:r>
+      <w:r>
+        <w:rPr>
+          <w:rFonts w:ascii="Arial" w:eastAsia="Times New Roman" w:hAnsi="Arial" w:cs="Arial"/>
+          <w:color w:val="333333"/>
+          <w:sz w:val="24"/>
+          <w:szCs w:val="24"/>
+          <w:lang w:eastAsia="en-IN"/>
+        </w:rPr>
+        <w:br/>
+        <w:t>3</w:t>
+      </w:r>
+      <w:r>
+        <w:rPr>
+          <w:rFonts w:ascii="Arial" w:eastAsia="Times New Roman" w:hAnsi="Arial" w:cs="Arial"/>
+          <w:color w:val="333333"/>
+          <w:sz w:val="24"/>
+          <w:szCs w:val="24"/>
+          <w:lang w:eastAsia="en-IN"/>
+        </w:rPr>
+        <w:br/>
+      </w:r>
+      <w:r>
+        <w:rPr>
+          <w:rFonts w:ascii="Arial" w:eastAsia="Times New Roman" w:hAnsi="Arial" w:cs="Arial"/>
+          <w:color w:val="333333"/>
+          <w:sz w:val="24"/>
+          <w:szCs w:val="24"/>
+          <w:lang w:eastAsia="en-IN"/>
+        </w:rPr>
+        <w:br/>
+      </w:r>
+      <w:r>
+        <w:rPr>
+          <w:rFonts w:ascii="Arial" w:eastAsia="Times New Roman" w:hAnsi="Arial" w:cs="Arial"/>
+          <w:b/>
+          <w:bCs/>
+          <w:color w:val="333333"/>
+          <w:sz w:val="24"/>
+          <w:szCs w:val="24"/>
+          <w:lang w:eastAsia="en-IN"/>
+        </w:rPr>
+        <w:t>Sample Output 1:</w:t>
+      </w:r>
+      <w:r>
+        <w:rPr>
+          <w:rFonts w:ascii="Arial" w:eastAsia="Times New Roman" w:hAnsi="Arial" w:cs="Arial"/>
+          <w:color w:val="333333"/>
+          <w:sz w:val="24"/>
+          <w:szCs w:val="24"/>
+          <w:lang w:eastAsia="en-IN"/>
+        </w:rPr>
+        <w:br/>
+        <w:t>4 2 5</w:t>
+      </w:r>
+      <w:r>
+        <w:rPr>
+          <w:rFonts w:ascii="Arial" w:eastAsia="Times New Roman" w:hAnsi="Arial" w:cs="Arial"/>
+          <w:color w:val="333333"/>
+          <w:sz w:val="24"/>
+          <w:szCs w:val="24"/>
+          <w:lang w:eastAsia="en-IN"/>
+        </w:rPr>
+        <w:br/>
+      </w:r>
+      <w:r>
+        <w:rPr>
+          <w:rFonts w:ascii="Arial" w:eastAsia="Times New Roman" w:hAnsi="Arial" w:cs="Arial"/>
+          <w:color w:val="333333"/>
+          <w:sz w:val="24"/>
+          <w:szCs w:val="24"/>
+          <w:lang w:eastAsia="en-IN"/>
+        </w:rPr>
+        <w:br/>
+      </w:r>
+      <w:r>
+        <w:rPr>
+          <w:rFonts w:ascii="Arial" w:eastAsia="Times New Roman" w:hAnsi="Arial" w:cs="Arial"/>
+          <w:b/>
+          <w:bCs/>
+          <w:color w:val="333333"/>
+          <w:sz w:val="24"/>
+          <w:szCs w:val="24"/>
+          <w:lang w:eastAsia="en-IN"/>
+        </w:rPr>
+        <w:t>Sample Input 2:</w:t>
+      </w:r>
+      <w:r>
+        <w:rPr>
+          <w:rFonts w:ascii="Arial" w:eastAsia="Times New Roman" w:hAnsi="Arial" w:cs="Arial"/>
+          <w:color w:val="333333"/>
+          <w:sz w:val="24"/>
+          <w:szCs w:val="24"/>
+          <w:lang w:eastAsia="en-IN"/>
+        </w:rPr>
+        <w:br/>
+        <w:t>10</w:t>
+      </w:r>
+      <w:r>
+        <w:rPr>
+          <w:rFonts w:ascii="Arial" w:eastAsia="Times New Roman" w:hAnsi="Arial" w:cs="Arial"/>
+          <w:color w:val="333333"/>
+          <w:sz w:val="24"/>
+          <w:szCs w:val="24"/>
+          <w:lang w:eastAsia="en-IN"/>
+        </w:rPr>
+        <w:br/>
+        <w:t>7 3 8 11 55 22 1 6 13 2</w:t>
+      </w:r>
+      <w:r>
+        <w:rPr>
+          <w:rFonts w:ascii="Arial" w:eastAsia="Times New Roman" w:hAnsi="Arial" w:cs="Arial"/>
+          <w:color w:val="333333"/>
+          <w:sz w:val="24"/>
+          <w:szCs w:val="24"/>
+          <w:lang w:eastAsia="en-IN"/>
+        </w:rPr>
+        <w:br/>
+        <w:t>5</w:t>
+      </w:r>
+      <w:r>
+        <w:rPr>
+          <w:rFonts w:ascii="Arial" w:eastAsia="Times New Roman" w:hAnsi="Arial" w:cs="Arial"/>
+          <w:color w:val="333333"/>
+          <w:sz w:val="24"/>
+          <w:szCs w:val="24"/>
+          <w:lang w:eastAsia="en-IN"/>
+        </w:rPr>
+        <w:br/>
+      </w:r>
+      <w:r>
+        <w:rPr>
+          <w:rFonts w:ascii="Arial" w:eastAsia="Times New Roman" w:hAnsi="Arial" w:cs="Arial"/>
+          <w:color w:val="333333"/>
+          <w:sz w:val="24"/>
+          <w:szCs w:val="24"/>
+          <w:lang w:eastAsia="en-IN"/>
+        </w:rPr>
+        <w:lastRenderedPageBreak/>
+        <w:br/>
+      </w:r>
+      <w:r>
+        <w:rPr>
+          <w:rFonts w:ascii="Arial" w:eastAsia="Times New Roman" w:hAnsi="Arial" w:cs="Arial"/>
+          <w:b/>
+          <w:bCs/>
+          <w:color w:val="333333"/>
+          <w:sz w:val="24"/>
+          <w:szCs w:val="24"/>
+          <w:lang w:eastAsia="en-IN"/>
+        </w:rPr>
+        <w:t>Sample Output 2:</w:t>
+      </w:r>
+      <w:r>
+        <w:rPr>
+          <w:rFonts w:ascii="Arial" w:eastAsia="Times New Roman" w:hAnsi="Arial" w:cs="Arial"/>
+          <w:color w:val="333333"/>
+          <w:sz w:val="24"/>
+          <w:szCs w:val="24"/>
+          <w:lang w:eastAsia="en-IN"/>
+        </w:rPr>
+        <w:br/>
+        <w:t>7 3 1 6 2</w:t>
+      </w:r>
+      <w:r>
+        <w:rPr>
+          <w:rFonts w:ascii="Arial" w:eastAsia="Times New Roman" w:hAnsi="Arial" w:cs="Arial"/>
+          <w:color w:val="333333"/>
+          <w:sz w:val="21"/>
+          <w:szCs w:val="21"/>
           <w:lang w:eastAsia="en-IN"/>
         </w:rPr>
         <w:t> </w:t>

--- a/Java_PF_2.docx
+++ b/Java_PF_2.docx
@@ -16293,6 +16293,31 @@
     </w:p>
     <w:p>
       <w:pPr>
+        <w:rPr>
+          <w:rFonts w:ascii="Arial" w:eastAsia="Times New Roman" w:hAnsi="Arial" w:cs="Arial"/>
+          <w:b/>
+          <w:bCs/>
+          <w:color w:val="333333"/>
+          <w:sz w:val="27"/>
+          <w:szCs w:val="27"/>
+          <w:lang w:eastAsia="en-IN"/>
+        </w:rPr>
+      </w:pPr>
+      <w:r>
+        <w:rPr>
+          <w:rFonts w:ascii="Arial" w:eastAsia="Times New Roman" w:hAnsi="Arial" w:cs="Arial"/>
+          <w:b/>
+          <w:bCs/>
+          <w:color w:val="333333"/>
+          <w:sz w:val="27"/>
+          <w:szCs w:val="27"/>
+          <w:lang w:eastAsia="en-IN"/>
+        </w:rPr>
+        <w:br w:type="page"/>
+      </w:r>
+    </w:p>
+    <w:p>
+      <w:pPr>
         <w:shd w:val="clear" w:color="auto" w:fill="FFFFFF"/>
         <w:spacing w:after="0" w:line="240" w:lineRule="auto"/>
         <w:jc w:val="center"/>
@@ -16314,6 +16339,7 @@
           <w:szCs w:val="27"/>
           <w:lang w:eastAsia="en-IN"/>
         </w:rPr>
+        <w:lastRenderedPageBreak/>
         <w:t>N-smallest Elements</w:t>
       </w:r>
     </w:p>
@@ -16736,7 +16762,6 @@
           <w:szCs w:val="24"/>
           <w:lang w:eastAsia="en-IN"/>
         </w:rPr>
-        <w:lastRenderedPageBreak/>
         <w:br/>
       </w:r>
       <w:r>
